--- a/Temporal-IO_pt.docx
+++ b/Temporal-IO_pt.docx
@@ -854,6 +854,7 @@
     </w:p>
     <w:p>
       <w:pPr>
+        <w:spacing w:after="0"/>
         <w:ind w:firstLine="284"/>
         <w:rPr>
           <w:rFonts w:ascii="Times New Roman" w:hAnsi="Times New Roman" w:cs="Times New Roman"/>
@@ -915,7 +916,19 @@
         <w:rPr>
           <w:rFonts w:ascii="Times New Roman" w:hAnsi="Times New Roman" w:cs="Times New Roman"/>
         </w:rPr>
-        <w:t>, de forma que</w:t>
+        <w:t xml:space="preserve">, de </w:t>
+      </w:r>
+      <w:r>
+        <w:rPr>
+          <w:rFonts w:ascii="Times New Roman" w:hAnsi="Times New Roman" w:cs="Times New Roman"/>
+        </w:rPr>
+        <w:t>modo</w:t>
+      </w:r>
+      <w:r>
+        <w:rPr>
+          <w:rFonts w:ascii="Times New Roman" w:hAnsi="Times New Roman" w:cs="Times New Roman"/>
+        </w:rPr>
+        <w:t xml:space="preserve"> que</w:t>
       </w:r>
       <w:r>
         <w:rPr>
@@ -1754,22 +1767,34 @@
           <w:lang w:val="es-ES"/>
         </w:rPr>
       </w:pPr>
-      <w:proofErr w:type="spellStart"/>
       <w:r>
         <w:rPr>
           <w:rFonts w:ascii="Times New Roman" w:hAnsi="Times New Roman" w:cs="Times New Roman"/>
           <w:lang w:val="es-ES"/>
         </w:rPr>
-        <w:t>Ativit</w:t>
+        <w:t>A</w:t>
       </w:r>
       <w:r>
         <w:rPr>
           <w:rFonts w:ascii="Times New Roman" w:hAnsi="Times New Roman" w:cs="Times New Roman"/>
           <w:lang w:val="es-ES"/>
         </w:rPr>
+        <w:t>c</w:t>
+      </w:r>
+      <w:r>
+        <w:rPr>
+          <w:rFonts w:ascii="Times New Roman" w:hAnsi="Times New Roman" w:cs="Times New Roman"/>
+          <w:lang w:val="es-ES"/>
+        </w:rPr>
+        <w:t>tivit</w:t>
+      </w:r>
+      <w:r>
+        <w:rPr>
+          <w:rFonts w:ascii="Times New Roman" w:hAnsi="Times New Roman" w:cs="Times New Roman"/>
+          <w:lang w:val="es-ES"/>
+        </w:rPr>
         <w:t>ies</w:t>
       </w:r>
-      <w:proofErr w:type="spellEnd"/>
     </w:p>
     <w:p>
       <w:pPr>
@@ -1907,6 +1932,54 @@
         </w:rPr>
         <w:t>History</w:t>
       </w:r>
+    </w:p>
+    <w:p>
+      <w:pPr>
+        <w:pStyle w:val="PargrafodaLista"/>
+        <w:numPr>
+          <w:ilvl w:val="0"/>
+          <w:numId w:val="10"/>
+        </w:numPr>
+        <w:spacing w:line="240" w:lineRule="auto"/>
+        <w:ind w:left="426" w:firstLine="0"/>
+        <w:rPr>
+          <w:rFonts w:ascii="Times New Roman" w:hAnsi="Times New Roman" w:cs="Times New Roman"/>
+          <w:lang w:val="es-ES"/>
+        </w:rPr>
+      </w:pPr>
+      <w:proofErr w:type="spellStart"/>
+      <w:r>
+        <w:rPr>
+          <w:rFonts w:ascii="Times New Roman" w:hAnsi="Times New Roman" w:cs="Times New Roman"/>
+          <w:lang w:val="es-ES"/>
+        </w:rPr>
+        <w:t>Signals</w:t>
+      </w:r>
+      <w:proofErr w:type="spellEnd"/>
+    </w:p>
+    <w:p>
+      <w:pPr>
+        <w:pStyle w:val="PargrafodaLista"/>
+        <w:numPr>
+          <w:ilvl w:val="0"/>
+          <w:numId w:val="10"/>
+        </w:numPr>
+        <w:spacing w:line="240" w:lineRule="auto"/>
+        <w:ind w:left="426" w:firstLine="0"/>
+        <w:rPr>
+          <w:rFonts w:ascii="Times New Roman" w:hAnsi="Times New Roman" w:cs="Times New Roman"/>
+          <w:lang w:val="es-ES"/>
+        </w:rPr>
+      </w:pPr>
+      <w:proofErr w:type="spellStart"/>
+      <w:r>
+        <w:rPr>
+          <w:rFonts w:ascii="Times New Roman" w:hAnsi="Times New Roman" w:cs="Times New Roman"/>
+          <w:lang w:val="es-ES"/>
+        </w:rPr>
+        <w:t>Queries</w:t>
+      </w:r>
+      <w:proofErr w:type="spellEnd"/>
     </w:p>
     <w:p>
       <w:pPr>
@@ -2072,7 +2145,7 @@
         <w:t xml:space="preserve">histórico, sempre gera </w:t>
       </w:r>
       <w:r>
-        <w:t xml:space="preserve">exactamente </w:t>
+        <w:t xml:space="preserve">exatamente </w:t>
       </w:r>
       <w:r>
         <w:t>as mesmas decisões</w:t>
@@ -2118,8 +2191,7 @@
         </w:numPr>
         <w:ind w:left="426" w:firstLine="0"/>
         <w:rPr>
-          <w:b/>
-          <w:bCs/>
+          <w:rStyle w:val="Forte"/>
         </w:rPr>
       </w:pPr>
       <w:r>
@@ -2149,662 +2221,6 @@
       <w:r>
         <w:t xml:space="preserve"> para isso.</w:t>
       </w:r>
-    </w:p>
-    <w:p>
-      <w:pPr>
-        <w:pStyle w:val="NormalWeb"/>
-        <w:spacing w:before="0" w:beforeAutospacing="0" w:after="0" w:afterAutospacing="0"/>
-      </w:pPr>
-      <w:proofErr w:type="spellStart"/>
-      <w:r>
-        <w:rPr>
-          <w:rStyle w:val="Forte"/>
-          <w:b w:val="0"/>
-          <w:bCs w:val="0"/>
-          <w:lang w:val="es-ES"/>
-        </w:rPr>
-        <w:t>Exemplo</w:t>
-      </w:r>
-      <w:proofErr w:type="spellEnd"/>
-      <w:r>
-        <w:rPr>
-          <w:rStyle w:val="Forte"/>
-          <w:b w:val="0"/>
-          <w:bCs w:val="0"/>
-          <w:lang w:val="es-ES"/>
-        </w:rPr>
-        <w:t xml:space="preserve"> de Workflow</w:t>
-      </w:r>
-    </w:p>
-    <w:tbl>
-      <w:tblPr>
-        <w:tblStyle w:val="TabelacomGrelha"/>
-        <w:tblW w:w="0" w:type="auto"/>
-        <w:tblLook w:val="04A0" w:firstRow="1" w:lastRow="0" w:firstColumn="1" w:lastColumn="0" w:noHBand="0" w:noVBand="1"/>
-      </w:tblPr>
-      <w:tblGrid>
-        <w:gridCol w:w="8494"/>
-      </w:tblGrid>
-      <w:tr>
-        <w:tc>
-          <w:tcPr>
-            <w:tcW w:w="8494" w:type="dxa"/>
-          </w:tcPr>
-          <w:p>
-            <w:pPr>
-              <w:rPr>
-                <w:rStyle w:val="Forte"/>
-                <w:rFonts w:ascii="Times New Roman" w:hAnsi="Times New Roman" w:cs="Times New Roman"/>
-                <w:b w:val="0"/>
-                <w:bCs w:val="0"/>
-                <w:sz w:val="16"/>
-                <w:szCs w:val="16"/>
-                <w:lang w:val="en-US"/>
-              </w:rPr>
-            </w:pPr>
-            <w:r>
-              <w:rPr>
-                <w:rStyle w:val="Forte"/>
-                <w:rFonts w:ascii="Times New Roman" w:hAnsi="Times New Roman" w:cs="Times New Roman"/>
-                <w:b w:val="0"/>
-                <w:bCs w:val="0"/>
-                <w:sz w:val="16"/>
-                <w:szCs w:val="16"/>
-                <w:lang w:val="en-US"/>
-              </w:rPr>
-              <w:t xml:space="preserve">public class </w:t>
-            </w:r>
-            <w:proofErr w:type="spellStart"/>
-            <w:r>
-              <w:rPr>
-                <w:rStyle w:val="Forte"/>
-                <w:rFonts w:ascii="Times New Roman" w:hAnsi="Times New Roman" w:cs="Times New Roman"/>
-                <w:b w:val="0"/>
-                <w:bCs w:val="0"/>
-                <w:sz w:val="16"/>
-                <w:szCs w:val="16"/>
-                <w:lang w:val="en-US"/>
-              </w:rPr>
-              <w:t>OrderWorkflowImpl</w:t>
-            </w:r>
-            <w:proofErr w:type="spellEnd"/>
-            <w:r>
-              <w:rPr>
-                <w:rStyle w:val="Forte"/>
-                <w:rFonts w:ascii="Times New Roman" w:hAnsi="Times New Roman" w:cs="Times New Roman"/>
-                <w:b w:val="0"/>
-                <w:bCs w:val="0"/>
-                <w:sz w:val="16"/>
-                <w:szCs w:val="16"/>
-                <w:lang w:val="en-US"/>
-              </w:rPr>
-              <w:t xml:space="preserve"> implements </w:t>
-            </w:r>
-            <w:proofErr w:type="spellStart"/>
-            <w:r>
-              <w:rPr>
-                <w:rStyle w:val="Forte"/>
-                <w:rFonts w:ascii="Times New Roman" w:hAnsi="Times New Roman" w:cs="Times New Roman"/>
-                <w:b w:val="0"/>
-                <w:bCs w:val="0"/>
-                <w:sz w:val="16"/>
-                <w:szCs w:val="16"/>
-                <w:lang w:val="en-US"/>
-              </w:rPr>
-              <w:t>OrderWorkflow</w:t>
-            </w:r>
-            <w:proofErr w:type="spellEnd"/>
-            <w:r>
-              <w:rPr>
-                <w:rStyle w:val="Forte"/>
-                <w:rFonts w:ascii="Times New Roman" w:hAnsi="Times New Roman" w:cs="Times New Roman"/>
-                <w:b w:val="0"/>
-                <w:bCs w:val="0"/>
-                <w:sz w:val="16"/>
-                <w:szCs w:val="16"/>
-                <w:lang w:val="en-US"/>
-              </w:rPr>
-              <w:t xml:space="preserve"> {</w:t>
-            </w:r>
-          </w:p>
-          <w:p>
-            <w:pPr>
-              <w:rPr>
-                <w:rStyle w:val="Forte"/>
-                <w:rFonts w:ascii="Times New Roman" w:hAnsi="Times New Roman" w:cs="Times New Roman"/>
-                <w:b w:val="0"/>
-                <w:bCs w:val="0"/>
-                <w:sz w:val="16"/>
-                <w:szCs w:val="16"/>
-                <w:lang w:val="en-US"/>
-              </w:rPr>
-            </w:pPr>
-            <w:r>
-              <w:rPr>
-                <w:rStyle w:val="Forte"/>
-                <w:rFonts w:ascii="Times New Roman" w:hAnsi="Times New Roman" w:cs="Times New Roman"/>
-                <w:b w:val="0"/>
-                <w:bCs w:val="0"/>
-                <w:sz w:val="16"/>
-                <w:szCs w:val="16"/>
-                <w:lang w:val="en-US"/>
-              </w:rPr>
-              <w:t xml:space="preserve">  private final </w:t>
-            </w:r>
-            <w:proofErr w:type="spellStart"/>
-            <w:r>
-              <w:rPr>
-                <w:rStyle w:val="Forte"/>
-                <w:rFonts w:ascii="Times New Roman" w:hAnsi="Times New Roman" w:cs="Times New Roman"/>
-                <w:b w:val="0"/>
-                <w:bCs w:val="0"/>
-                <w:sz w:val="16"/>
-                <w:szCs w:val="16"/>
-                <w:lang w:val="en-US"/>
-              </w:rPr>
-              <w:t>OrderActivities</w:t>
-            </w:r>
-            <w:proofErr w:type="spellEnd"/>
-            <w:r>
-              <w:rPr>
-                <w:rStyle w:val="Forte"/>
-                <w:rFonts w:ascii="Times New Roman" w:hAnsi="Times New Roman" w:cs="Times New Roman"/>
-                <w:b w:val="0"/>
-                <w:bCs w:val="0"/>
-                <w:sz w:val="16"/>
-                <w:szCs w:val="16"/>
-                <w:lang w:val="en-US"/>
-              </w:rPr>
-              <w:t xml:space="preserve"> activities =</w:t>
-            </w:r>
-          </w:p>
-          <w:p>
-            <w:pPr>
-              <w:rPr>
-                <w:rStyle w:val="Forte"/>
-                <w:rFonts w:ascii="Times New Roman" w:hAnsi="Times New Roman" w:cs="Times New Roman"/>
-                <w:b w:val="0"/>
-                <w:bCs w:val="0"/>
-                <w:sz w:val="16"/>
-                <w:szCs w:val="16"/>
-                <w:lang w:val="en-US"/>
-              </w:rPr>
-            </w:pPr>
-            <w:r>
-              <w:rPr>
-                <w:rStyle w:val="Forte"/>
-                <w:rFonts w:ascii="Times New Roman" w:hAnsi="Times New Roman" w:cs="Times New Roman"/>
-                <w:b w:val="0"/>
-                <w:bCs w:val="0"/>
-                <w:sz w:val="16"/>
-                <w:szCs w:val="16"/>
-                <w:lang w:val="en-US"/>
-              </w:rPr>
-              <w:t xml:space="preserve">      </w:t>
-            </w:r>
-            <w:proofErr w:type="spellStart"/>
-            <w:r>
-              <w:rPr>
-                <w:rStyle w:val="Forte"/>
-                <w:rFonts w:ascii="Times New Roman" w:hAnsi="Times New Roman" w:cs="Times New Roman"/>
-                <w:b w:val="0"/>
-                <w:bCs w:val="0"/>
-                <w:sz w:val="16"/>
-                <w:szCs w:val="16"/>
-                <w:lang w:val="en-US"/>
-              </w:rPr>
-              <w:t>Workflow.newActivityStub</w:t>
-            </w:r>
-            <w:proofErr w:type="spellEnd"/>
-            <w:r>
-              <w:rPr>
-                <w:rStyle w:val="Forte"/>
-                <w:rFonts w:ascii="Times New Roman" w:hAnsi="Times New Roman" w:cs="Times New Roman"/>
-                <w:b w:val="0"/>
-                <w:bCs w:val="0"/>
-                <w:sz w:val="16"/>
-                <w:szCs w:val="16"/>
-                <w:lang w:val="en-US"/>
-              </w:rPr>
-              <w:t>(</w:t>
-            </w:r>
-            <w:proofErr w:type="spellStart"/>
-            <w:r>
-              <w:rPr>
-                <w:rStyle w:val="Forte"/>
-                <w:rFonts w:ascii="Times New Roman" w:hAnsi="Times New Roman" w:cs="Times New Roman"/>
-                <w:b w:val="0"/>
-                <w:bCs w:val="0"/>
-                <w:sz w:val="16"/>
-                <w:szCs w:val="16"/>
-                <w:lang w:val="en-US"/>
-              </w:rPr>
-              <w:t>OrderActivities.class</w:t>
-            </w:r>
-            <w:proofErr w:type="spellEnd"/>
-            <w:proofErr w:type="gramStart"/>
-            <w:r>
-              <w:rPr>
-                <w:rStyle w:val="Forte"/>
-                <w:rFonts w:ascii="Times New Roman" w:hAnsi="Times New Roman" w:cs="Times New Roman"/>
-                <w:b w:val="0"/>
-                <w:bCs w:val="0"/>
-                <w:sz w:val="16"/>
-                <w:szCs w:val="16"/>
-                <w:lang w:val="en-US"/>
-              </w:rPr>
-              <w:t>);</w:t>
-            </w:r>
-            <w:proofErr w:type="gramEnd"/>
-          </w:p>
-          <w:p>
-            <w:pPr>
-              <w:rPr>
-                <w:rStyle w:val="Forte"/>
-                <w:rFonts w:ascii="Times New Roman" w:hAnsi="Times New Roman" w:cs="Times New Roman"/>
-                <w:b w:val="0"/>
-                <w:bCs w:val="0"/>
-                <w:sz w:val="16"/>
-                <w:szCs w:val="16"/>
-                <w:lang w:val="en-US"/>
-              </w:rPr>
-            </w:pPr>
-          </w:p>
-          <w:p>
-            <w:pPr>
-              <w:rPr>
-                <w:rStyle w:val="Forte"/>
-                <w:rFonts w:ascii="Times New Roman" w:hAnsi="Times New Roman" w:cs="Times New Roman"/>
-                <w:b w:val="0"/>
-                <w:bCs w:val="0"/>
-                <w:sz w:val="16"/>
-                <w:szCs w:val="16"/>
-                <w:lang w:val="en-US"/>
-              </w:rPr>
-            </w:pPr>
-            <w:r>
-              <w:rPr>
-                <w:rStyle w:val="Forte"/>
-                <w:rFonts w:ascii="Times New Roman" w:hAnsi="Times New Roman" w:cs="Times New Roman"/>
-                <w:b w:val="0"/>
-                <w:bCs w:val="0"/>
-                <w:sz w:val="16"/>
-                <w:szCs w:val="16"/>
-                <w:lang w:val="en-US"/>
-              </w:rPr>
-              <w:t xml:space="preserve">  @Override</w:t>
-            </w:r>
-          </w:p>
-          <w:p>
-            <w:pPr>
-              <w:rPr>
-                <w:rStyle w:val="Forte"/>
-                <w:rFonts w:ascii="Times New Roman" w:hAnsi="Times New Roman" w:cs="Times New Roman"/>
-                <w:b w:val="0"/>
-                <w:bCs w:val="0"/>
-                <w:sz w:val="16"/>
-                <w:szCs w:val="16"/>
-                <w:lang w:val="en-US"/>
-              </w:rPr>
-            </w:pPr>
-            <w:r>
-              <w:rPr>
-                <w:rStyle w:val="Forte"/>
-                <w:rFonts w:ascii="Times New Roman" w:hAnsi="Times New Roman" w:cs="Times New Roman"/>
-                <w:b w:val="0"/>
-                <w:bCs w:val="0"/>
-                <w:sz w:val="16"/>
-                <w:szCs w:val="16"/>
-                <w:lang w:val="en-US"/>
-              </w:rPr>
-              <w:t xml:space="preserve">  public void </w:t>
-            </w:r>
-            <w:proofErr w:type="spellStart"/>
-            <w:proofErr w:type="gramStart"/>
-            <w:r>
-              <w:rPr>
-                <w:rStyle w:val="Forte"/>
-                <w:rFonts w:ascii="Times New Roman" w:hAnsi="Times New Roman" w:cs="Times New Roman"/>
-                <w:b w:val="0"/>
-                <w:bCs w:val="0"/>
-                <w:sz w:val="16"/>
-                <w:szCs w:val="16"/>
-                <w:lang w:val="en-US"/>
-              </w:rPr>
-              <w:t>processOrder</w:t>
-            </w:r>
-            <w:proofErr w:type="spellEnd"/>
-            <w:r>
-              <w:rPr>
-                <w:rStyle w:val="Forte"/>
-                <w:rFonts w:ascii="Times New Roman" w:hAnsi="Times New Roman" w:cs="Times New Roman"/>
-                <w:b w:val="0"/>
-                <w:bCs w:val="0"/>
-                <w:sz w:val="16"/>
-                <w:szCs w:val="16"/>
-                <w:lang w:val="en-US"/>
-              </w:rPr>
-              <w:t>(</w:t>
-            </w:r>
-            <w:proofErr w:type="gramEnd"/>
-            <w:r>
-              <w:rPr>
-                <w:rStyle w:val="Forte"/>
-                <w:rFonts w:ascii="Times New Roman" w:hAnsi="Times New Roman" w:cs="Times New Roman"/>
-                <w:b w:val="0"/>
-                <w:bCs w:val="0"/>
-                <w:sz w:val="16"/>
-                <w:szCs w:val="16"/>
-                <w:lang w:val="en-US"/>
-              </w:rPr>
-              <w:t xml:space="preserve">String </w:t>
-            </w:r>
-            <w:proofErr w:type="spellStart"/>
-            <w:r>
-              <w:rPr>
-                <w:rStyle w:val="Forte"/>
-                <w:rFonts w:ascii="Times New Roman" w:hAnsi="Times New Roman" w:cs="Times New Roman"/>
-                <w:b w:val="0"/>
-                <w:bCs w:val="0"/>
-                <w:sz w:val="16"/>
-                <w:szCs w:val="16"/>
-                <w:lang w:val="en-US"/>
-              </w:rPr>
-              <w:t>orderId</w:t>
-            </w:r>
-            <w:proofErr w:type="spellEnd"/>
-            <w:r>
-              <w:rPr>
-                <w:rStyle w:val="Forte"/>
-                <w:rFonts w:ascii="Times New Roman" w:hAnsi="Times New Roman" w:cs="Times New Roman"/>
-                <w:b w:val="0"/>
-                <w:bCs w:val="0"/>
-                <w:sz w:val="16"/>
-                <w:szCs w:val="16"/>
-                <w:lang w:val="en-US"/>
-              </w:rPr>
-              <w:t>) {</w:t>
-            </w:r>
-          </w:p>
-          <w:p>
-            <w:pPr>
-              <w:rPr>
-                <w:rStyle w:val="Forte"/>
-                <w:rFonts w:ascii="Times New Roman" w:hAnsi="Times New Roman" w:cs="Times New Roman"/>
-                <w:b w:val="0"/>
-                <w:bCs w:val="0"/>
-                <w:sz w:val="16"/>
-                <w:szCs w:val="16"/>
-                <w:lang w:val="en-US"/>
-              </w:rPr>
-            </w:pPr>
-            <w:r>
-              <w:rPr>
-                <w:rStyle w:val="Forte"/>
-                <w:rFonts w:ascii="Times New Roman" w:hAnsi="Times New Roman" w:cs="Times New Roman"/>
-                <w:b w:val="0"/>
-                <w:bCs w:val="0"/>
-                <w:sz w:val="16"/>
-                <w:szCs w:val="16"/>
-                <w:lang w:val="en-US"/>
-              </w:rPr>
-              <w:t xml:space="preserve">    </w:t>
-            </w:r>
-            <w:proofErr w:type="spellStart"/>
-            <w:proofErr w:type="gramStart"/>
-            <w:r>
-              <w:rPr>
-                <w:rStyle w:val="Forte"/>
-                <w:rFonts w:ascii="Times New Roman" w:hAnsi="Times New Roman" w:cs="Times New Roman"/>
-                <w:b w:val="0"/>
-                <w:bCs w:val="0"/>
-                <w:sz w:val="16"/>
-                <w:szCs w:val="16"/>
-                <w:lang w:val="en-US"/>
-              </w:rPr>
-              <w:t>activities.reserveStock</w:t>
-            </w:r>
-            <w:proofErr w:type="spellEnd"/>
-            <w:proofErr w:type="gramEnd"/>
-            <w:r>
-              <w:rPr>
-                <w:rStyle w:val="Forte"/>
-                <w:rFonts w:ascii="Times New Roman" w:hAnsi="Times New Roman" w:cs="Times New Roman"/>
-                <w:b w:val="0"/>
-                <w:bCs w:val="0"/>
-                <w:sz w:val="16"/>
-                <w:szCs w:val="16"/>
-                <w:lang w:val="en-US"/>
-              </w:rPr>
-              <w:t>(</w:t>
-            </w:r>
-            <w:proofErr w:type="spellStart"/>
-            <w:r>
-              <w:rPr>
-                <w:rStyle w:val="Forte"/>
-                <w:rFonts w:ascii="Times New Roman" w:hAnsi="Times New Roman" w:cs="Times New Roman"/>
-                <w:b w:val="0"/>
-                <w:bCs w:val="0"/>
-                <w:sz w:val="16"/>
-                <w:szCs w:val="16"/>
-                <w:lang w:val="en-US"/>
-              </w:rPr>
-              <w:t>orderId</w:t>
-            </w:r>
-            <w:proofErr w:type="spellEnd"/>
-            <w:r>
-              <w:rPr>
-                <w:rStyle w:val="Forte"/>
-                <w:rFonts w:ascii="Times New Roman" w:hAnsi="Times New Roman" w:cs="Times New Roman"/>
-                <w:b w:val="0"/>
-                <w:bCs w:val="0"/>
-                <w:sz w:val="16"/>
-                <w:szCs w:val="16"/>
-                <w:lang w:val="en-US"/>
-              </w:rPr>
-              <w:t>);</w:t>
-            </w:r>
-          </w:p>
-          <w:p>
-            <w:pPr>
-              <w:rPr>
-                <w:rStyle w:val="Forte"/>
-                <w:rFonts w:ascii="Times New Roman" w:hAnsi="Times New Roman" w:cs="Times New Roman"/>
-                <w:b w:val="0"/>
-                <w:bCs w:val="0"/>
-                <w:sz w:val="16"/>
-                <w:szCs w:val="16"/>
-                <w:lang w:val="en-US"/>
-              </w:rPr>
-            </w:pPr>
-            <w:r>
-              <w:rPr>
-                <w:rStyle w:val="Forte"/>
-                <w:rFonts w:ascii="Times New Roman" w:hAnsi="Times New Roman" w:cs="Times New Roman"/>
-                <w:b w:val="0"/>
-                <w:bCs w:val="0"/>
-                <w:sz w:val="16"/>
-                <w:szCs w:val="16"/>
-                <w:lang w:val="en-US"/>
-              </w:rPr>
-              <w:t xml:space="preserve">    </w:t>
-            </w:r>
-            <w:proofErr w:type="spellStart"/>
-            <w:proofErr w:type="gramStart"/>
-            <w:r>
-              <w:rPr>
-                <w:rStyle w:val="Forte"/>
-                <w:rFonts w:ascii="Times New Roman" w:hAnsi="Times New Roman" w:cs="Times New Roman"/>
-                <w:b w:val="0"/>
-                <w:bCs w:val="0"/>
-                <w:sz w:val="16"/>
-                <w:szCs w:val="16"/>
-                <w:lang w:val="en-US"/>
-              </w:rPr>
-              <w:t>activities.chargePayment</w:t>
-            </w:r>
-            <w:proofErr w:type="spellEnd"/>
-            <w:proofErr w:type="gramEnd"/>
-            <w:r>
-              <w:rPr>
-                <w:rStyle w:val="Forte"/>
-                <w:rFonts w:ascii="Times New Roman" w:hAnsi="Times New Roman" w:cs="Times New Roman"/>
-                <w:b w:val="0"/>
-                <w:bCs w:val="0"/>
-                <w:sz w:val="16"/>
-                <w:szCs w:val="16"/>
-                <w:lang w:val="en-US"/>
-              </w:rPr>
-              <w:t>(</w:t>
-            </w:r>
-            <w:proofErr w:type="spellStart"/>
-            <w:r>
-              <w:rPr>
-                <w:rStyle w:val="Forte"/>
-                <w:rFonts w:ascii="Times New Roman" w:hAnsi="Times New Roman" w:cs="Times New Roman"/>
-                <w:b w:val="0"/>
-                <w:bCs w:val="0"/>
-                <w:sz w:val="16"/>
-                <w:szCs w:val="16"/>
-                <w:lang w:val="en-US"/>
-              </w:rPr>
-              <w:t>orderId</w:t>
-            </w:r>
-            <w:proofErr w:type="spellEnd"/>
-            <w:r>
-              <w:rPr>
-                <w:rStyle w:val="Forte"/>
-                <w:rFonts w:ascii="Times New Roman" w:hAnsi="Times New Roman" w:cs="Times New Roman"/>
-                <w:b w:val="0"/>
-                <w:bCs w:val="0"/>
-                <w:sz w:val="16"/>
-                <w:szCs w:val="16"/>
-                <w:lang w:val="en-US"/>
-              </w:rPr>
-              <w:t>);</w:t>
-            </w:r>
-          </w:p>
-          <w:p>
-            <w:pPr>
-              <w:rPr>
-                <w:rStyle w:val="Forte"/>
-                <w:rFonts w:ascii="Times New Roman" w:hAnsi="Times New Roman" w:cs="Times New Roman"/>
-                <w:b w:val="0"/>
-                <w:bCs w:val="0"/>
-                <w:sz w:val="16"/>
-                <w:szCs w:val="16"/>
-              </w:rPr>
-            </w:pPr>
-            <w:r>
-              <w:rPr>
-                <w:rStyle w:val="Forte"/>
-                <w:rFonts w:ascii="Times New Roman" w:hAnsi="Times New Roman" w:cs="Times New Roman"/>
-                <w:b w:val="0"/>
-                <w:bCs w:val="0"/>
-                <w:sz w:val="16"/>
-                <w:szCs w:val="16"/>
-                <w:lang w:val="en-US"/>
-              </w:rPr>
-              <w:t xml:space="preserve">    </w:t>
-            </w:r>
-            <w:proofErr w:type="spellStart"/>
-            <w:proofErr w:type="gramStart"/>
-            <w:r>
-              <w:rPr>
-                <w:rStyle w:val="Forte"/>
-                <w:rFonts w:ascii="Times New Roman" w:hAnsi="Times New Roman" w:cs="Times New Roman"/>
-                <w:b w:val="0"/>
-                <w:bCs w:val="0"/>
-                <w:sz w:val="16"/>
-                <w:szCs w:val="16"/>
-              </w:rPr>
-              <w:t>activities.sendConfirmationEmail</w:t>
-            </w:r>
-            <w:proofErr w:type="spellEnd"/>
-            <w:proofErr w:type="gramEnd"/>
-            <w:r>
-              <w:rPr>
-                <w:rStyle w:val="Forte"/>
-                <w:rFonts w:ascii="Times New Roman" w:hAnsi="Times New Roman" w:cs="Times New Roman"/>
-                <w:b w:val="0"/>
-                <w:bCs w:val="0"/>
-                <w:sz w:val="16"/>
-                <w:szCs w:val="16"/>
-              </w:rPr>
-              <w:t>(</w:t>
-            </w:r>
-            <w:proofErr w:type="spellStart"/>
-            <w:r>
-              <w:rPr>
-                <w:rStyle w:val="Forte"/>
-                <w:rFonts w:ascii="Times New Roman" w:hAnsi="Times New Roman" w:cs="Times New Roman"/>
-                <w:b w:val="0"/>
-                <w:bCs w:val="0"/>
-                <w:sz w:val="16"/>
-                <w:szCs w:val="16"/>
-              </w:rPr>
-              <w:t>orderId</w:t>
-            </w:r>
-            <w:proofErr w:type="spellEnd"/>
-            <w:r>
-              <w:rPr>
-                <w:rStyle w:val="Forte"/>
-                <w:rFonts w:ascii="Times New Roman" w:hAnsi="Times New Roman" w:cs="Times New Roman"/>
-                <w:b w:val="0"/>
-                <w:bCs w:val="0"/>
-                <w:sz w:val="16"/>
-                <w:szCs w:val="16"/>
-              </w:rPr>
-              <w:t>);</w:t>
-            </w:r>
-          </w:p>
-          <w:p>
-            <w:pPr>
-              <w:rPr>
-                <w:rStyle w:val="Forte"/>
-                <w:rFonts w:ascii="Times New Roman" w:hAnsi="Times New Roman" w:cs="Times New Roman"/>
-                <w:b w:val="0"/>
-                <w:bCs w:val="0"/>
-                <w:sz w:val="16"/>
-                <w:szCs w:val="16"/>
-              </w:rPr>
-            </w:pPr>
-            <w:r>
-              <w:rPr>
-                <w:rStyle w:val="Forte"/>
-                <w:rFonts w:ascii="Times New Roman" w:hAnsi="Times New Roman" w:cs="Times New Roman"/>
-                <w:b w:val="0"/>
-                <w:bCs w:val="0"/>
-                <w:sz w:val="16"/>
-                <w:szCs w:val="16"/>
-              </w:rPr>
-              <w:t xml:space="preserve">  }</w:t>
-            </w:r>
-          </w:p>
-          <w:p>
-            <w:pPr>
-              <w:pStyle w:val="NormalWeb"/>
-              <w:spacing w:before="0" w:beforeAutospacing="0" w:after="0" w:afterAutospacing="0"/>
-            </w:pPr>
-            <w:r>
-              <w:rPr>
-                <w:rStyle w:val="Forte"/>
-                <w:b w:val="0"/>
-                <w:bCs w:val="0"/>
-                <w:sz w:val="16"/>
-                <w:szCs w:val="16"/>
-              </w:rPr>
-              <w:t>}</w:t>
-            </w:r>
-          </w:p>
-        </w:tc>
-      </w:tr>
-    </w:tbl>
-    <w:p>
-      <w:pPr>
-        <w:pStyle w:val="NormalWeb"/>
-        <w:spacing w:before="0" w:beforeAutospacing="0" w:after="0" w:afterAutospacing="0"/>
-      </w:pPr>
     </w:p>
     <w:p>
       <w:pPr>
@@ -2993,419 +2409,6 @@
       <w:pPr>
         <w:pStyle w:val="NormalWeb"/>
         <w:spacing w:before="0" w:beforeAutospacing="0" w:after="0" w:afterAutospacing="0"/>
-        <w:rPr>
-          <w:b/>
-          <w:bCs/>
-          <w:lang w:val="en-US"/>
-        </w:rPr>
-      </w:pPr>
-    </w:p>
-    <w:p>
-      <w:pPr>
-        <w:pStyle w:val="PargrafodaLista"/>
-        <w:numPr>
-          <w:ilvl w:val="0"/>
-          <w:numId w:val="15"/>
-        </w:numPr>
-        <w:spacing w:before="240" w:after="0"/>
-        <w:ind w:left="284" w:firstLine="0"/>
-        <w:rPr>
-          <w:rFonts w:ascii="Times New Roman" w:hAnsi="Times New Roman" w:cs="Times New Roman"/>
-          <w:b/>
-          <w:bCs/>
-          <w:u w:val="single"/>
-        </w:rPr>
-      </w:pPr>
-      <w:r>
-        <w:rPr>
-          <w:rFonts w:ascii="Times New Roman" w:hAnsi="Times New Roman" w:cs="Times New Roman"/>
-          <w:b/>
-          <w:bCs/>
-          <w:u w:val="single"/>
-        </w:rPr>
-        <w:t>Activit</w:t>
-      </w:r>
-      <w:r>
-        <w:rPr>
-          <w:rFonts w:ascii="Times New Roman" w:hAnsi="Times New Roman" w:cs="Times New Roman"/>
-          <w:b/>
-          <w:bCs/>
-          <w:u w:val="single"/>
-        </w:rPr>
-        <w:t>y</w:t>
-      </w:r>
-    </w:p>
-    <w:p>
-      <w:pPr>
-        <w:ind w:left="284"/>
-        <w:rPr>
-          <w:rFonts w:ascii="Times New Roman" w:hAnsi="Times New Roman" w:cs="Times New Roman"/>
-          <w:kern w:val="0"/>
-        </w:rPr>
-      </w:pPr>
-      <w:r>
-        <w:rPr>
-          <w:rFonts w:ascii="Times New Roman" w:hAnsi="Times New Roman" w:cs="Times New Roman"/>
-          <w:kern w:val="0"/>
-        </w:rPr>
-        <w:t xml:space="preserve">Uma Activity é uma função ou método que executa uma única ação (de curta ou </w:t>
-      </w:r>
-      <w:r>
-        <w:rPr>
-          <w:rFonts w:ascii="Times New Roman" w:hAnsi="Times New Roman" w:cs="Times New Roman"/>
-          <w:kern w:val="0"/>
-        </w:rPr>
-        <w:t>média</w:t>
-      </w:r>
-      <w:r>
-        <w:rPr>
-          <w:rFonts w:ascii="Times New Roman" w:hAnsi="Times New Roman" w:cs="Times New Roman"/>
-          <w:kern w:val="0"/>
-        </w:rPr>
-        <w:t xml:space="preserve"> duração</w:t>
-      </w:r>
-      <w:r>
-        <w:rPr>
-          <w:rFonts w:ascii="Times New Roman" w:hAnsi="Times New Roman" w:cs="Times New Roman"/>
-          <w:kern w:val="0"/>
-        </w:rPr>
-        <w:t>, ou longa se tiver *</w:t>
-      </w:r>
-      <w:proofErr w:type="spellStart"/>
-      <w:r>
-        <w:rPr>
-          <w:rFonts w:ascii="Times New Roman" w:hAnsi="Times New Roman" w:cs="Times New Roman"/>
-          <w:kern w:val="0"/>
-        </w:rPr>
-        <w:t>heartbeat</w:t>
-      </w:r>
-      <w:proofErr w:type="spellEnd"/>
-      <w:r>
-        <w:rPr>
-          <w:rFonts w:ascii="Times New Roman" w:hAnsi="Times New Roman" w:cs="Times New Roman"/>
-          <w:kern w:val="0"/>
-        </w:rPr>
-        <w:t xml:space="preserve"> configurado</w:t>
-      </w:r>
-      <w:r>
-        <w:rPr>
-          <w:rFonts w:ascii="Times New Roman" w:hAnsi="Times New Roman" w:cs="Times New Roman"/>
-          <w:kern w:val="0"/>
-        </w:rPr>
-        <w:t xml:space="preserve">), como chamar outro serviço ou enviar uma mensagem de email, executada fora do contexto do workflow. O código da Activity pode ser não determinístico. </w:t>
-      </w:r>
-      <w:r>
-        <w:rPr>
-          <w:rFonts w:ascii="Times New Roman" w:hAnsi="Times New Roman" w:cs="Times New Roman"/>
-          <w:kern w:val="0"/>
-        </w:rPr>
-        <w:t>É</w:t>
-      </w:r>
-      <w:r>
-        <w:rPr>
-          <w:rFonts w:ascii="Times New Roman" w:hAnsi="Times New Roman" w:cs="Times New Roman"/>
-          <w:kern w:val="0"/>
-        </w:rPr>
-        <w:t xml:space="preserve"> r</w:t>
-      </w:r>
-      <w:r>
-        <w:rPr>
-          <w:rFonts w:ascii="Times New Roman" w:hAnsi="Times New Roman" w:cs="Times New Roman"/>
-          <w:kern w:val="0"/>
-        </w:rPr>
-        <w:t>ecomenda</w:t>
-      </w:r>
-      <w:r>
-        <w:rPr>
-          <w:rFonts w:ascii="Times New Roman" w:hAnsi="Times New Roman" w:cs="Times New Roman"/>
-          <w:kern w:val="0"/>
-        </w:rPr>
-        <w:t>do</w:t>
-      </w:r>
-      <w:r>
-        <w:rPr>
-          <w:rFonts w:ascii="Times New Roman" w:hAnsi="Times New Roman" w:cs="Times New Roman"/>
-          <w:kern w:val="0"/>
-        </w:rPr>
-        <w:t xml:space="preserve"> que seja </w:t>
-      </w:r>
-      <w:r>
-        <w:rPr>
-          <w:rFonts w:ascii="Times New Roman" w:hAnsi="Times New Roman" w:cs="Times New Roman"/>
-          <w:kern w:val="0"/>
-        </w:rPr>
-        <w:t>*</w:t>
-      </w:r>
-      <w:proofErr w:type="spellStart"/>
-      <w:r>
-        <w:rPr>
-          <w:rFonts w:ascii="Times New Roman" w:hAnsi="Times New Roman" w:cs="Times New Roman"/>
-          <w:kern w:val="0"/>
-        </w:rPr>
-        <w:t>idempotente</w:t>
-      </w:r>
-      <w:proofErr w:type="spellEnd"/>
-      <w:r>
-        <w:rPr>
-          <w:rFonts w:ascii="Times New Roman" w:hAnsi="Times New Roman" w:cs="Times New Roman"/>
-          <w:kern w:val="0"/>
-        </w:rPr>
-        <w:t>.</w:t>
-      </w:r>
-      <w:r>
-        <w:rPr>
-          <w:rFonts w:ascii="Times New Roman" w:hAnsi="Times New Roman" w:cs="Times New Roman"/>
-          <w:kern w:val="0"/>
-        </w:rPr>
-        <w:br/>
-      </w:r>
-      <w:r>
-        <w:rPr>
-          <w:rFonts w:ascii="Times New Roman" w:hAnsi="Times New Roman" w:cs="Times New Roman"/>
-        </w:rPr>
-        <w:t xml:space="preserve">As </w:t>
-      </w:r>
-      <w:r>
-        <w:rPr>
-          <w:rFonts w:ascii="Times New Roman" w:hAnsi="Times New Roman" w:cs="Times New Roman"/>
-          <w:kern w:val="0"/>
-        </w:rPr>
-        <w:t xml:space="preserve">activities </w:t>
-      </w:r>
-      <w:r>
-        <w:rPr>
-          <w:rFonts w:ascii="Times New Roman" w:hAnsi="Times New Roman" w:cs="Times New Roman"/>
-          <w:kern w:val="0"/>
-        </w:rPr>
-        <w:t>representam</w:t>
-      </w:r>
-      <w:r>
-        <w:rPr>
-          <w:rFonts w:ascii="Times New Roman" w:hAnsi="Times New Roman" w:cs="Times New Roman"/>
-          <w:kern w:val="0"/>
-        </w:rPr>
-        <w:t xml:space="preserve"> pequenas unidade de trabalho</w:t>
-      </w:r>
-      <w:r>
-        <w:rPr>
-          <w:rFonts w:ascii="Times New Roman" w:hAnsi="Times New Roman" w:cs="Times New Roman"/>
-          <w:kern w:val="0"/>
-        </w:rPr>
-        <w:t xml:space="preserve"> responsáveis por executar operações externas, como</w:t>
-      </w:r>
-      <w:r>
-        <w:rPr>
-          <w:rFonts w:ascii="Times New Roman" w:hAnsi="Times New Roman" w:cs="Times New Roman"/>
-          <w:kern w:val="0"/>
-        </w:rPr>
-        <w:t xml:space="preserve"> </w:t>
-      </w:r>
-      <w:r>
-        <w:rPr>
-          <w:rFonts w:ascii="Times New Roman" w:hAnsi="Times New Roman" w:cs="Times New Roman"/>
-        </w:rPr>
-        <w:t xml:space="preserve">I/O, </w:t>
-      </w:r>
-      <w:r>
-        <w:rPr>
-          <w:rFonts w:ascii="Times New Roman" w:hAnsi="Times New Roman" w:cs="Times New Roman"/>
-        </w:rPr>
-        <w:t>chamadas HTTP, acesso a</w:t>
-      </w:r>
-      <w:r>
-        <w:rPr>
-          <w:rFonts w:ascii="Times New Roman" w:hAnsi="Times New Roman" w:cs="Times New Roman"/>
-        </w:rPr>
-        <w:t xml:space="preserve"> ba</w:t>
-      </w:r>
-      <w:r>
-        <w:rPr>
-          <w:rFonts w:ascii="Times New Roman" w:hAnsi="Times New Roman" w:cs="Times New Roman"/>
-        </w:rPr>
-        <w:t>se</w:t>
-      </w:r>
-      <w:r>
-        <w:rPr>
-          <w:rFonts w:ascii="Times New Roman" w:hAnsi="Times New Roman" w:cs="Times New Roman"/>
-        </w:rPr>
-        <w:t xml:space="preserve"> de dados, etc.</w:t>
-      </w:r>
-    </w:p>
-    <w:p>
-      <w:pPr>
-        <w:autoSpaceDE w:val="0"/>
-        <w:autoSpaceDN w:val="0"/>
-        <w:adjustRightInd w:val="0"/>
-        <w:spacing w:after="0" w:line="240" w:lineRule="auto"/>
-        <w:ind w:left="284"/>
-        <w:rPr>
-          <w:rFonts w:ascii="Times New Roman" w:hAnsi="Times New Roman" w:cs="Times New Roman"/>
-          <w:b/>
-          <w:bCs/>
-          <w:kern w:val="0"/>
-          <w:sz w:val="13"/>
-          <w:szCs w:val="13"/>
-        </w:rPr>
-      </w:pPr>
-      <w:r>
-        <w:rPr>
-          <w:rFonts w:ascii="Times New Roman" w:hAnsi="Times New Roman" w:cs="Times New Roman"/>
-          <w:b/>
-          <w:bCs/>
-          <w:kern w:val="0"/>
-          <w:sz w:val="13"/>
-          <w:szCs w:val="13"/>
-        </w:rPr>
-        <w:lastRenderedPageBreak/>
-        <w:t xml:space="preserve">* </w:t>
-      </w:r>
-      <w:proofErr w:type="spellStart"/>
-      <w:r>
-        <w:rPr>
-          <w:rFonts w:ascii="Times New Roman" w:hAnsi="Times New Roman" w:cs="Times New Roman"/>
-          <w:b/>
-          <w:bCs/>
-          <w:kern w:val="0"/>
-          <w:sz w:val="13"/>
-          <w:szCs w:val="13"/>
-        </w:rPr>
-        <w:t>Heartbeat</w:t>
-      </w:r>
-      <w:proofErr w:type="spellEnd"/>
-    </w:p>
-    <w:p>
-      <w:pPr>
-        <w:autoSpaceDE w:val="0"/>
-        <w:autoSpaceDN w:val="0"/>
-        <w:adjustRightInd w:val="0"/>
-        <w:spacing w:after="0" w:line="240" w:lineRule="auto"/>
-        <w:ind w:left="284"/>
-        <w:rPr>
-          <w:rFonts w:ascii="Times New Roman" w:hAnsi="Times New Roman" w:cs="Times New Roman"/>
-          <w:kern w:val="0"/>
-          <w:sz w:val="13"/>
-          <w:szCs w:val="13"/>
-        </w:rPr>
-      </w:pPr>
-      <w:r>
-        <w:rPr>
-          <w:rFonts w:ascii="Times New Roman" w:hAnsi="Times New Roman" w:cs="Times New Roman"/>
-          <w:kern w:val="0"/>
-          <w:sz w:val="13"/>
-          <w:szCs w:val="13"/>
-        </w:rPr>
-        <w:t xml:space="preserve">É um sinal periódico que uma </w:t>
-      </w:r>
-      <w:proofErr w:type="spellStart"/>
-      <w:r>
-        <w:rPr>
-          <w:rFonts w:ascii="Times New Roman" w:hAnsi="Times New Roman" w:cs="Times New Roman"/>
-          <w:kern w:val="0"/>
-          <w:sz w:val="13"/>
-          <w:szCs w:val="13"/>
-        </w:rPr>
-        <w:t>activity</w:t>
-      </w:r>
-      <w:proofErr w:type="spellEnd"/>
-      <w:r>
-        <w:rPr>
-          <w:rFonts w:ascii="Times New Roman" w:hAnsi="Times New Roman" w:cs="Times New Roman"/>
-          <w:kern w:val="0"/>
-          <w:sz w:val="13"/>
-          <w:szCs w:val="13"/>
-        </w:rPr>
-        <w:t xml:space="preserve"> envia ao Temporal Service dizendo “ainda estou viva e ainda estou a trabalhar”.</w:t>
-      </w:r>
-    </w:p>
-    <w:p>
-      <w:pPr>
-        <w:autoSpaceDE w:val="0"/>
-        <w:autoSpaceDN w:val="0"/>
-        <w:adjustRightInd w:val="0"/>
-        <w:spacing w:after="0" w:line="240" w:lineRule="auto"/>
-        <w:ind w:left="284"/>
-        <w:rPr>
-          <w:rFonts w:ascii="Times New Roman" w:hAnsi="Times New Roman" w:cs="Times New Roman"/>
-          <w:kern w:val="0"/>
-          <w:sz w:val="13"/>
-          <w:szCs w:val="13"/>
-        </w:rPr>
-      </w:pPr>
-    </w:p>
-    <w:p>
-      <w:pPr>
-        <w:autoSpaceDE w:val="0"/>
-        <w:autoSpaceDN w:val="0"/>
-        <w:adjustRightInd w:val="0"/>
-        <w:spacing w:after="0" w:line="240" w:lineRule="auto"/>
-        <w:ind w:left="284"/>
-        <w:rPr>
-          <w:rFonts w:ascii="Times New Roman" w:hAnsi="Times New Roman" w:cs="Times New Roman"/>
-          <w:kern w:val="0"/>
-          <w:sz w:val="13"/>
-          <w:szCs w:val="13"/>
-        </w:rPr>
-      </w:pPr>
-      <w:r>
-        <w:rPr>
-          <w:rFonts w:ascii="Times New Roman" w:hAnsi="Times New Roman" w:cs="Times New Roman"/>
-          <w:b/>
-          <w:bCs/>
-          <w:kern w:val="0"/>
-          <w:sz w:val="13"/>
-          <w:szCs w:val="13"/>
-        </w:rPr>
-        <w:t xml:space="preserve">* </w:t>
-      </w:r>
-      <w:proofErr w:type="spellStart"/>
-      <w:r>
-        <w:rPr>
-          <w:rFonts w:ascii="Times New Roman" w:hAnsi="Times New Roman" w:cs="Times New Roman"/>
-          <w:b/>
-          <w:bCs/>
-          <w:kern w:val="0"/>
-          <w:sz w:val="13"/>
-          <w:szCs w:val="13"/>
-        </w:rPr>
-        <w:t>Idempotência</w:t>
-      </w:r>
-      <w:proofErr w:type="spellEnd"/>
-    </w:p>
-    <w:p>
-      <w:pPr>
-        <w:ind w:left="284"/>
-        <w:rPr>
-          <w:rFonts w:ascii="Times New Roman" w:hAnsi="Times New Roman" w:cs="Times New Roman"/>
-          <w:kern w:val="0"/>
-          <w:sz w:val="13"/>
-          <w:szCs w:val="13"/>
-        </w:rPr>
-      </w:pPr>
-      <w:proofErr w:type="spellStart"/>
-      <w:r>
-        <w:rPr>
-          <w:rFonts w:ascii="Times New Roman" w:hAnsi="Times New Roman" w:cs="Times New Roman"/>
-          <w:kern w:val="0"/>
-          <w:sz w:val="13"/>
-          <w:szCs w:val="13"/>
-        </w:rPr>
-        <w:t>Idempotência</w:t>
-      </w:r>
-      <w:proofErr w:type="spellEnd"/>
-      <w:r>
-        <w:rPr>
-          <w:rFonts w:ascii="Times New Roman" w:hAnsi="Times New Roman" w:cs="Times New Roman"/>
-          <w:kern w:val="0"/>
-          <w:sz w:val="13"/>
-          <w:szCs w:val="13"/>
-        </w:rPr>
-        <w:t xml:space="preserve"> significa que executar uma operação várias vezes produz o mesmo resultado que executá-la apenas uma vez. No contexto de Temporal, as atividades devem ser projetadas para serem executadas com segurança várias vezes, sem causar efeitos colaterais inesperados ou indesejados.</w:t>
-      </w:r>
-    </w:p>
-    <w:p>
-      <w:pPr>
-        <w:pStyle w:val="NormalWeb"/>
-        <w:spacing w:before="0" w:beforeAutospacing="0" w:after="0" w:afterAutospacing="0"/>
       </w:pPr>
       <w:proofErr w:type="spellStart"/>
       <w:r>
@@ -3415,21 +2418,9 @@
           <w:bCs w:val="0"/>
           <w:lang w:val="es-ES"/>
         </w:rPr>
-        <w:t>Exemplo</w:t>
+        <w:t>Implementação</w:t>
       </w:r>
       <w:proofErr w:type="spellEnd"/>
-      <w:r>
-        <w:rPr>
-          <w:rStyle w:val="Forte"/>
-          <w:b w:val="0"/>
-          <w:bCs w:val="0"/>
-          <w:lang w:val="es-ES"/>
-        </w:rPr>
-        <w:t xml:space="preserve"> de </w:t>
-      </w:r>
-      <w:r>
-        <w:t>Activity</w:t>
-      </w:r>
     </w:p>
     <w:tbl>
       <w:tblPr>
@@ -3480,7 +2471,7 @@
                 <w:szCs w:val="16"/>
                 <w:lang w:val="en-US"/>
               </w:rPr>
-              <w:t>OrderActivitiesImpl</w:t>
+              <w:t>OrderWorkflowImpl</w:t>
             </w:r>
             <w:proofErr w:type="spellEnd"/>
             <w:r>
@@ -3506,7 +2497,7 @@
                 <w:szCs w:val="16"/>
                 <w:lang w:val="en-US"/>
               </w:rPr>
-              <w:t>OrderActivities</w:t>
+              <w:t>OrderWorkflow</w:t>
             </w:r>
             <w:proofErr w:type="spellEnd"/>
             <w:r>
@@ -3521,6 +2512,136 @@
               </w:rPr>
               <w:t xml:space="preserve"> {</w:t>
             </w:r>
+          </w:p>
+          <w:p>
+            <w:pPr>
+              <w:rPr>
+                <w:rStyle w:val="Forte"/>
+                <w:rFonts w:ascii="Times New Roman" w:hAnsi="Times New Roman" w:cs="Times New Roman"/>
+                <w:b w:val="0"/>
+                <w:bCs w:val="0"/>
+                <w:sz w:val="16"/>
+                <w:szCs w:val="16"/>
+                <w:lang w:val="en-US"/>
+              </w:rPr>
+            </w:pPr>
+            <w:r>
+              <w:rPr>
+                <w:rStyle w:val="Forte"/>
+                <w:rFonts w:ascii="Times New Roman" w:hAnsi="Times New Roman" w:cs="Times New Roman"/>
+                <w:b w:val="0"/>
+                <w:bCs w:val="0"/>
+                <w:sz w:val="16"/>
+                <w:szCs w:val="16"/>
+                <w:lang w:val="en-US"/>
+              </w:rPr>
+              <w:t xml:space="preserve">  private final </w:t>
+            </w:r>
+            <w:proofErr w:type="spellStart"/>
+            <w:r>
+              <w:rPr>
+                <w:rStyle w:val="Forte"/>
+                <w:rFonts w:ascii="Times New Roman" w:hAnsi="Times New Roman" w:cs="Times New Roman"/>
+                <w:b w:val="0"/>
+                <w:bCs w:val="0"/>
+                <w:sz w:val="16"/>
+                <w:szCs w:val="16"/>
+                <w:lang w:val="en-US"/>
+              </w:rPr>
+              <w:t>OrderActivities</w:t>
+            </w:r>
+            <w:proofErr w:type="spellEnd"/>
+            <w:r>
+              <w:rPr>
+                <w:rStyle w:val="Forte"/>
+                <w:rFonts w:ascii="Times New Roman" w:hAnsi="Times New Roman" w:cs="Times New Roman"/>
+                <w:b w:val="0"/>
+                <w:bCs w:val="0"/>
+                <w:sz w:val="16"/>
+                <w:szCs w:val="16"/>
+                <w:lang w:val="en-US"/>
+              </w:rPr>
+              <w:t xml:space="preserve"> activities =</w:t>
+            </w:r>
+          </w:p>
+          <w:p>
+            <w:pPr>
+              <w:rPr>
+                <w:rStyle w:val="Forte"/>
+                <w:rFonts w:ascii="Times New Roman" w:hAnsi="Times New Roman" w:cs="Times New Roman"/>
+                <w:b w:val="0"/>
+                <w:bCs w:val="0"/>
+                <w:sz w:val="16"/>
+                <w:szCs w:val="16"/>
+                <w:lang w:val="en-US"/>
+              </w:rPr>
+            </w:pPr>
+            <w:r>
+              <w:rPr>
+                <w:rStyle w:val="Forte"/>
+                <w:rFonts w:ascii="Times New Roman" w:hAnsi="Times New Roman" w:cs="Times New Roman"/>
+                <w:b w:val="0"/>
+                <w:bCs w:val="0"/>
+                <w:sz w:val="16"/>
+                <w:szCs w:val="16"/>
+                <w:lang w:val="en-US"/>
+              </w:rPr>
+              <w:t xml:space="preserve">      </w:t>
+            </w:r>
+            <w:proofErr w:type="spellStart"/>
+            <w:r>
+              <w:rPr>
+                <w:rStyle w:val="Forte"/>
+                <w:rFonts w:ascii="Times New Roman" w:hAnsi="Times New Roman" w:cs="Times New Roman"/>
+                <w:b w:val="0"/>
+                <w:bCs w:val="0"/>
+                <w:sz w:val="16"/>
+                <w:szCs w:val="16"/>
+                <w:lang w:val="en-US"/>
+              </w:rPr>
+              <w:t>Workflow.newActivityStub</w:t>
+            </w:r>
+            <w:proofErr w:type="spellEnd"/>
+            <w:r>
+              <w:rPr>
+                <w:rStyle w:val="Forte"/>
+                <w:rFonts w:ascii="Times New Roman" w:hAnsi="Times New Roman" w:cs="Times New Roman"/>
+                <w:b w:val="0"/>
+                <w:bCs w:val="0"/>
+                <w:sz w:val="16"/>
+                <w:szCs w:val="16"/>
+                <w:lang w:val="en-US"/>
+              </w:rPr>
+              <w:t>(</w:t>
+            </w:r>
+            <w:proofErr w:type="spellStart"/>
+            <w:r>
+              <w:rPr>
+                <w:rStyle w:val="Forte"/>
+                <w:rFonts w:ascii="Times New Roman" w:hAnsi="Times New Roman" w:cs="Times New Roman"/>
+                <w:b w:val="0"/>
+                <w:bCs w:val="0"/>
+                <w:sz w:val="16"/>
+                <w:szCs w:val="16"/>
+                <w:lang w:val="en-US"/>
+              </w:rPr>
+              <w:t>OrderActivities.class</w:t>
+            </w:r>
+            <w:proofErr w:type="spellEnd"/>
+            <w:proofErr w:type="gramStart"/>
+            <w:r>
+              <w:rPr>
+                <w:rStyle w:val="Forte"/>
+                <w:rFonts w:ascii="Times New Roman" w:hAnsi="Times New Roman" w:cs="Times New Roman"/>
+                <w:b w:val="0"/>
+                <w:bCs w:val="0"/>
+                <w:sz w:val="16"/>
+                <w:szCs w:val="16"/>
+                <w:lang w:val="en-US"/>
+              </w:rPr>
+              <w:t>);</w:t>
+            </w:r>
+            <w:proofErr w:type="gramEnd"/>
           </w:p>
           <w:p>
             <w:pPr>
@@ -3596,7 +2717,7 @@
                 <w:szCs w:val="16"/>
                 <w:lang w:val="en-US"/>
               </w:rPr>
-              <w:t>reserveStock</w:t>
+              <w:t>processOrder</w:t>
             </w:r>
             <w:proofErr w:type="spellEnd"/>
             <w:r>
@@ -3676,6 +2797,7 @@
               <w:t xml:space="preserve">    </w:t>
             </w:r>
             <w:proofErr w:type="spellStart"/>
+            <w:proofErr w:type="gramStart"/>
             <w:r>
               <w:rPr>
                 <w:rStyle w:val="Forte"/>
@@ -3686,9 +2808,10 @@
                 <w:szCs w:val="16"/>
                 <w:lang w:val="en-US"/>
               </w:rPr>
-              <w:t>stockService.reserve</w:t>
+              <w:t>activities.reserveStock</w:t>
             </w:r>
             <w:proofErr w:type="spellEnd"/>
+            <w:proofErr w:type="gramEnd"/>
             <w:r>
               <w:rPr>
                 <w:rStyle w:val="Forte"/>
@@ -3715,7 +2838,6 @@
               <w:t>orderId</w:t>
             </w:r>
             <w:proofErr w:type="spellEnd"/>
-            <w:proofErr w:type="gramStart"/>
             <w:r>
               <w:rPr>
                 <w:rStyle w:val="Forte"/>
@@ -3728,7 +2850,6 @@
               </w:rPr>
               <w:t>);</w:t>
             </w:r>
-            <w:proofErr w:type="gramEnd"/>
           </w:p>
           <w:p>
             <w:pPr>
@@ -3752,7 +2873,61 @@
                 <w:szCs w:val="16"/>
                 <w:lang w:val="en-US"/>
               </w:rPr>
-              <w:t xml:space="preserve">  }</w:t>
+              <w:t xml:space="preserve">    </w:t>
+            </w:r>
+            <w:proofErr w:type="spellStart"/>
+            <w:proofErr w:type="gramStart"/>
+            <w:r>
+              <w:rPr>
+                <w:rStyle w:val="Forte"/>
+                <w:rFonts w:ascii="Times New Roman" w:hAnsi="Times New Roman" w:cs="Times New Roman"/>
+                <w:b w:val="0"/>
+                <w:bCs w:val="0"/>
+                <w:sz w:val="16"/>
+                <w:szCs w:val="16"/>
+                <w:lang w:val="en-US"/>
+              </w:rPr>
+              <w:t>activities.chargePayment</w:t>
+            </w:r>
+            <w:proofErr w:type="spellEnd"/>
+            <w:proofErr w:type="gramEnd"/>
+            <w:r>
+              <w:rPr>
+                <w:rStyle w:val="Forte"/>
+                <w:rFonts w:ascii="Times New Roman" w:hAnsi="Times New Roman" w:cs="Times New Roman"/>
+                <w:b w:val="0"/>
+                <w:bCs w:val="0"/>
+                <w:sz w:val="16"/>
+                <w:szCs w:val="16"/>
+                <w:lang w:val="en-US"/>
+              </w:rPr>
+              <w:t>(</w:t>
+            </w:r>
+            <w:proofErr w:type="spellStart"/>
+            <w:r>
+              <w:rPr>
+                <w:rStyle w:val="Forte"/>
+                <w:rFonts w:ascii="Times New Roman" w:hAnsi="Times New Roman" w:cs="Times New Roman"/>
+                <w:b w:val="0"/>
+                <w:bCs w:val="0"/>
+                <w:sz w:val="16"/>
+                <w:szCs w:val="16"/>
+                <w:lang w:val="en-US"/>
+              </w:rPr>
+              <w:t>orderId</w:t>
+            </w:r>
+            <w:proofErr w:type="spellEnd"/>
+            <w:r>
+              <w:rPr>
+                <w:rStyle w:val="Forte"/>
+                <w:rFonts w:ascii="Times New Roman" w:hAnsi="Times New Roman" w:cs="Times New Roman"/>
+                <w:b w:val="0"/>
+                <w:bCs w:val="0"/>
+                <w:sz w:val="16"/>
+                <w:szCs w:val="16"/>
+                <w:lang w:val="en-US"/>
+              </w:rPr>
+              <w:t>);</w:t>
             </w:r>
           </w:p>
           <w:p>
@@ -3764,9 +2939,70 @@
                 <w:bCs w:val="0"/>
                 <w:sz w:val="16"/>
                 <w:szCs w:val="16"/>
-                <w:lang w:val="en-US"/>
               </w:rPr>
             </w:pPr>
+            <w:r>
+              <w:rPr>
+                <w:rStyle w:val="Forte"/>
+                <w:rFonts w:ascii="Times New Roman" w:hAnsi="Times New Roman" w:cs="Times New Roman"/>
+                <w:b w:val="0"/>
+                <w:bCs w:val="0"/>
+                <w:sz w:val="16"/>
+                <w:szCs w:val="16"/>
+                <w:lang w:val="en-US"/>
+              </w:rPr>
+              <w:t xml:space="preserve">    </w:t>
+            </w:r>
+            <w:proofErr w:type="spellStart"/>
+            <w:proofErr w:type="gramStart"/>
+            <w:r>
+              <w:rPr>
+                <w:rStyle w:val="Forte"/>
+                <w:rFonts w:ascii="Times New Roman" w:hAnsi="Times New Roman" w:cs="Times New Roman"/>
+                <w:b w:val="0"/>
+                <w:bCs w:val="0"/>
+                <w:sz w:val="16"/>
+                <w:szCs w:val="16"/>
+              </w:rPr>
+              <w:t>activities.sendConfirmationEmail</w:t>
+            </w:r>
+            <w:proofErr w:type="spellEnd"/>
+            <w:proofErr w:type="gramEnd"/>
+            <w:r>
+              <w:rPr>
+                <w:rStyle w:val="Forte"/>
+                <w:rFonts w:ascii="Times New Roman" w:hAnsi="Times New Roman" w:cs="Times New Roman"/>
+                <w:b w:val="0"/>
+                <w:bCs w:val="0"/>
+                <w:sz w:val="16"/>
+                <w:szCs w:val="16"/>
+              </w:rPr>
+              <w:t>(</w:t>
+            </w:r>
+            <w:proofErr w:type="spellStart"/>
+            <w:r>
+              <w:rPr>
+                <w:rStyle w:val="Forte"/>
+                <w:rFonts w:ascii="Times New Roman" w:hAnsi="Times New Roman" w:cs="Times New Roman"/>
+                <w:b w:val="0"/>
+                <w:bCs w:val="0"/>
+                <w:sz w:val="16"/>
+                <w:szCs w:val="16"/>
+              </w:rPr>
+              <w:t>orderId</w:t>
+            </w:r>
+            <w:proofErr w:type="spellEnd"/>
+            <w:r>
+              <w:rPr>
+                <w:rStyle w:val="Forte"/>
+                <w:rFonts w:ascii="Times New Roman" w:hAnsi="Times New Roman" w:cs="Times New Roman"/>
+                <w:b w:val="0"/>
+                <w:bCs w:val="0"/>
+                <w:sz w:val="16"/>
+                <w:szCs w:val="16"/>
+              </w:rPr>
+              <w:t>);</w:t>
+            </w:r>
           </w:p>
           <w:p>
             <w:pPr>
@@ -3777,7 +3013,6 @@
                 <w:bCs w:val="0"/>
                 <w:sz w:val="16"/>
                 <w:szCs w:val="16"/>
-                <w:lang w:val="en-US"/>
               </w:rPr>
             </w:pPr>
             <w:r>
@@ -3788,525 +3023,6 @@
                 <w:bCs w:val="0"/>
                 <w:sz w:val="16"/>
                 <w:szCs w:val="16"/>
-                <w:lang w:val="en-US"/>
-              </w:rPr>
-              <w:t xml:space="preserve">  @Override</w:t>
-            </w:r>
-          </w:p>
-          <w:p>
-            <w:pPr>
-              <w:rPr>
-                <w:rStyle w:val="Forte"/>
-                <w:rFonts w:ascii="Times New Roman" w:hAnsi="Times New Roman" w:cs="Times New Roman"/>
-                <w:b w:val="0"/>
-                <w:bCs w:val="0"/>
-                <w:sz w:val="16"/>
-                <w:szCs w:val="16"/>
-                <w:lang w:val="en-US"/>
-              </w:rPr>
-            </w:pPr>
-            <w:r>
-              <w:rPr>
-                <w:rStyle w:val="Forte"/>
-                <w:rFonts w:ascii="Times New Roman" w:hAnsi="Times New Roman" w:cs="Times New Roman"/>
-                <w:b w:val="0"/>
-                <w:bCs w:val="0"/>
-                <w:sz w:val="16"/>
-                <w:szCs w:val="16"/>
-                <w:lang w:val="en-US"/>
-              </w:rPr>
-              <w:t xml:space="preserve">  public void </w:t>
-            </w:r>
-            <w:proofErr w:type="spellStart"/>
-            <w:proofErr w:type="gramStart"/>
-            <w:r>
-              <w:rPr>
-                <w:rStyle w:val="Forte"/>
-                <w:rFonts w:ascii="Times New Roman" w:hAnsi="Times New Roman" w:cs="Times New Roman"/>
-                <w:b w:val="0"/>
-                <w:bCs w:val="0"/>
-                <w:sz w:val="16"/>
-                <w:szCs w:val="16"/>
-                <w:lang w:val="en-US"/>
-              </w:rPr>
-              <w:t>chargePayment</w:t>
-            </w:r>
-            <w:proofErr w:type="spellEnd"/>
-            <w:r>
-              <w:rPr>
-                <w:rStyle w:val="Forte"/>
-                <w:rFonts w:ascii="Times New Roman" w:hAnsi="Times New Roman" w:cs="Times New Roman"/>
-                <w:b w:val="0"/>
-                <w:bCs w:val="0"/>
-                <w:sz w:val="16"/>
-                <w:szCs w:val="16"/>
-                <w:lang w:val="en-US"/>
-              </w:rPr>
-              <w:t>(</w:t>
-            </w:r>
-            <w:proofErr w:type="gramEnd"/>
-            <w:r>
-              <w:rPr>
-                <w:rStyle w:val="Forte"/>
-                <w:rFonts w:ascii="Times New Roman" w:hAnsi="Times New Roman" w:cs="Times New Roman"/>
-                <w:b w:val="0"/>
-                <w:bCs w:val="0"/>
-                <w:sz w:val="16"/>
-                <w:szCs w:val="16"/>
-                <w:lang w:val="en-US"/>
-              </w:rPr>
-              <w:t xml:space="preserve">String </w:t>
-            </w:r>
-            <w:proofErr w:type="spellStart"/>
-            <w:r>
-              <w:rPr>
-                <w:rStyle w:val="Forte"/>
-                <w:rFonts w:ascii="Times New Roman" w:hAnsi="Times New Roman" w:cs="Times New Roman"/>
-                <w:b w:val="0"/>
-                <w:bCs w:val="0"/>
-                <w:sz w:val="16"/>
-                <w:szCs w:val="16"/>
-                <w:lang w:val="en-US"/>
-              </w:rPr>
-              <w:t>orderId</w:t>
-            </w:r>
-            <w:proofErr w:type="spellEnd"/>
-            <w:r>
-              <w:rPr>
-                <w:rStyle w:val="Forte"/>
-                <w:rFonts w:ascii="Times New Roman" w:hAnsi="Times New Roman" w:cs="Times New Roman"/>
-                <w:b w:val="0"/>
-                <w:bCs w:val="0"/>
-                <w:sz w:val="16"/>
-                <w:szCs w:val="16"/>
-                <w:lang w:val="en-US"/>
-              </w:rPr>
-              <w:t>) {</w:t>
-            </w:r>
-          </w:p>
-          <w:p>
-            <w:pPr>
-              <w:rPr>
-                <w:rStyle w:val="Forte"/>
-                <w:rFonts w:ascii="Times New Roman" w:hAnsi="Times New Roman" w:cs="Times New Roman"/>
-                <w:b w:val="0"/>
-                <w:bCs w:val="0"/>
-                <w:sz w:val="16"/>
-                <w:szCs w:val="16"/>
-                <w:lang w:val="en-US"/>
-              </w:rPr>
-            </w:pPr>
-            <w:r>
-              <w:rPr>
-                <w:rStyle w:val="Forte"/>
-                <w:rFonts w:ascii="Times New Roman" w:hAnsi="Times New Roman" w:cs="Times New Roman"/>
-                <w:b w:val="0"/>
-                <w:bCs w:val="0"/>
-                <w:sz w:val="16"/>
-                <w:szCs w:val="16"/>
-                <w:lang w:val="en-US"/>
-              </w:rPr>
-              <w:t xml:space="preserve">    </w:t>
-            </w:r>
-            <w:proofErr w:type="spellStart"/>
-            <w:r>
-              <w:rPr>
-                <w:rStyle w:val="Forte"/>
-                <w:rFonts w:ascii="Times New Roman" w:hAnsi="Times New Roman" w:cs="Times New Roman"/>
-                <w:b w:val="0"/>
-                <w:bCs w:val="0"/>
-                <w:sz w:val="16"/>
-                <w:szCs w:val="16"/>
-                <w:lang w:val="en-US"/>
-              </w:rPr>
-              <w:t>paymentService.charge</w:t>
-            </w:r>
-            <w:proofErr w:type="spellEnd"/>
-            <w:r>
-              <w:rPr>
-                <w:rStyle w:val="Forte"/>
-                <w:rFonts w:ascii="Times New Roman" w:hAnsi="Times New Roman" w:cs="Times New Roman"/>
-                <w:b w:val="0"/>
-                <w:bCs w:val="0"/>
-                <w:sz w:val="16"/>
-                <w:szCs w:val="16"/>
-                <w:lang w:val="en-US"/>
-              </w:rPr>
-              <w:t>(</w:t>
-            </w:r>
-            <w:proofErr w:type="spellStart"/>
-            <w:r>
-              <w:rPr>
-                <w:rStyle w:val="Forte"/>
-                <w:rFonts w:ascii="Times New Roman" w:hAnsi="Times New Roman" w:cs="Times New Roman"/>
-                <w:b w:val="0"/>
-                <w:bCs w:val="0"/>
-                <w:sz w:val="16"/>
-                <w:szCs w:val="16"/>
-                <w:lang w:val="en-US"/>
-              </w:rPr>
-              <w:t>orderId</w:t>
-            </w:r>
-            <w:proofErr w:type="spellEnd"/>
-            <w:r>
-              <w:rPr>
-                <w:rStyle w:val="Forte"/>
-                <w:rFonts w:ascii="Times New Roman" w:hAnsi="Times New Roman" w:cs="Times New Roman"/>
-                <w:b w:val="0"/>
-                <w:bCs w:val="0"/>
-                <w:sz w:val="16"/>
-                <w:szCs w:val="16"/>
-                <w:lang w:val="en-US"/>
-              </w:rPr>
-              <w:t xml:space="preserve">); // </w:t>
-            </w:r>
-            <w:proofErr w:type="spellStart"/>
-            <w:r>
-              <w:rPr>
-                <w:rStyle w:val="Forte"/>
-                <w:rFonts w:ascii="Times New Roman" w:hAnsi="Times New Roman" w:cs="Times New Roman"/>
-                <w:b w:val="0"/>
-                <w:bCs w:val="0"/>
-                <w:sz w:val="16"/>
-                <w:szCs w:val="16"/>
-                <w:lang w:val="en-US"/>
-              </w:rPr>
-              <w:t>utilizar</w:t>
-            </w:r>
-            <w:proofErr w:type="spellEnd"/>
-            <w:r>
-              <w:rPr>
-                <w:rStyle w:val="Forte"/>
-                <w:rFonts w:ascii="Times New Roman" w:hAnsi="Times New Roman" w:cs="Times New Roman"/>
-                <w:b w:val="0"/>
-                <w:bCs w:val="0"/>
-                <w:sz w:val="16"/>
-                <w:szCs w:val="16"/>
-                <w:lang w:val="en-US"/>
-              </w:rPr>
-              <w:t xml:space="preserve"> </w:t>
-            </w:r>
-            <w:proofErr w:type="spellStart"/>
-            <w:r>
-              <w:rPr>
-                <w:rStyle w:val="Forte"/>
-                <w:rFonts w:ascii="Times New Roman" w:hAnsi="Times New Roman" w:cs="Times New Roman"/>
-                <w:b w:val="0"/>
-                <w:bCs w:val="0"/>
-                <w:sz w:val="16"/>
-                <w:szCs w:val="16"/>
-                <w:lang w:val="en-US"/>
-              </w:rPr>
-              <w:t>orderId</w:t>
-            </w:r>
-            <w:proofErr w:type="spellEnd"/>
-            <w:r>
-              <w:rPr>
-                <w:rStyle w:val="Forte"/>
-                <w:rFonts w:ascii="Times New Roman" w:hAnsi="Times New Roman" w:cs="Times New Roman"/>
-                <w:b w:val="0"/>
-                <w:bCs w:val="0"/>
-                <w:sz w:val="16"/>
-                <w:szCs w:val="16"/>
-                <w:lang w:val="en-US"/>
-              </w:rPr>
-              <w:t xml:space="preserve"> </w:t>
-            </w:r>
-            <w:proofErr w:type="spellStart"/>
-            <w:r>
-              <w:rPr>
-                <w:rStyle w:val="Forte"/>
-                <w:rFonts w:ascii="Times New Roman" w:hAnsi="Times New Roman" w:cs="Times New Roman"/>
-                <w:b w:val="0"/>
-                <w:bCs w:val="0"/>
-                <w:sz w:val="16"/>
-                <w:szCs w:val="16"/>
-                <w:lang w:val="en-US"/>
-              </w:rPr>
-              <w:t>como</w:t>
-            </w:r>
-            <w:proofErr w:type="spellEnd"/>
-            <w:r>
-              <w:rPr>
-                <w:rStyle w:val="Forte"/>
-                <w:rFonts w:ascii="Times New Roman" w:hAnsi="Times New Roman" w:cs="Times New Roman"/>
-                <w:b w:val="0"/>
-                <w:bCs w:val="0"/>
-                <w:sz w:val="16"/>
-                <w:szCs w:val="16"/>
-                <w:lang w:val="en-US"/>
-              </w:rPr>
-              <w:t xml:space="preserve"> clave </w:t>
-            </w:r>
-            <w:proofErr w:type="spellStart"/>
-            <w:r>
-              <w:rPr>
-                <w:rStyle w:val="Forte"/>
-                <w:rFonts w:ascii="Times New Roman" w:hAnsi="Times New Roman" w:cs="Times New Roman"/>
-                <w:b w:val="0"/>
-                <w:bCs w:val="0"/>
-                <w:sz w:val="16"/>
-                <w:szCs w:val="16"/>
-                <w:lang w:val="en-US"/>
-              </w:rPr>
-              <w:t>idempotente</w:t>
-            </w:r>
-            <w:proofErr w:type="spellEnd"/>
-          </w:p>
-          <w:p>
-            <w:pPr>
-              <w:rPr>
-                <w:rStyle w:val="Forte"/>
-                <w:rFonts w:ascii="Times New Roman" w:hAnsi="Times New Roman" w:cs="Times New Roman"/>
-                <w:b w:val="0"/>
-                <w:bCs w:val="0"/>
-                <w:sz w:val="16"/>
-                <w:szCs w:val="16"/>
-                <w:lang w:val="en-US"/>
-              </w:rPr>
-            </w:pPr>
-            <w:r>
-              <w:rPr>
-                <w:rStyle w:val="Forte"/>
-                <w:rFonts w:ascii="Times New Roman" w:hAnsi="Times New Roman" w:cs="Times New Roman"/>
-                <w:b w:val="0"/>
-                <w:bCs w:val="0"/>
-                <w:sz w:val="16"/>
-                <w:szCs w:val="16"/>
-                <w:lang w:val="en-US"/>
-              </w:rPr>
-              <w:t xml:space="preserve">  }</w:t>
-            </w:r>
-          </w:p>
-          <w:p>
-            <w:pPr>
-              <w:rPr>
-                <w:rStyle w:val="Forte"/>
-                <w:rFonts w:ascii="Times New Roman" w:hAnsi="Times New Roman" w:cs="Times New Roman"/>
-                <w:b w:val="0"/>
-                <w:bCs w:val="0"/>
-                <w:sz w:val="16"/>
-                <w:szCs w:val="16"/>
-                <w:lang w:val="en-US"/>
-              </w:rPr>
-            </w:pPr>
-          </w:p>
-          <w:p>
-            <w:pPr>
-              <w:rPr>
-                <w:rStyle w:val="Forte"/>
-                <w:rFonts w:ascii="Times New Roman" w:hAnsi="Times New Roman" w:cs="Times New Roman"/>
-                <w:b w:val="0"/>
-                <w:bCs w:val="0"/>
-                <w:sz w:val="16"/>
-                <w:szCs w:val="16"/>
-                <w:lang w:val="en-US"/>
-              </w:rPr>
-            </w:pPr>
-            <w:r>
-              <w:rPr>
-                <w:rStyle w:val="Forte"/>
-                <w:rFonts w:ascii="Times New Roman" w:hAnsi="Times New Roman" w:cs="Times New Roman"/>
-                <w:b w:val="0"/>
-                <w:bCs w:val="0"/>
-                <w:sz w:val="16"/>
-                <w:szCs w:val="16"/>
-                <w:lang w:val="en-US"/>
-              </w:rPr>
-              <w:t xml:space="preserve">  @Override</w:t>
-            </w:r>
-          </w:p>
-          <w:p>
-            <w:pPr>
-              <w:rPr>
-                <w:rStyle w:val="Forte"/>
-                <w:rFonts w:ascii="Times New Roman" w:hAnsi="Times New Roman" w:cs="Times New Roman"/>
-                <w:b w:val="0"/>
-                <w:bCs w:val="0"/>
-                <w:sz w:val="16"/>
-                <w:szCs w:val="16"/>
-                <w:lang w:val="en-US"/>
-              </w:rPr>
-            </w:pPr>
-            <w:r>
-              <w:rPr>
-                <w:rStyle w:val="Forte"/>
-                <w:rFonts w:ascii="Times New Roman" w:hAnsi="Times New Roman" w:cs="Times New Roman"/>
-                <w:b w:val="0"/>
-                <w:bCs w:val="0"/>
-                <w:sz w:val="16"/>
-                <w:szCs w:val="16"/>
-                <w:lang w:val="en-US"/>
-              </w:rPr>
-              <w:t xml:space="preserve">  public void </w:t>
-            </w:r>
-            <w:proofErr w:type="spellStart"/>
-            <w:proofErr w:type="gramStart"/>
-            <w:r>
-              <w:rPr>
-                <w:rStyle w:val="Forte"/>
-                <w:rFonts w:ascii="Times New Roman" w:hAnsi="Times New Roman" w:cs="Times New Roman"/>
-                <w:b w:val="0"/>
-                <w:bCs w:val="0"/>
-                <w:sz w:val="16"/>
-                <w:szCs w:val="16"/>
-                <w:lang w:val="en-US"/>
-              </w:rPr>
-              <w:t>sendConfirmationEmail</w:t>
-            </w:r>
-            <w:proofErr w:type="spellEnd"/>
-            <w:r>
-              <w:rPr>
-                <w:rStyle w:val="Forte"/>
-                <w:rFonts w:ascii="Times New Roman" w:hAnsi="Times New Roman" w:cs="Times New Roman"/>
-                <w:b w:val="0"/>
-                <w:bCs w:val="0"/>
-                <w:sz w:val="16"/>
-                <w:szCs w:val="16"/>
-                <w:lang w:val="en-US"/>
-              </w:rPr>
-              <w:t>(</w:t>
-            </w:r>
-            <w:proofErr w:type="gramEnd"/>
-            <w:r>
-              <w:rPr>
-                <w:rStyle w:val="Forte"/>
-                <w:rFonts w:ascii="Times New Roman" w:hAnsi="Times New Roman" w:cs="Times New Roman"/>
-                <w:b w:val="0"/>
-                <w:bCs w:val="0"/>
-                <w:sz w:val="16"/>
-                <w:szCs w:val="16"/>
-                <w:lang w:val="en-US"/>
-              </w:rPr>
-              <w:t xml:space="preserve">String </w:t>
-            </w:r>
-            <w:proofErr w:type="spellStart"/>
-            <w:r>
-              <w:rPr>
-                <w:rStyle w:val="Forte"/>
-                <w:rFonts w:ascii="Times New Roman" w:hAnsi="Times New Roman" w:cs="Times New Roman"/>
-                <w:b w:val="0"/>
-                <w:bCs w:val="0"/>
-                <w:sz w:val="16"/>
-                <w:szCs w:val="16"/>
-                <w:lang w:val="en-US"/>
-              </w:rPr>
-              <w:t>orderId</w:t>
-            </w:r>
-            <w:proofErr w:type="spellEnd"/>
-            <w:r>
-              <w:rPr>
-                <w:rStyle w:val="Forte"/>
-                <w:rFonts w:ascii="Times New Roman" w:hAnsi="Times New Roman" w:cs="Times New Roman"/>
-                <w:b w:val="0"/>
-                <w:bCs w:val="0"/>
-                <w:sz w:val="16"/>
-                <w:szCs w:val="16"/>
-                <w:lang w:val="en-US"/>
-              </w:rPr>
-              <w:t>) {</w:t>
-            </w:r>
-          </w:p>
-          <w:p>
-            <w:pPr>
-              <w:rPr>
-                <w:rStyle w:val="Forte"/>
-                <w:rFonts w:ascii="Times New Roman" w:hAnsi="Times New Roman" w:cs="Times New Roman"/>
-                <w:b w:val="0"/>
-                <w:bCs w:val="0"/>
-                <w:sz w:val="16"/>
-                <w:szCs w:val="16"/>
-                <w:lang w:val="en-US"/>
-              </w:rPr>
-            </w:pPr>
-            <w:r>
-              <w:rPr>
-                <w:rStyle w:val="Forte"/>
-                <w:rFonts w:ascii="Times New Roman" w:hAnsi="Times New Roman" w:cs="Times New Roman"/>
-                <w:b w:val="0"/>
-                <w:bCs w:val="0"/>
-                <w:sz w:val="16"/>
-                <w:szCs w:val="16"/>
-                <w:lang w:val="en-US"/>
-              </w:rPr>
-              <w:t xml:space="preserve">    </w:t>
-            </w:r>
-            <w:proofErr w:type="spellStart"/>
-            <w:r>
-              <w:rPr>
-                <w:rStyle w:val="Forte"/>
-                <w:rFonts w:ascii="Times New Roman" w:hAnsi="Times New Roman" w:cs="Times New Roman"/>
-                <w:b w:val="0"/>
-                <w:bCs w:val="0"/>
-                <w:sz w:val="16"/>
-                <w:szCs w:val="16"/>
-                <w:lang w:val="en-US"/>
-              </w:rPr>
-              <w:t>emailService.send</w:t>
-            </w:r>
-            <w:proofErr w:type="spellEnd"/>
-            <w:r>
-              <w:rPr>
-                <w:rStyle w:val="Forte"/>
-                <w:rFonts w:ascii="Times New Roman" w:hAnsi="Times New Roman" w:cs="Times New Roman"/>
-                <w:b w:val="0"/>
-                <w:bCs w:val="0"/>
-                <w:sz w:val="16"/>
-                <w:szCs w:val="16"/>
-                <w:lang w:val="en-US"/>
-              </w:rPr>
-              <w:t>(</w:t>
-            </w:r>
-            <w:proofErr w:type="spellStart"/>
-            <w:r>
-              <w:rPr>
-                <w:rStyle w:val="Forte"/>
-                <w:rFonts w:ascii="Times New Roman" w:hAnsi="Times New Roman" w:cs="Times New Roman"/>
-                <w:b w:val="0"/>
-                <w:bCs w:val="0"/>
-                <w:sz w:val="16"/>
-                <w:szCs w:val="16"/>
-                <w:lang w:val="en-US"/>
-              </w:rPr>
-              <w:t>orderId</w:t>
-            </w:r>
-            <w:proofErr w:type="spellEnd"/>
-            <w:proofErr w:type="gramStart"/>
-            <w:r>
-              <w:rPr>
-                <w:rStyle w:val="Forte"/>
-                <w:rFonts w:ascii="Times New Roman" w:hAnsi="Times New Roman" w:cs="Times New Roman"/>
-                <w:b w:val="0"/>
-                <w:bCs w:val="0"/>
-                <w:sz w:val="16"/>
-                <w:szCs w:val="16"/>
-                <w:lang w:val="en-US"/>
-              </w:rPr>
-              <w:t>);</w:t>
-            </w:r>
-            <w:proofErr w:type="gramEnd"/>
-          </w:p>
-          <w:p>
-            <w:pPr>
-              <w:rPr>
-                <w:rStyle w:val="Forte"/>
-                <w:rFonts w:ascii="Times New Roman" w:hAnsi="Times New Roman" w:cs="Times New Roman"/>
-                <w:b w:val="0"/>
-                <w:bCs w:val="0"/>
-                <w:sz w:val="16"/>
-                <w:szCs w:val="16"/>
-                <w:lang w:val="en-US"/>
-              </w:rPr>
-            </w:pPr>
-            <w:r>
-              <w:rPr>
-                <w:rStyle w:val="Forte"/>
-                <w:rFonts w:ascii="Times New Roman" w:hAnsi="Times New Roman" w:cs="Times New Roman"/>
-                <w:b w:val="0"/>
-                <w:bCs w:val="0"/>
-                <w:sz w:val="16"/>
-                <w:szCs w:val="16"/>
-                <w:lang w:val="en-US"/>
               </w:rPr>
               <w:t xml:space="preserve">  }</w:t>
             </w:r>
@@ -4323,7 +3039,6 @@
                 <w:bCs w:val="0"/>
                 <w:sz w:val="16"/>
                 <w:szCs w:val="16"/>
-                <w:lang w:val="en-US"/>
               </w:rPr>
               <w:t>}</w:t>
             </w:r>
@@ -4335,7 +3050,414 @@
       <w:pPr>
         <w:pStyle w:val="NormalWeb"/>
         <w:spacing w:before="0" w:beforeAutospacing="0" w:after="0" w:afterAutospacing="0"/>
-      </w:pPr>
+        <w:rPr>
+          <w:b/>
+          <w:bCs/>
+          <w:lang w:val="en-US"/>
+        </w:rPr>
+      </w:pPr>
+    </w:p>
+    <w:p>
+      <w:pPr>
+        <w:pStyle w:val="PargrafodaLista"/>
+        <w:numPr>
+          <w:ilvl w:val="0"/>
+          <w:numId w:val="15"/>
+        </w:numPr>
+        <w:spacing w:before="240" w:after="0"/>
+        <w:ind w:left="284" w:firstLine="0"/>
+        <w:rPr>
+          <w:rFonts w:ascii="Times New Roman" w:hAnsi="Times New Roman" w:cs="Times New Roman"/>
+          <w:b/>
+          <w:bCs/>
+          <w:u w:val="single"/>
+        </w:rPr>
+      </w:pPr>
+      <w:r>
+        <w:rPr>
+          <w:rFonts w:ascii="Times New Roman" w:hAnsi="Times New Roman" w:cs="Times New Roman"/>
+          <w:b/>
+          <w:bCs/>
+          <w:u w:val="single"/>
+        </w:rPr>
+        <w:t>Activit</w:t>
+      </w:r>
+      <w:r>
+        <w:rPr>
+          <w:rFonts w:ascii="Times New Roman" w:hAnsi="Times New Roman" w:cs="Times New Roman"/>
+          <w:b/>
+          <w:bCs/>
+          <w:u w:val="single"/>
+        </w:rPr>
+        <w:t>y</w:t>
+      </w:r>
+    </w:p>
+    <w:p>
+      <w:pPr>
+        <w:ind w:left="284"/>
+        <w:rPr>
+          <w:rFonts w:ascii="Times New Roman" w:hAnsi="Times New Roman" w:cs="Times New Roman"/>
+          <w:kern w:val="0"/>
+        </w:rPr>
+      </w:pPr>
+      <w:r>
+        <w:rPr>
+          <w:rFonts w:ascii="Times New Roman" w:hAnsi="Times New Roman" w:cs="Times New Roman"/>
+          <w:kern w:val="0"/>
+        </w:rPr>
+        <w:t xml:space="preserve">Uma Activity é uma função ou método que executa uma única ação (de curta ou </w:t>
+      </w:r>
+      <w:r>
+        <w:rPr>
+          <w:rFonts w:ascii="Times New Roman" w:hAnsi="Times New Roman" w:cs="Times New Roman"/>
+          <w:kern w:val="0"/>
+        </w:rPr>
+        <w:t>média</w:t>
+      </w:r>
+      <w:r>
+        <w:rPr>
+          <w:rFonts w:ascii="Times New Roman" w:hAnsi="Times New Roman" w:cs="Times New Roman"/>
+          <w:kern w:val="0"/>
+        </w:rPr>
+        <w:t xml:space="preserve"> duração</w:t>
+      </w:r>
+      <w:r>
+        <w:rPr>
+          <w:rFonts w:ascii="Times New Roman" w:hAnsi="Times New Roman" w:cs="Times New Roman"/>
+          <w:kern w:val="0"/>
+        </w:rPr>
+        <w:t>, ou longa se tiver *</w:t>
+      </w:r>
+      <w:proofErr w:type="spellStart"/>
+      <w:r>
+        <w:rPr>
+          <w:rFonts w:ascii="Times New Roman" w:hAnsi="Times New Roman" w:cs="Times New Roman"/>
+          <w:kern w:val="0"/>
+        </w:rPr>
+        <w:t>heartbeat</w:t>
+      </w:r>
+      <w:proofErr w:type="spellEnd"/>
+      <w:r>
+        <w:rPr>
+          <w:rFonts w:ascii="Times New Roman" w:hAnsi="Times New Roman" w:cs="Times New Roman"/>
+          <w:kern w:val="0"/>
+        </w:rPr>
+        <w:t xml:space="preserve"> configurado</w:t>
+      </w:r>
+      <w:r>
+        <w:rPr>
+          <w:rFonts w:ascii="Times New Roman" w:hAnsi="Times New Roman" w:cs="Times New Roman"/>
+          <w:kern w:val="0"/>
+        </w:rPr>
+        <w:t xml:space="preserve">), como chamar outro serviço ou enviar uma mensagem de email, executada fora do contexto do workflow. O código da Activity pode ser não determinístico. </w:t>
+      </w:r>
+      <w:r>
+        <w:rPr>
+          <w:rFonts w:ascii="Times New Roman" w:hAnsi="Times New Roman" w:cs="Times New Roman"/>
+          <w:kern w:val="0"/>
+        </w:rPr>
+        <w:t>É</w:t>
+      </w:r>
+      <w:r>
+        <w:rPr>
+          <w:rFonts w:ascii="Times New Roman" w:hAnsi="Times New Roman" w:cs="Times New Roman"/>
+          <w:kern w:val="0"/>
+        </w:rPr>
+        <w:t xml:space="preserve"> r</w:t>
+      </w:r>
+      <w:r>
+        <w:rPr>
+          <w:rFonts w:ascii="Times New Roman" w:hAnsi="Times New Roman" w:cs="Times New Roman"/>
+          <w:kern w:val="0"/>
+        </w:rPr>
+        <w:t>ecomenda</w:t>
+      </w:r>
+      <w:r>
+        <w:rPr>
+          <w:rFonts w:ascii="Times New Roman" w:hAnsi="Times New Roman" w:cs="Times New Roman"/>
+          <w:kern w:val="0"/>
+        </w:rPr>
+        <w:t>do</w:t>
+      </w:r>
+      <w:r>
+        <w:rPr>
+          <w:rFonts w:ascii="Times New Roman" w:hAnsi="Times New Roman" w:cs="Times New Roman"/>
+          <w:kern w:val="0"/>
+        </w:rPr>
+        <w:t xml:space="preserve"> que seja </w:t>
+      </w:r>
+      <w:r>
+        <w:rPr>
+          <w:rFonts w:ascii="Times New Roman" w:hAnsi="Times New Roman" w:cs="Times New Roman"/>
+          <w:kern w:val="0"/>
+        </w:rPr>
+        <w:t>*</w:t>
+      </w:r>
+      <w:proofErr w:type="spellStart"/>
+      <w:r>
+        <w:rPr>
+          <w:rFonts w:ascii="Times New Roman" w:hAnsi="Times New Roman" w:cs="Times New Roman"/>
+          <w:kern w:val="0"/>
+        </w:rPr>
+        <w:t>idempotente</w:t>
+      </w:r>
+      <w:proofErr w:type="spellEnd"/>
+      <w:r>
+        <w:rPr>
+          <w:rFonts w:ascii="Times New Roman" w:hAnsi="Times New Roman" w:cs="Times New Roman"/>
+          <w:kern w:val="0"/>
+        </w:rPr>
+        <w:t>.</w:t>
+      </w:r>
+      <w:r>
+        <w:rPr>
+          <w:rFonts w:ascii="Times New Roman" w:hAnsi="Times New Roman" w:cs="Times New Roman"/>
+          <w:kern w:val="0"/>
+        </w:rPr>
+        <w:br/>
+      </w:r>
+      <w:r>
+        <w:rPr>
+          <w:rFonts w:ascii="Times New Roman" w:hAnsi="Times New Roman" w:cs="Times New Roman"/>
+        </w:rPr>
+        <w:lastRenderedPageBreak/>
+        <w:t xml:space="preserve">As </w:t>
+      </w:r>
+      <w:r>
+        <w:rPr>
+          <w:rFonts w:ascii="Times New Roman" w:hAnsi="Times New Roman" w:cs="Times New Roman"/>
+          <w:kern w:val="0"/>
+        </w:rPr>
+        <w:t xml:space="preserve">activities </w:t>
+      </w:r>
+      <w:r>
+        <w:rPr>
+          <w:rFonts w:ascii="Times New Roman" w:hAnsi="Times New Roman" w:cs="Times New Roman"/>
+          <w:kern w:val="0"/>
+        </w:rPr>
+        <w:t>representam</w:t>
+      </w:r>
+      <w:r>
+        <w:rPr>
+          <w:rFonts w:ascii="Times New Roman" w:hAnsi="Times New Roman" w:cs="Times New Roman"/>
+          <w:kern w:val="0"/>
+        </w:rPr>
+        <w:t xml:space="preserve"> pequenas unidade de trabalho</w:t>
+      </w:r>
+      <w:r>
+        <w:rPr>
+          <w:rFonts w:ascii="Times New Roman" w:hAnsi="Times New Roman" w:cs="Times New Roman"/>
+          <w:kern w:val="0"/>
+        </w:rPr>
+        <w:t xml:space="preserve"> responsáveis por executar operações externas, como</w:t>
+      </w:r>
+      <w:r>
+        <w:rPr>
+          <w:rFonts w:ascii="Times New Roman" w:hAnsi="Times New Roman" w:cs="Times New Roman"/>
+          <w:kern w:val="0"/>
+        </w:rPr>
+        <w:t xml:space="preserve"> </w:t>
+      </w:r>
+      <w:r>
+        <w:rPr>
+          <w:rFonts w:ascii="Times New Roman" w:hAnsi="Times New Roman" w:cs="Times New Roman"/>
+        </w:rPr>
+        <w:t xml:space="preserve">I/O, </w:t>
+      </w:r>
+      <w:r>
+        <w:rPr>
+          <w:rFonts w:ascii="Times New Roman" w:hAnsi="Times New Roman" w:cs="Times New Roman"/>
+        </w:rPr>
+        <w:t>chamadas HTTP, acesso a</w:t>
+      </w:r>
+      <w:r>
+        <w:rPr>
+          <w:rFonts w:ascii="Times New Roman" w:hAnsi="Times New Roman" w:cs="Times New Roman"/>
+        </w:rPr>
+        <w:t xml:space="preserve"> ba</w:t>
+      </w:r>
+      <w:r>
+        <w:rPr>
+          <w:rFonts w:ascii="Times New Roman" w:hAnsi="Times New Roman" w:cs="Times New Roman"/>
+        </w:rPr>
+        <w:t>se</w:t>
+      </w:r>
+      <w:r>
+        <w:rPr>
+          <w:rFonts w:ascii="Times New Roman" w:hAnsi="Times New Roman" w:cs="Times New Roman"/>
+        </w:rPr>
+        <w:t xml:space="preserve"> de dados, etc.</w:t>
+      </w:r>
+    </w:p>
+    <w:p>
+      <w:pPr>
+        <w:autoSpaceDE w:val="0"/>
+        <w:autoSpaceDN w:val="0"/>
+        <w:adjustRightInd w:val="0"/>
+        <w:spacing w:after="0" w:line="240" w:lineRule="auto"/>
+        <w:ind w:left="284"/>
+        <w:rPr>
+          <w:rFonts w:ascii="Times New Roman" w:hAnsi="Times New Roman" w:cs="Times New Roman"/>
+          <w:b/>
+          <w:bCs/>
+          <w:kern w:val="0"/>
+          <w:sz w:val="13"/>
+          <w:szCs w:val="13"/>
+        </w:rPr>
+      </w:pPr>
+      <w:r>
+        <w:rPr>
+          <w:rFonts w:ascii="Times New Roman" w:hAnsi="Times New Roman" w:cs="Times New Roman"/>
+          <w:b/>
+          <w:bCs/>
+          <w:kern w:val="0"/>
+          <w:sz w:val="13"/>
+          <w:szCs w:val="13"/>
+        </w:rPr>
+        <w:t xml:space="preserve">* </w:t>
+      </w:r>
+      <w:proofErr w:type="spellStart"/>
+      <w:r>
+        <w:rPr>
+          <w:rFonts w:ascii="Times New Roman" w:hAnsi="Times New Roman" w:cs="Times New Roman"/>
+          <w:b/>
+          <w:bCs/>
+          <w:kern w:val="0"/>
+          <w:sz w:val="13"/>
+          <w:szCs w:val="13"/>
+        </w:rPr>
+        <w:t>Heartbeat</w:t>
+      </w:r>
+      <w:proofErr w:type="spellEnd"/>
+    </w:p>
+    <w:p>
+      <w:pPr>
+        <w:autoSpaceDE w:val="0"/>
+        <w:autoSpaceDN w:val="0"/>
+        <w:adjustRightInd w:val="0"/>
+        <w:spacing w:after="0" w:line="240" w:lineRule="auto"/>
+        <w:ind w:left="284"/>
+        <w:rPr>
+          <w:rFonts w:ascii="Times New Roman" w:hAnsi="Times New Roman" w:cs="Times New Roman"/>
+          <w:kern w:val="0"/>
+          <w:sz w:val="13"/>
+          <w:szCs w:val="13"/>
+        </w:rPr>
+      </w:pPr>
+      <w:r>
+        <w:rPr>
+          <w:rFonts w:ascii="Times New Roman" w:hAnsi="Times New Roman" w:cs="Times New Roman"/>
+          <w:kern w:val="0"/>
+          <w:sz w:val="13"/>
+          <w:szCs w:val="13"/>
+        </w:rPr>
+        <w:t xml:space="preserve">É um sinal periódico que uma </w:t>
+      </w:r>
+      <w:proofErr w:type="spellStart"/>
+      <w:r>
+        <w:rPr>
+          <w:rFonts w:ascii="Times New Roman" w:hAnsi="Times New Roman" w:cs="Times New Roman"/>
+          <w:kern w:val="0"/>
+          <w:sz w:val="13"/>
+          <w:szCs w:val="13"/>
+        </w:rPr>
+        <w:t>activity</w:t>
+      </w:r>
+      <w:proofErr w:type="spellEnd"/>
+      <w:r>
+        <w:rPr>
+          <w:rFonts w:ascii="Times New Roman" w:hAnsi="Times New Roman" w:cs="Times New Roman"/>
+          <w:kern w:val="0"/>
+          <w:sz w:val="13"/>
+          <w:szCs w:val="13"/>
+        </w:rPr>
+        <w:t xml:space="preserve"> envia ao Temporal Service dizendo “ainda estou viva e ainda estou a trabalhar”.</w:t>
+      </w:r>
+    </w:p>
+    <w:p>
+      <w:pPr>
+        <w:autoSpaceDE w:val="0"/>
+        <w:autoSpaceDN w:val="0"/>
+        <w:adjustRightInd w:val="0"/>
+        <w:spacing w:after="0" w:line="240" w:lineRule="auto"/>
+        <w:ind w:left="284"/>
+        <w:rPr>
+          <w:rFonts w:ascii="Times New Roman" w:hAnsi="Times New Roman" w:cs="Times New Roman"/>
+          <w:kern w:val="0"/>
+          <w:sz w:val="13"/>
+          <w:szCs w:val="13"/>
+        </w:rPr>
+      </w:pPr>
+    </w:p>
+    <w:p>
+      <w:pPr>
+        <w:autoSpaceDE w:val="0"/>
+        <w:autoSpaceDN w:val="0"/>
+        <w:adjustRightInd w:val="0"/>
+        <w:spacing w:after="0" w:line="240" w:lineRule="auto"/>
+        <w:ind w:left="284"/>
+        <w:rPr>
+          <w:rFonts w:ascii="Times New Roman" w:hAnsi="Times New Roman" w:cs="Times New Roman"/>
+          <w:kern w:val="0"/>
+          <w:sz w:val="13"/>
+          <w:szCs w:val="13"/>
+        </w:rPr>
+      </w:pPr>
+      <w:r>
+        <w:rPr>
+          <w:rFonts w:ascii="Times New Roman" w:hAnsi="Times New Roman" w:cs="Times New Roman"/>
+          <w:b/>
+          <w:bCs/>
+          <w:kern w:val="0"/>
+          <w:sz w:val="13"/>
+          <w:szCs w:val="13"/>
+        </w:rPr>
+        <w:t xml:space="preserve">* </w:t>
+      </w:r>
+      <w:proofErr w:type="spellStart"/>
+      <w:r>
+        <w:rPr>
+          <w:rFonts w:ascii="Times New Roman" w:hAnsi="Times New Roman" w:cs="Times New Roman"/>
+          <w:b/>
+          <w:bCs/>
+          <w:kern w:val="0"/>
+          <w:sz w:val="13"/>
+          <w:szCs w:val="13"/>
+        </w:rPr>
+        <w:t>Idempotência</w:t>
+      </w:r>
+      <w:proofErr w:type="spellEnd"/>
+    </w:p>
+    <w:p>
+      <w:pPr>
+        <w:ind w:left="284"/>
+        <w:rPr>
+          <w:rFonts w:ascii="Times New Roman" w:hAnsi="Times New Roman" w:cs="Times New Roman"/>
+          <w:kern w:val="0"/>
+          <w:sz w:val="13"/>
+          <w:szCs w:val="13"/>
+        </w:rPr>
+      </w:pPr>
+      <w:proofErr w:type="spellStart"/>
+      <w:r>
+        <w:rPr>
+          <w:rFonts w:ascii="Times New Roman" w:hAnsi="Times New Roman" w:cs="Times New Roman"/>
+          <w:kern w:val="0"/>
+          <w:sz w:val="13"/>
+          <w:szCs w:val="13"/>
+        </w:rPr>
+        <w:t>Idempotência</w:t>
+      </w:r>
+      <w:proofErr w:type="spellEnd"/>
+      <w:r>
+        <w:rPr>
+          <w:rFonts w:ascii="Times New Roman" w:hAnsi="Times New Roman" w:cs="Times New Roman"/>
+          <w:kern w:val="0"/>
+          <w:sz w:val="13"/>
+          <w:szCs w:val="13"/>
+        </w:rPr>
+        <w:t xml:space="preserve"> significa que executar uma operação várias vezes produz o mesmo resultado que executá-la apenas uma vez. No contexto de Temporal, as atividades devem ser projetadas para serem executadas com segurança várias vezes, sem causar efeitos colaterais inesperados ou indesejados.</w:t>
+      </w:r>
     </w:p>
     <w:p>
       <w:pPr>
@@ -4630,10 +3752,871 @@
     </w:tbl>
     <w:p>
       <w:pPr>
-        <w:spacing w:after="0"/>
-        <w:rPr>
-          <w:rFonts w:ascii="Times New Roman" w:hAnsi="Times New Roman" w:cs="Times New Roman"/>
-        </w:rPr>
+        <w:pStyle w:val="NormalWeb"/>
+        <w:spacing w:before="0" w:beforeAutospacing="0" w:after="0" w:afterAutospacing="0"/>
+      </w:pPr>
+      <w:proofErr w:type="spellStart"/>
+      <w:r>
+        <w:rPr>
+          <w:rStyle w:val="Forte"/>
+          <w:b w:val="0"/>
+          <w:bCs w:val="0"/>
+          <w:lang w:val="es-ES"/>
+        </w:rPr>
+        <w:t>Implementação</w:t>
+      </w:r>
+      <w:proofErr w:type="spellEnd"/>
+    </w:p>
+    <w:tbl>
+      <w:tblPr>
+        <w:tblStyle w:val="TabelacomGrelha"/>
+        <w:tblW w:w="0" w:type="auto"/>
+        <w:tblLook w:val="04A0" w:firstRow="1" w:lastRow="0" w:firstColumn="1" w:lastColumn="0" w:noHBand="0" w:noVBand="1"/>
+      </w:tblPr>
+      <w:tblGrid>
+        <w:gridCol w:w="8494"/>
+      </w:tblGrid>
+      <w:tr>
+        <w:tc>
+          <w:tcPr>
+            <w:tcW w:w="8494" w:type="dxa"/>
+          </w:tcPr>
+          <w:p>
+            <w:pPr>
+              <w:rPr>
+                <w:rStyle w:val="Forte"/>
+                <w:rFonts w:ascii="Times New Roman" w:hAnsi="Times New Roman" w:cs="Times New Roman"/>
+                <w:b w:val="0"/>
+                <w:bCs w:val="0"/>
+                <w:sz w:val="16"/>
+                <w:szCs w:val="16"/>
+                <w:lang w:val="en-US"/>
+              </w:rPr>
+            </w:pPr>
+            <w:r>
+              <w:rPr>
+                <w:rStyle w:val="Forte"/>
+                <w:rFonts w:ascii="Times New Roman" w:hAnsi="Times New Roman" w:cs="Times New Roman"/>
+                <w:b w:val="0"/>
+                <w:bCs w:val="0"/>
+                <w:sz w:val="16"/>
+                <w:szCs w:val="16"/>
+                <w:lang w:val="en-US"/>
+              </w:rPr>
+              <w:t xml:space="preserve">public class </w:t>
+            </w:r>
+            <w:proofErr w:type="spellStart"/>
+            <w:r>
+              <w:rPr>
+                <w:rStyle w:val="Forte"/>
+                <w:rFonts w:ascii="Times New Roman" w:hAnsi="Times New Roman" w:cs="Times New Roman"/>
+                <w:b w:val="0"/>
+                <w:bCs w:val="0"/>
+                <w:sz w:val="16"/>
+                <w:szCs w:val="16"/>
+                <w:lang w:val="en-US"/>
+              </w:rPr>
+              <w:t>OrderActivitiesImpl</w:t>
+            </w:r>
+            <w:proofErr w:type="spellEnd"/>
+            <w:r>
+              <w:rPr>
+                <w:rStyle w:val="Forte"/>
+                <w:rFonts w:ascii="Times New Roman" w:hAnsi="Times New Roman" w:cs="Times New Roman"/>
+                <w:b w:val="0"/>
+                <w:bCs w:val="0"/>
+                <w:sz w:val="16"/>
+                <w:szCs w:val="16"/>
+                <w:lang w:val="en-US"/>
+              </w:rPr>
+              <w:t xml:space="preserve"> implements </w:t>
+            </w:r>
+            <w:proofErr w:type="spellStart"/>
+            <w:r>
+              <w:rPr>
+                <w:rStyle w:val="Forte"/>
+                <w:rFonts w:ascii="Times New Roman" w:hAnsi="Times New Roman" w:cs="Times New Roman"/>
+                <w:b w:val="0"/>
+                <w:bCs w:val="0"/>
+                <w:sz w:val="16"/>
+                <w:szCs w:val="16"/>
+                <w:lang w:val="en-US"/>
+              </w:rPr>
+              <w:t>OrderActivities</w:t>
+            </w:r>
+            <w:proofErr w:type="spellEnd"/>
+            <w:r>
+              <w:rPr>
+                <w:rStyle w:val="Forte"/>
+                <w:rFonts w:ascii="Times New Roman" w:hAnsi="Times New Roman" w:cs="Times New Roman"/>
+                <w:b w:val="0"/>
+                <w:bCs w:val="0"/>
+                <w:sz w:val="16"/>
+                <w:szCs w:val="16"/>
+                <w:lang w:val="en-US"/>
+              </w:rPr>
+              <w:t xml:space="preserve"> {</w:t>
+            </w:r>
+          </w:p>
+          <w:p>
+            <w:pPr>
+              <w:rPr>
+                <w:rStyle w:val="Forte"/>
+                <w:rFonts w:ascii="Times New Roman" w:hAnsi="Times New Roman" w:cs="Times New Roman"/>
+                <w:b w:val="0"/>
+                <w:bCs w:val="0"/>
+                <w:sz w:val="16"/>
+                <w:szCs w:val="16"/>
+                <w:lang w:val="en-US"/>
+              </w:rPr>
+            </w:pPr>
+          </w:p>
+          <w:p>
+            <w:pPr>
+              <w:rPr>
+                <w:rStyle w:val="Forte"/>
+                <w:rFonts w:ascii="Times New Roman" w:hAnsi="Times New Roman" w:cs="Times New Roman"/>
+                <w:b w:val="0"/>
+                <w:bCs w:val="0"/>
+                <w:sz w:val="16"/>
+                <w:szCs w:val="16"/>
+                <w:lang w:val="en-US"/>
+              </w:rPr>
+            </w:pPr>
+            <w:r>
+              <w:rPr>
+                <w:rStyle w:val="Forte"/>
+                <w:rFonts w:ascii="Times New Roman" w:hAnsi="Times New Roman" w:cs="Times New Roman"/>
+                <w:b w:val="0"/>
+                <w:bCs w:val="0"/>
+                <w:sz w:val="16"/>
+                <w:szCs w:val="16"/>
+                <w:lang w:val="en-US"/>
+              </w:rPr>
+              <w:t xml:space="preserve">  @Override</w:t>
+            </w:r>
+          </w:p>
+          <w:p>
+            <w:pPr>
+              <w:rPr>
+                <w:rStyle w:val="Forte"/>
+                <w:rFonts w:ascii="Times New Roman" w:hAnsi="Times New Roman" w:cs="Times New Roman"/>
+                <w:b w:val="0"/>
+                <w:bCs w:val="0"/>
+                <w:sz w:val="16"/>
+                <w:szCs w:val="16"/>
+                <w:lang w:val="en-US"/>
+              </w:rPr>
+            </w:pPr>
+            <w:r>
+              <w:rPr>
+                <w:rStyle w:val="Forte"/>
+                <w:rFonts w:ascii="Times New Roman" w:hAnsi="Times New Roman" w:cs="Times New Roman"/>
+                <w:b w:val="0"/>
+                <w:bCs w:val="0"/>
+                <w:sz w:val="16"/>
+                <w:szCs w:val="16"/>
+                <w:lang w:val="en-US"/>
+              </w:rPr>
+              <w:t xml:space="preserve">  public void </w:t>
+            </w:r>
+            <w:proofErr w:type="spellStart"/>
+            <w:proofErr w:type="gramStart"/>
+            <w:r>
+              <w:rPr>
+                <w:rStyle w:val="Forte"/>
+                <w:rFonts w:ascii="Times New Roman" w:hAnsi="Times New Roman" w:cs="Times New Roman"/>
+                <w:b w:val="0"/>
+                <w:bCs w:val="0"/>
+                <w:sz w:val="16"/>
+                <w:szCs w:val="16"/>
+                <w:lang w:val="en-US"/>
+              </w:rPr>
+              <w:t>reserveStock</w:t>
+            </w:r>
+            <w:proofErr w:type="spellEnd"/>
+            <w:r>
+              <w:rPr>
+                <w:rStyle w:val="Forte"/>
+                <w:rFonts w:ascii="Times New Roman" w:hAnsi="Times New Roman" w:cs="Times New Roman"/>
+                <w:b w:val="0"/>
+                <w:bCs w:val="0"/>
+                <w:sz w:val="16"/>
+                <w:szCs w:val="16"/>
+                <w:lang w:val="en-US"/>
+              </w:rPr>
+              <w:t>(</w:t>
+            </w:r>
+            <w:proofErr w:type="gramEnd"/>
+            <w:r>
+              <w:rPr>
+                <w:rStyle w:val="Forte"/>
+                <w:rFonts w:ascii="Times New Roman" w:hAnsi="Times New Roman" w:cs="Times New Roman"/>
+                <w:b w:val="0"/>
+                <w:bCs w:val="0"/>
+                <w:sz w:val="16"/>
+                <w:szCs w:val="16"/>
+                <w:lang w:val="en-US"/>
+              </w:rPr>
+              <w:t xml:space="preserve">String </w:t>
+            </w:r>
+            <w:proofErr w:type="spellStart"/>
+            <w:r>
+              <w:rPr>
+                <w:rStyle w:val="Forte"/>
+                <w:rFonts w:ascii="Times New Roman" w:hAnsi="Times New Roman" w:cs="Times New Roman"/>
+                <w:b w:val="0"/>
+                <w:bCs w:val="0"/>
+                <w:sz w:val="16"/>
+                <w:szCs w:val="16"/>
+                <w:lang w:val="en-US"/>
+              </w:rPr>
+              <w:t>orderId</w:t>
+            </w:r>
+            <w:proofErr w:type="spellEnd"/>
+            <w:r>
+              <w:rPr>
+                <w:rStyle w:val="Forte"/>
+                <w:rFonts w:ascii="Times New Roman" w:hAnsi="Times New Roman" w:cs="Times New Roman"/>
+                <w:b w:val="0"/>
+                <w:bCs w:val="0"/>
+                <w:sz w:val="16"/>
+                <w:szCs w:val="16"/>
+                <w:lang w:val="en-US"/>
+              </w:rPr>
+              <w:t>) {</w:t>
+            </w:r>
+          </w:p>
+          <w:p>
+            <w:pPr>
+              <w:rPr>
+                <w:rStyle w:val="Forte"/>
+                <w:rFonts w:ascii="Times New Roman" w:hAnsi="Times New Roman" w:cs="Times New Roman"/>
+                <w:b w:val="0"/>
+                <w:bCs w:val="0"/>
+                <w:sz w:val="16"/>
+                <w:szCs w:val="16"/>
+                <w:lang w:val="en-US"/>
+              </w:rPr>
+            </w:pPr>
+            <w:r>
+              <w:rPr>
+                <w:rStyle w:val="Forte"/>
+                <w:rFonts w:ascii="Times New Roman" w:hAnsi="Times New Roman" w:cs="Times New Roman"/>
+                <w:b w:val="0"/>
+                <w:bCs w:val="0"/>
+                <w:sz w:val="16"/>
+                <w:szCs w:val="16"/>
+                <w:lang w:val="en-US"/>
+              </w:rPr>
+              <w:t xml:space="preserve">    </w:t>
+            </w:r>
+            <w:proofErr w:type="spellStart"/>
+            <w:r>
+              <w:rPr>
+                <w:rStyle w:val="Forte"/>
+                <w:rFonts w:ascii="Times New Roman" w:hAnsi="Times New Roman" w:cs="Times New Roman"/>
+                <w:b w:val="0"/>
+                <w:bCs w:val="0"/>
+                <w:sz w:val="16"/>
+                <w:szCs w:val="16"/>
+                <w:lang w:val="en-US"/>
+              </w:rPr>
+              <w:t>stockService.reserve</w:t>
+            </w:r>
+            <w:proofErr w:type="spellEnd"/>
+            <w:r>
+              <w:rPr>
+                <w:rStyle w:val="Forte"/>
+                <w:rFonts w:ascii="Times New Roman" w:hAnsi="Times New Roman" w:cs="Times New Roman"/>
+                <w:b w:val="0"/>
+                <w:bCs w:val="0"/>
+                <w:sz w:val="16"/>
+                <w:szCs w:val="16"/>
+                <w:lang w:val="en-US"/>
+              </w:rPr>
+              <w:t>(</w:t>
+            </w:r>
+            <w:proofErr w:type="spellStart"/>
+            <w:r>
+              <w:rPr>
+                <w:rStyle w:val="Forte"/>
+                <w:rFonts w:ascii="Times New Roman" w:hAnsi="Times New Roman" w:cs="Times New Roman"/>
+                <w:b w:val="0"/>
+                <w:bCs w:val="0"/>
+                <w:sz w:val="16"/>
+                <w:szCs w:val="16"/>
+                <w:lang w:val="en-US"/>
+              </w:rPr>
+              <w:t>orderId</w:t>
+            </w:r>
+            <w:proofErr w:type="spellEnd"/>
+            <w:proofErr w:type="gramStart"/>
+            <w:r>
+              <w:rPr>
+                <w:rStyle w:val="Forte"/>
+                <w:rFonts w:ascii="Times New Roman" w:hAnsi="Times New Roman" w:cs="Times New Roman"/>
+                <w:b w:val="0"/>
+                <w:bCs w:val="0"/>
+                <w:sz w:val="16"/>
+                <w:szCs w:val="16"/>
+                <w:lang w:val="en-US"/>
+              </w:rPr>
+              <w:t>);</w:t>
+            </w:r>
+            <w:proofErr w:type="gramEnd"/>
+          </w:p>
+          <w:p>
+            <w:pPr>
+              <w:rPr>
+                <w:rStyle w:val="Forte"/>
+                <w:rFonts w:ascii="Times New Roman" w:hAnsi="Times New Roman" w:cs="Times New Roman"/>
+                <w:b w:val="0"/>
+                <w:bCs w:val="0"/>
+                <w:sz w:val="16"/>
+                <w:szCs w:val="16"/>
+                <w:lang w:val="en-US"/>
+              </w:rPr>
+            </w:pPr>
+            <w:r>
+              <w:rPr>
+                <w:rStyle w:val="Forte"/>
+                <w:rFonts w:ascii="Times New Roman" w:hAnsi="Times New Roman" w:cs="Times New Roman"/>
+                <w:b w:val="0"/>
+                <w:bCs w:val="0"/>
+                <w:sz w:val="16"/>
+                <w:szCs w:val="16"/>
+                <w:lang w:val="en-US"/>
+              </w:rPr>
+              <w:t xml:space="preserve">  }</w:t>
+            </w:r>
+          </w:p>
+          <w:p>
+            <w:pPr>
+              <w:rPr>
+                <w:rStyle w:val="Forte"/>
+                <w:rFonts w:ascii="Times New Roman" w:hAnsi="Times New Roman" w:cs="Times New Roman"/>
+                <w:b w:val="0"/>
+                <w:bCs w:val="0"/>
+                <w:sz w:val="16"/>
+                <w:szCs w:val="16"/>
+                <w:lang w:val="en-US"/>
+              </w:rPr>
+            </w:pPr>
+          </w:p>
+          <w:p>
+            <w:pPr>
+              <w:rPr>
+                <w:rStyle w:val="Forte"/>
+                <w:rFonts w:ascii="Times New Roman" w:hAnsi="Times New Roman" w:cs="Times New Roman"/>
+                <w:b w:val="0"/>
+                <w:bCs w:val="0"/>
+                <w:sz w:val="16"/>
+                <w:szCs w:val="16"/>
+                <w:lang w:val="en-US"/>
+              </w:rPr>
+            </w:pPr>
+            <w:r>
+              <w:rPr>
+                <w:rStyle w:val="Forte"/>
+                <w:rFonts w:ascii="Times New Roman" w:hAnsi="Times New Roman" w:cs="Times New Roman"/>
+                <w:b w:val="0"/>
+                <w:bCs w:val="0"/>
+                <w:sz w:val="16"/>
+                <w:szCs w:val="16"/>
+                <w:lang w:val="en-US"/>
+              </w:rPr>
+              <w:t xml:space="preserve">  @Override</w:t>
+            </w:r>
+          </w:p>
+          <w:p>
+            <w:pPr>
+              <w:rPr>
+                <w:rStyle w:val="Forte"/>
+                <w:rFonts w:ascii="Times New Roman" w:hAnsi="Times New Roman" w:cs="Times New Roman"/>
+                <w:b w:val="0"/>
+                <w:bCs w:val="0"/>
+                <w:sz w:val="16"/>
+                <w:szCs w:val="16"/>
+                <w:lang w:val="en-US"/>
+              </w:rPr>
+            </w:pPr>
+            <w:r>
+              <w:rPr>
+                <w:rStyle w:val="Forte"/>
+                <w:rFonts w:ascii="Times New Roman" w:hAnsi="Times New Roman" w:cs="Times New Roman"/>
+                <w:b w:val="0"/>
+                <w:bCs w:val="0"/>
+                <w:sz w:val="16"/>
+                <w:szCs w:val="16"/>
+                <w:lang w:val="en-US"/>
+              </w:rPr>
+              <w:t xml:space="preserve">  public void </w:t>
+            </w:r>
+            <w:proofErr w:type="spellStart"/>
+            <w:proofErr w:type="gramStart"/>
+            <w:r>
+              <w:rPr>
+                <w:rStyle w:val="Forte"/>
+                <w:rFonts w:ascii="Times New Roman" w:hAnsi="Times New Roman" w:cs="Times New Roman"/>
+                <w:b w:val="0"/>
+                <w:bCs w:val="0"/>
+                <w:sz w:val="16"/>
+                <w:szCs w:val="16"/>
+                <w:lang w:val="en-US"/>
+              </w:rPr>
+              <w:t>chargePayment</w:t>
+            </w:r>
+            <w:proofErr w:type="spellEnd"/>
+            <w:r>
+              <w:rPr>
+                <w:rStyle w:val="Forte"/>
+                <w:rFonts w:ascii="Times New Roman" w:hAnsi="Times New Roman" w:cs="Times New Roman"/>
+                <w:b w:val="0"/>
+                <w:bCs w:val="0"/>
+                <w:sz w:val="16"/>
+                <w:szCs w:val="16"/>
+                <w:lang w:val="en-US"/>
+              </w:rPr>
+              <w:t>(</w:t>
+            </w:r>
+            <w:proofErr w:type="gramEnd"/>
+            <w:r>
+              <w:rPr>
+                <w:rStyle w:val="Forte"/>
+                <w:rFonts w:ascii="Times New Roman" w:hAnsi="Times New Roman" w:cs="Times New Roman"/>
+                <w:b w:val="0"/>
+                <w:bCs w:val="0"/>
+                <w:sz w:val="16"/>
+                <w:szCs w:val="16"/>
+                <w:lang w:val="en-US"/>
+              </w:rPr>
+              <w:t xml:space="preserve">String </w:t>
+            </w:r>
+            <w:proofErr w:type="spellStart"/>
+            <w:r>
+              <w:rPr>
+                <w:rStyle w:val="Forte"/>
+                <w:rFonts w:ascii="Times New Roman" w:hAnsi="Times New Roman" w:cs="Times New Roman"/>
+                <w:b w:val="0"/>
+                <w:bCs w:val="0"/>
+                <w:sz w:val="16"/>
+                <w:szCs w:val="16"/>
+                <w:lang w:val="en-US"/>
+              </w:rPr>
+              <w:t>orderId</w:t>
+            </w:r>
+            <w:proofErr w:type="spellEnd"/>
+            <w:r>
+              <w:rPr>
+                <w:rStyle w:val="Forte"/>
+                <w:rFonts w:ascii="Times New Roman" w:hAnsi="Times New Roman" w:cs="Times New Roman"/>
+                <w:b w:val="0"/>
+                <w:bCs w:val="0"/>
+                <w:sz w:val="16"/>
+                <w:szCs w:val="16"/>
+                <w:lang w:val="en-US"/>
+              </w:rPr>
+              <w:t>) {</w:t>
+            </w:r>
+          </w:p>
+          <w:p>
+            <w:pPr>
+              <w:rPr>
+                <w:rStyle w:val="Forte"/>
+                <w:rFonts w:ascii="Times New Roman" w:hAnsi="Times New Roman" w:cs="Times New Roman"/>
+                <w:b w:val="0"/>
+                <w:bCs w:val="0"/>
+                <w:sz w:val="16"/>
+                <w:szCs w:val="16"/>
+                <w:lang w:val="en-US"/>
+              </w:rPr>
+            </w:pPr>
+            <w:r>
+              <w:rPr>
+                <w:rStyle w:val="Forte"/>
+                <w:rFonts w:ascii="Times New Roman" w:hAnsi="Times New Roman" w:cs="Times New Roman"/>
+                <w:b w:val="0"/>
+                <w:bCs w:val="0"/>
+                <w:sz w:val="16"/>
+                <w:szCs w:val="16"/>
+                <w:lang w:val="en-US"/>
+              </w:rPr>
+              <w:t xml:space="preserve">    </w:t>
+            </w:r>
+            <w:proofErr w:type="spellStart"/>
+            <w:r>
+              <w:rPr>
+                <w:rStyle w:val="Forte"/>
+                <w:rFonts w:ascii="Times New Roman" w:hAnsi="Times New Roman" w:cs="Times New Roman"/>
+                <w:b w:val="0"/>
+                <w:bCs w:val="0"/>
+                <w:sz w:val="16"/>
+                <w:szCs w:val="16"/>
+                <w:lang w:val="en-US"/>
+              </w:rPr>
+              <w:t>paymentService.charge</w:t>
+            </w:r>
+            <w:proofErr w:type="spellEnd"/>
+            <w:r>
+              <w:rPr>
+                <w:rStyle w:val="Forte"/>
+                <w:rFonts w:ascii="Times New Roman" w:hAnsi="Times New Roman" w:cs="Times New Roman"/>
+                <w:b w:val="0"/>
+                <w:bCs w:val="0"/>
+                <w:sz w:val="16"/>
+                <w:szCs w:val="16"/>
+                <w:lang w:val="en-US"/>
+              </w:rPr>
+              <w:t>(</w:t>
+            </w:r>
+            <w:proofErr w:type="spellStart"/>
+            <w:r>
+              <w:rPr>
+                <w:rStyle w:val="Forte"/>
+                <w:rFonts w:ascii="Times New Roman" w:hAnsi="Times New Roman" w:cs="Times New Roman"/>
+                <w:b w:val="0"/>
+                <w:bCs w:val="0"/>
+                <w:sz w:val="16"/>
+                <w:szCs w:val="16"/>
+                <w:lang w:val="en-US"/>
+              </w:rPr>
+              <w:t>orderId</w:t>
+            </w:r>
+            <w:proofErr w:type="spellEnd"/>
+            <w:r>
+              <w:rPr>
+                <w:rStyle w:val="Forte"/>
+                <w:rFonts w:ascii="Times New Roman" w:hAnsi="Times New Roman" w:cs="Times New Roman"/>
+                <w:b w:val="0"/>
+                <w:bCs w:val="0"/>
+                <w:sz w:val="16"/>
+                <w:szCs w:val="16"/>
+                <w:lang w:val="en-US"/>
+              </w:rPr>
+              <w:t xml:space="preserve">); </w:t>
+            </w:r>
+            <w:r>
+              <w:rPr>
+                <w:rStyle w:val="Forte"/>
+                <w:rFonts w:ascii="Times New Roman" w:hAnsi="Times New Roman" w:cs="Times New Roman"/>
+                <w:b w:val="0"/>
+                <w:bCs w:val="0"/>
+                <w:sz w:val="16"/>
+                <w:szCs w:val="16"/>
+                <w:lang w:val="en-US"/>
+              </w:rPr>
+              <w:t xml:space="preserve">// use </w:t>
+            </w:r>
+            <w:proofErr w:type="spellStart"/>
+            <w:r>
+              <w:rPr>
+                <w:rStyle w:val="Forte"/>
+                <w:rFonts w:ascii="Times New Roman" w:hAnsi="Times New Roman" w:cs="Times New Roman"/>
+                <w:b w:val="0"/>
+                <w:bCs w:val="0"/>
+                <w:sz w:val="16"/>
+                <w:szCs w:val="16"/>
+                <w:lang w:val="en-US"/>
+              </w:rPr>
+              <w:t>orderId</w:t>
+            </w:r>
+            <w:proofErr w:type="spellEnd"/>
+            <w:r>
+              <w:rPr>
+                <w:rStyle w:val="Forte"/>
+                <w:rFonts w:ascii="Times New Roman" w:hAnsi="Times New Roman" w:cs="Times New Roman"/>
+                <w:b w:val="0"/>
+                <w:bCs w:val="0"/>
+                <w:sz w:val="16"/>
+                <w:szCs w:val="16"/>
+                <w:lang w:val="en-US"/>
+              </w:rPr>
+              <w:t xml:space="preserve"> as idempotent key</w:t>
+            </w:r>
+          </w:p>
+          <w:p>
+            <w:pPr>
+              <w:rPr>
+                <w:rStyle w:val="Forte"/>
+                <w:rFonts w:ascii="Times New Roman" w:hAnsi="Times New Roman" w:cs="Times New Roman"/>
+                <w:b w:val="0"/>
+                <w:bCs w:val="0"/>
+                <w:sz w:val="16"/>
+                <w:szCs w:val="16"/>
+                <w:lang w:val="en-US"/>
+              </w:rPr>
+            </w:pPr>
+            <w:r>
+              <w:rPr>
+                <w:rStyle w:val="Forte"/>
+                <w:rFonts w:ascii="Times New Roman" w:hAnsi="Times New Roman" w:cs="Times New Roman"/>
+                <w:b w:val="0"/>
+                <w:bCs w:val="0"/>
+                <w:sz w:val="16"/>
+                <w:szCs w:val="16"/>
+                <w:lang w:val="en-US"/>
+              </w:rPr>
+              <w:t xml:space="preserve">  }</w:t>
+            </w:r>
+          </w:p>
+          <w:p>
+            <w:pPr>
+              <w:rPr>
+                <w:rStyle w:val="Forte"/>
+                <w:rFonts w:ascii="Times New Roman" w:hAnsi="Times New Roman" w:cs="Times New Roman"/>
+                <w:b w:val="0"/>
+                <w:bCs w:val="0"/>
+                <w:sz w:val="16"/>
+                <w:szCs w:val="16"/>
+                <w:lang w:val="en-US"/>
+              </w:rPr>
+            </w:pPr>
+          </w:p>
+          <w:p>
+            <w:pPr>
+              <w:rPr>
+                <w:rStyle w:val="Forte"/>
+                <w:rFonts w:ascii="Times New Roman" w:hAnsi="Times New Roman" w:cs="Times New Roman"/>
+                <w:b w:val="0"/>
+                <w:bCs w:val="0"/>
+                <w:sz w:val="16"/>
+                <w:szCs w:val="16"/>
+                <w:lang w:val="en-US"/>
+              </w:rPr>
+            </w:pPr>
+            <w:r>
+              <w:rPr>
+                <w:rStyle w:val="Forte"/>
+                <w:rFonts w:ascii="Times New Roman" w:hAnsi="Times New Roman" w:cs="Times New Roman"/>
+                <w:b w:val="0"/>
+                <w:bCs w:val="0"/>
+                <w:sz w:val="16"/>
+                <w:szCs w:val="16"/>
+                <w:lang w:val="en-US"/>
+              </w:rPr>
+              <w:t xml:space="preserve">  @Override</w:t>
+            </w:r>
+          </w:p>
+          <w:p>
+            <w:pPr>
+              <w:rPr>
+                <w:rStyle w:val="Forte"/>
+                <w:rFonts w:ascii="Times New Roman" w:hAnsi="Times New Roman" w:cs="Times New Roman"/>
+                <w:b w:val="0"/>
+                <w:bCs w:val="0"/>
+                <w:sz w:val="16"/>
+                <w:szCs w:val="16"/>
+                <w:lang w:val="en-US"/>
+              </w:rPr>
+            </w:pPr>
+            <w:r>
+              <w:rPr>
+                <w:rStyle w:val="Forte"/>
+                <w:rFonts w:ascii="Times New Roman" w:hAnsi="Times New Roman" w:cs="Times New Roman"/>
+                <w:b w:val="0"/>
+                <w:bCs w:val="0"/>
+                <w:sz w:val="16"/>
+                <w:szCs w:val="16"/>
+                <w:lang w:val="en-US"/>
+              </w:rPr>
+              <w:t xml:space="preserve">  public void </w:t>
+            </w:r>
+            <w:proofErr w:type="spellStart"/>
+            <w:proofErr w:type="gramStart"/>
+            <w:r>
+              <w:rPr>
+                <w:rStyle w:val="Forte"/>
+                <w:rFonts w:ascii="Times New Roman" w:hAnsi="Times New Roman" w:cs="Times New Roman"/>
+                <w:b w:val="0"/>
+                <w:bCs w:val="0"/>
+                <w:sz w:val="16"/>
+                <w:szCs w:val="16"/>
+                <w:lang w:val="en-US"/>
+              </w:rPr>
+              <w:t>sendConfirmationEmail</w:t>
+            </w:r>
+            <w:proofErr w:type="spellEnd"/>
+            <w:r>
+              <w:rPr>
+                <w:rStyle w:val="Forte"/>
+                <w:rFonts w:ascii="Times New Roman" w:hAnsi="Times New Roman" w:cs="Times New Roman"/>
+                <w:b w:val="0"/>
+                <w:bCs w:val="0"/>
+                <w:sz w:val="16"/>
+                <w:szCs w:val="16"/>
+                <w:lang w:val="en-US"/>
+              </w:rPr>
+              <w:t>(</w:t>
+            </w:r>
+            <w:proofErr w:type="gramEnd"/>
+            <w:r>
+              <w:rPr>
+                <w:rStyle w:val="Forte"/>
+                <w:rFonts w:ascii="Times New Roman" w:hAnsi="Times New Roman" w:cs="Times New Roman"/>
+                <w:b w:val="0"/>
+                <w:bCs w:val="0"/>
+                <w:sz w:val="16"/>
+                <w:szCs w:val="16"/>
+                <w:lang w:val="en-US"/>
+              </w:rPr>
+              <w:t xml:space="preserve">String </w:t>
+            </w:r>
+            <w:proofErr w:type="spellStart"/>
+            <w:r>
+              <w:rPr>
+                <w:rStyle w:val="Forte"/>
+                <w:rFonts w:ascii="Times New Roman" w:hAnsi="Times New Roman" w:cs="Times New Roman"/>
+                <w:b w:val="0"/>
+                <w:bCs w:val="0"/>
+                <w:sz w:val="16"/>
+                <w:szCs w:val="16"/>
+                <w:lang w:val="en-US"/>
+              </w:rPr>
+              <w:t>orderId</w:t>
+            </w:r>
+            <w:proofErr w:type="spellEnd"/>
+            <w:r>
+              <w:rPr>
+                <w:rStyle w:val="Forte"/>
+                <w:rFonts w:ascii="Times New Roman" w:hAnsi="Times New Roman" w:cs="Times New Roman"/>
+                <w:b w:val="0"/>
+                <w:bCs w:val="0"/>
+                <w:sz w:val="16"/>
+                <w:szCs w:val="16"/>
+                <w:lang w:val="en-US"/>
+              </w:rPr>
+              <w:t>) {</w:t>
+            </w:r>
+          </w:p>
+          <w:p>
+            <w:pPr>
+              <w:rPr>
+                <w:rStyle w:val="Forte"/>
+                <w:rFonts w:ascii="Times New Roman" w:hAnsi="Times New Roman" w:cs="Times New Roman"/>
+                <w:b w:val="0"/>
+                <w:bCs w:val="0"/>
+                <w:sz w:val="16"/>
+                <w:szCs w:val="16"/>
+                <w:lang w:val="en-US"/>
+              </w:rPr>
+            </w:pPr>
+            <w:r>
+              <w:rPr>
+                <w:rStyle w:val="Forte"/>
+                <w:rFonts w:ascii="Times New Roman" w:hAnsi="Times New Roman" w:cs="Times New Roman"/>
+                <w:b w:val="0"/>
+                <w:bCs w:val="0"/>
+                <w:sz w:val="16"/>
+                <w:szCs w:val="16"/>
+                <w:lang w:val="en-US"/>
+              </w:rPr>
+              <w:t xml:space="preserve">    </w:t>
+            </w:r>
+            <w:proofErr w:type="spellStart"/>
+            <w:r>
+              <w:rPr>
+                <w:rStyle w:val="Forte"/>
+                <w:rFonts w:ascii="Times New Roman" w:hAnsi="Times New Roman" w:cs="Times New Roman"/>
+                <w:b w:val="0"/>
+                <w:bCs w:val="0"/>
+                <w:sz w:val="16"/>
+                <w:szCs w:val="16"/>
+                <w:lang w:val="en-US"/>
+              </w:rPr>
+              <w:t>emailService.send</w:t>
+            </w:r>
+            <w:proofErr w:type="spellEnd"/>
+            <w:r>
+              <w:rPr>
+                <w:rStyle w:val="Forte"/>
+                <w:rFonts w:ascii="Times New Roman" w:hAnsi="Times New Roman" w:cs="Times New Roman"/>
+                <w:b w:val="0"/>
+                <w:bCs w:val="0"/>
+                <w:sz w:val="16"/>
+                <w:szCs w:val="16"/>
+                <w:lang w:val="en-US"/>
+              </w:rPr>
+              <w:t>(</w:t>
+            </w:r>
+            <w:proofErr w:type="spellStart"/>
+            <w:r>
+              <w:rPr>
+                <w:rStyle w:val="Forte"/>
+                <w:rFonts w:ascii="Times New Roman" w:hAnsi="Times New Roman" w:cs="Times New Roman"/>
+                <w:b w:val="0"/>
+                <w:bCs w:val="0"/>
+                <w:sz w:val="16"/>
+                <w:szCs w:val="16"/>
+                <w:lang w:val="en-US"/>
+              </w:rPr>
+              <w:t>orderId</w:t>
+            </w:r>
+            <w:proofErr w:type="spellEnd"/>
+            <w:proofErr w:type="gramStart"/>
+            <w:r>
+              <w:rPr>
+                <w:rStyle w:val="Forte"/>
+                <w:rFonts w:ascii="Times New Roman" w:hAnsi="Times New Roman" w:cs="Times New Roman"/>
+                <w:b w:val="0"/>
+                <w:bCs w:val="0"/>
+                <w:sz w:val="16"/>
+                <w:szCs w:val="16"/>
+                <w:lang w:val="en-US"/>
+              </w:rPr>
+              <w:t>);</w:t>
+            </w:r>
+            <w:proofErr w:type="gramEnd"/>
+          </w:p>
+          <w:p>
+            <w:pPr>
+              <w:rPr>
+                <w:rStyle w:val="Forte"/>
+                <w:rFonts w:ascii="Times New Roman" w:hAnsi="Times New Roman" w:cs="Times New Roman"/>
+                <w:b w:val="0"/>
+                <w:bCs w:val="0"/>
+                <w:sz w:val="16"/>
+                <w:szCs w:val="16"/>
+                <w:lang w:val="en-US"/>
+              </w:rPr>
+            </w:pPr>
+            <w:r>
+              <w:rPr>
+                <w:rStyle w:val="Forte"/>
+                <w:rFonts w:ascii="Times New Roman" w:hAnsi="Times New Roman" w:cs="Times New Roman"/>
+                <w:b w:val="0"/>
+                <w:bCs w:val="0"/>
+                <w:sz w:val="16"/>
+                <w:szCs w:val="16"/>
+                <w:lang w:val="en-US"/>
+              </w:rPr>
+              <w:t xml:space="preserve">  }</w:t>
+            </w:r>
+          </w:p>
+          <w:p>
+            <w:pPr>
+              <w:pStyle w:val="NormalWeb"/>
+              <w:spacing w:before="0" w:beforeAutospacing="0" w:after="0" w:afterAutospacing="0"/>
+            </w:pPr>
+            <w:r>
+              <w:rPr>
+                <w:rStyle w:val="Forte"/>
+                <w:b w:val="0"/>
+                <w:bCs w:val="0"/>
+                <w:sz w:val="16"/>
+                <w:szCs w:val="16"/>
+                <w:lang w:val="en-US"/>
+              </w:rPr>
+              <w:t>}</w:t>
+            </w:r>
+          </w:p>
+        </w:tc>
+      </w:tr>
+    </w:tbl>
+    <w:p>
+      <w:pPr>
+        <w:pStyle w:val="NormalWeb"/>
+        <w:spacing w:before="0" w:beforeAutospacing="0" w:after="0" w:afterAutospacing="0"/>
       </w:pPr>
     </w:p>
     <w:p>
@@ -5239,6 +5222,7 @@
           <w:p>
             <w:pPr>
               <w:pStyle w:val="NormalWeb"/>
+              <w:spacing w:before="0" w:beforeAutospacing="0"/>
               <w:rPr>
                 <w:lang w:val="es-ES"/>
               </w:rPr>
@@ -6009,14 +5993,6 @@
     </w:tbl>
     <w:p>
       <w:pPr>
-        <w:spacing w:before="240" w:after="0"/>
-        <w:rPr>
-          <w:rFonts w:ascii="Times New Roman" w:hAnsi="Times New Roman" w:cs="Times New Roman"/>
-        </w:rPr>
-      </w:pPr>
-    </w:p>
-    <w:p>
-      <w:pPr>
         <w:pStyle w:val="PargrafodaLista"/>
         <w:numPr>
           <w:ilvl w:val="0"/>
@@ -6108,7 +6084,31 @@
         <w:rPr>
           <w:rFonts w:ascii="Times New Roman" w:hAnsi="Times New Roman" w:cs="Times New Roman"/>
         </w:rPr>
-        <w:t xml:space="preserve"> sabe exatamente onde retomar a execução sem perder nenhum trabalho. Isso evita que você precise escrever códigos complexos de tratamento de erros ou mecanismos de recuperação trabalhosos.</w:t>
+        <w:t xml:space="preserve"> sabe exatamente onde retomar a execução sem perder nenhum trabalho. Isso evita que </w:t>
+      </w:r>
+      <w:r>
+        <w:rPr>
+          <w:rFonts w:ascii="Times New Roman" w:hAnsi="Times New Roman" w:cs="Times New Roman"/>
+        </w:rPr>
+        <w:t>seja</w:t>
+      </w:r>
+      <w:r>
+        <w:rPr>
+          <w:rFonts w:ascii="Times New Roman" w:hAnsi="Times New Roman" w:cs="Times New Roman"/>
+        </w:rPr>
+        <w:t xml:space="preserve"> precis</w:t>
+      </w:r>
+      <w:r>
+        <w:rPr>
+          <w:rFonts w:ascii="Times New Roman" w:hAnsi="Times New Roman" w:cs="Times New Roman"/>
+        </w:rPr>
+        <w:t>o</w:t>
+      </w:r>
+      <w:r>
+        <w:rPr>
+          <w:rFonts w:ascii="Times New Roman" w:hAnsi="Times New Roman" w:cs="Times New Roman"/>
+        </w:rPr>
+        <w:t xml:space="preserve"> escrever códigos complexos de tratamento de erros ou mecanismos de recuperação trabalhosos.</w:t>
       </w:r>
     </w:p>
     <w:p>
@@ -6244,6 +6244,7 @@
           <w:ilvl w:val="0"/>
           <w:numId w:val="15"/>
         </w:numPr>
+        <w:spacing w:after="0"/>
         <w:ind w:left="284" w:firstLine="0"/>
         <w:rPr>
           <w:rFonts w:ascii="Times New Roman" w:hAnsi="Times New Roman" w:cs="Times New Roman"/>
@@ -6293,6 +6294,2703 @@
         </w:rPr>
         <w:t xml:space="preserve"> como um evento imutável. Quando o workflow é retomado, o código é reexecutado desde o início e o estado é reconstruído a partir desses eventos.</w:t>
       </w:r>
+    </w:p>
+    <w:p>
+      <w:pPr>
+        <w:pStyle w:val="PargrafodaLista"/>
+        <w:numPr>
+          <w:ilvl w:val="0"/>
+          <w:numId w:val="15"/>
+        </w:numPr>
+        <w:spacing w:after="0"/>
+        <w:ind w:left="284" w:firstLine="0"/>
+        <w:rPr>
+          <w:rFonts w:ascii="Times New Roman" w:hAnsi="Times New Roman" w:cs="Times New Roman"/>
+          <w:b/>
+          <w:bCs/>
+          <w:u w:val="single"/>
+        </w:rPr>
+      </w:pPr>
+      <w:r>
+        <w:rPr>
+          <w:sz w:val="26"/>
+          <w:szCs w:val="26"/>
+        </w:rPr>
+        <w:br w:type="page"/>
+      </w:r>
+      <w:proofErr w:type="spellStart"/>
+      <w:r>
+        <w:rPr>
+          <w:rFonts w:ascii="Times New Roman" w:hAnsi="Times New Roman" w:cs="Times New Roman"/>
+          <w:b/>
+          <w:bCs/>
+          <w:u w:val="single"/>
+        </w:rPr>
+        <w:lastRenderedPageBreak/>
+        <w:t>Signal</w:t>
+      </w:r>
+      <w:proofErr w:type="spellEnd"/>
+    </w:p>
+    <w:p>
+      <w:pPr>
+        <w:pStyle w:val="font-claude-response-body"/>
+        <w:spacing w:before="0" w:beforeAutospacing="0" w:after="0" w:afterAutospacing="0"/>
+        <w:ind w:left="360"/>
+      </w:pPr>
+      <w:r>
+        <w:t xml:space="preserve">Um </w:t>
+      </w:r>
+      <w:proofErr w:type="spellStart"/>
+      <w:r>
+        <w:rPr>
+          <w:rStyle w:val="Forte"/>
+          <w:rFonts w:eastAsiaTheme="majorEastAsia"/>
+        </w:rPr>
+        <w:t>Signal</w:t>
+      </w:r>
+      <w:proofErr w:type="spellEnd"/>
+      <w:r>
+        <w:t xml:space="preserve"> é um mecanismo assíncrono para enviar informação a um workflow </w:t>
+      </w:r>
+      <w:r>
+        <w:rPr>
+          <w:rStyle w:val="Forte"/>
+          <w:rFonts w:eastAsiaTheme="majorEastAsia"/>
+        </w:rPr>
+        <w:t>em execução</w:t>
+      </w:r>
+      <w:r>
+        <w:t xml:space="preserve">, sem o interromper. O workflow pode reagir ao </w:t>
+      </w:r>
+      <w:proofErr w:type="spellStart"/>
+      <w:r>
+        <w:t>signal</w:t>
+      </w:r>
+      <w:proofErr w:type="spellEnd"/>
+      <w:r>
+        <w:t xml:space="preserve"> alterando o seu estado ou tomando uma decisão com base no valor recebido.</w:t>
+      </w:r>
+    </w:p>
+    <w:p>
+      <w:pPr>
+        <w:pStyle w:val="font-claude-response-body"/>
+        <w:spacing w:before="0" w:beforeAutospacing="0"/>
+        <w:ind w:left="360"/>
+      </w:pPr>
+      <w:r>
+        <w:t>Casos de uso típicos: aprovar/rejeitar um processo, cancelar uma encomenda em curso, ou notificar que um pagamento foi recebido.</w:t>
+      </w:r>
+    </w:p>
+    <w:p>
+      <w:pPr>
+        <w:autoSpaceDE w:val="0"/>
+        <w:autoSpaceDN w:val="0"/>
+        <w:adjustRightInd w:val="0"/>
+        <w:spacing w:after="0" w:line="240" w:lineRule="auto"/>
+        <w:rPr>
+          <w:rFonts w:ascii="Times New Roman" w:hAnsi="Times New Roman" w:cs="Times New Roman"/>
+          <w:kern w:val="0"/>
+          <w:sz w:val="26"/>
+          <w:szCs w:val="26"/>
+        </w:rPr>
+      </w:pPr>
+      <w:r>
+        <w:rPr>
+          <w:rFonts w:ascii="Times New Roman" w:hAnsi="Times New Roman" w:cs="Times New Roman"/>
+        </w:rPr>
+        <w:t>Interface</w:t>
+      </w:r>
+    </w:p>
+    <w:tbl>
+      <w:tblPr>
+        <w:tblStyle w:val="TabelacomGrelha"/>
+        <w:tblW w:w="0" w:type="auto"/>
+        <w:tblLook w:val="04A0" w:firstRow="1" w:lastRow="0" w:firstColumn="1" w:lastColumn="0" w:noHBand="0" w:noVBand="1"/>
+      </w:tblPr>
+      <w:tblGrid>
+        <w:gridCol w:w="8494"/>
+      </w:tblGrid>
+      <w:tr>
+        <w:tc>
+          <w:tcPr>
+            <w:tcW w:w="8494" w:type="dxa"/>
+          </w:tcPr>
+          <w:p>
+            <w:pPr>
+              <w:autoSpaceDE w:val="0"/>
+              <w:autoSpaceDN w:val="0"/>
+              <w:adjustRightInd w:val="0"/>
+              <w:rPr>
+                <w:rFonts w:ascii="Times New Roman" w:hAnsi="Times New Roman" w:cs="Times New Roman"/>
+                <w:kern w:val="0"/>
+                <w:sz w:val="16"/>
+                <w:szCs w:val="16"/>
+                <w:lang w:val="en-US"/>
+              </w:rPr>
+            </w:pPr>
+            <w:r>
+              <w:rPr>
+                <w:rFonts w:ascii="Times New Roman" w:hAnsi="Times New Roman" w:cs="Times New Roman"/>
+                <w:kern w:val="0"/>
+                <w:sz w:val="16"/>
+                <w:szCs w:val="16"/>
+                <w:lang w:val="en-US"/>
+              </w:rPr>
+              <w:t>@WorkflowInterface</w:t>
+            </w:r>
+          </w:p>
+          <w:p>
+            <w:pPr>
+              <w:autoSpaceDE w:val="0"/>
+              <w:autoSpaceDN w:val="0"/>
+              <w:adjustRightInd w:val="0"/>
+              <w:rPr>
+                <w:rFonts w:ascii="Times New Roman" w:hAnsi="Times New Roman" w:cs="Times New Roman"/>
+                <w:kern w:val="0"/>
+                <w:sz w:val="16"/>
+                <w:szCs w:val="16"/>
+                <w:lang w:val="en-US"/>
+              </w:rPr>
+            </w:pPr>
+            <w:r>
+              <w:rPr>
+                <w:rFonts w:ascii="Times New Roman" w:hAnsi="Times New Roman" w:cs="Times New Roman"/>
+                <w:kern w:val="0"/>
+                <w:sz w:val="16"/>
+                <w:szCs w:val="16"/>
+                <w:lang w:val="en-US"/>
+              </w:rPr>
+              <w:t xml:space="preserve">public interface </w:t>
+            </w:r>
+            <w:proofErr w:type="spellStart"/>
+            <w:r>
+              <w:rPr>
+                <w:rFonts w:ascii="Times New Roman" w:hAnsi="Times New Roman" w:cs="Times New Roman"/>
+                <w:kern w:val="0"/>
+                <w:sz w:val="16"/>
+                <w:szCs w:val="16"/>
+                <w:lang w:val="en-US"/>
+              </w:rPr>
+              <w:t>OrderWorkflow</w:t>
+            </w:r>
+            <w:proofErr w:type="spellEnd"/>
+            <w:r>
+              <w:rPr>
+                <w:rFonts w:ascii="Times New Roman" w:hAnsi="Times New Roman" w:cs="Times New Roman"/>
+                <w:kern w:val="0"/>
+                <w:sz w:val="16"/>
+                <w:szCs w:val="16"/>
+                <w:lang w:val="en-US"/>
+              </w:rPr>
+              <w:t xml:space="preserve"> {</w:t>
+            </w:r>
+          </w:p>
+          <w:p>
+            <w:pPr>
+              <w:autoSpaceDE w:val="0"/>
+              <w:autoSpaceDN w:val="0"/>
+              <w:adjustRightInd w:val="0"/>
+              <w:rPr>
+                <w:rFonts w:ascii="Times New Roman" w:hAnsi="Times New Roman" w:cs="Times New Roman"/>
+                <w:kern w:val="0"/>
+                <w:sz w:val="16"/>
+                <w:szCs w:val="16"/>
+                <w:lang w:val="en-US"/>
+              </w:rPr>
+            </w:pPr>
+            <w:r>
+              <w:rPr>
+                <w:rFonts w:ascii="Times New Roman" w:hAnsi="Times New Roman" w:cs="Times New Roman"/>
+                <w:kern w:val="0"/>
+                <w:sz w:val="16"/>
+                <w:szCs w:val="16"/>
+                <w:lang w:val="en-US"/>
+              </w:rPr>
+              <w:t xml:space="preserve">    @WorkflowMethod</w:t>
+            </w:r>
+          </w:p>
+          <w:p>
+            <w:pPr>
+              <w:autoSpaceDE w:val="0"/>
+              <w:autoSpaceDN w:val="0"/>
+              <w:adjustRightInd w:val="0"/>
+              <w:rPr>
+                <w:rFonts w:ascii="Times New Roman" w:hAnsi="Times New Roman" w:cs="Times New Roman"/>
+                <w:kern w:val="0"/>
+                <w:sz w:val="16"/>
+                <w:szCs w:val="16"/>
+                <w:lang w:val="en-US"/>
+              </w:rPr>
+            </w:pPr>
+            <w:r>
+              <w:rPr>
+                <w:rFonts w:ascii="Times New Roman" w:hAnsi="Times New Roman" w:cs="Times New Roman"/>
+                <w:kern w:val="0"/>
+                <w:sz w:val="16"/>
+                <w:szCs w:val="16"/>
+                <w:lang w:val="en-US"/>
+              </w:rPr>
+              <w:t xml:space="preserve">    void </w:t>
+            </w:r>
+            <w:proofErr w:type="spellStart"/>
+            <w:proofErr w:type="gramStart"/>
+            <w:r>
+              <w:rPr>
+                <w:rFonts w:ascii="Times New Roman" w:hAnsi="Times New Roman" w:cs="Times New Roman"/>
+                <w:kern w:val="0"/>
+                <w:sz w:val="16"/>
+                <w:szCs w:val="16"/>
+                <w:lang w:val="en-US"/>
+              </w:rPr>
+              <w:t>processOrder</w:t>
+            </w:r>
+            <w:proofErr w:type="spellEnd"/>
+            <w:r>
+              <w:rPr>
+                <w:rFonts w:ascii="Times New Roman" w:hAnsi="Times New Roman" w:cs="Times New Roman"/>
+                <w:kern w:val="0"/>
+                <w:sz w:val="16"/>
+                <w:szCs w:val="16"/>
+                <w:lang w:val="en-US"/>
+              </w:rPr>
+              <w:t>(</w:t>
+            </w:r>
+            <w:proofErr w:type="gramEnd"/>
+            <w:r>
+              <w:rPr>
+                <w:rFonts w:ascii="Times New Roman" w:hAnsi="Times New Roman" w:cs="Times New Roman"/>
+                <w:kern w:val="0"/>
+                <w:sz w:val="16"/>
+                <w:szCs w:val="16"/>
+                <w:lang w:val="en-US"/>
+              </w:rPr>
+              <w:t xml:space="preserve">String </w:t>
+            </w:r>
+            <w:proofErr w:type="spellStart"/>
+            <w:r>
+              <w:rPr>
+                <w:rFonts w:ascii="Times New Roman" w:hAnsi="Times New Roman" w:cs="Times New Roman"/>
+                <w:kern w:val="0"/>
+                <w:sz w:val="16"/>
+                <w:szCs w:val="16"/>
+                <w:lang w:val="en-US"/>
+              </w:rPr>
+              <w:t>orderId</w:t>
+            </w:r>
+            <w:proofErr w:type="spellEnd"/>
+            <w:r>
+              <w:rPr>
+                <w:rFonts w:ascii="Times New Roman" w:hAnsi="Times New Roman" w:cs="Times New Roman"/>
+                <w:kern w:val="0"/>
+                <w:sz w:val="16"/>
+                <w:szCs w:val="16"/>
+                <w:lang w:val="en-US"/>
+              </w:rPr>
+              <w:t>);</w:t>
+            </w:r>
+          </w:p>
+          <w:p>
+            <w:pPr>
+              <w:autoSpaceDE w:val="0"/>
+              <w:autoSpaceDN w:val="0"/>
+              <w:adjustRightInd w:val="0"/>
+              <w:rPr>
+                <w:rFonts w:ascii="Times New Roman" w:hAnsi="Times New Roman" w:cs="Times New Roman"/>
+                <w:kern w:val="0"/>
+                <w:sz w:val="16"/>
+                <w:szCs w:val="16"/>
+                <w:lang w:val="en-US"/>
+              </w:rPr>
+            </w:pPr>
+          </w:p>
+          <w:p>
+            <w:pPr>
+              <w:autoSpaceDE w:val="0"/>
+              <w:autoSpaceDN w:val="0"/>
+              <w:adjustRightInd w:val="0"/>
+              <w:rPr>
+                <w:rFonts w:ascii="Times New Roman" w:hAnsi="Times New Roman" w:cs="Times New Roman"/>
+                <w:kern w:val="0"/>
+                <w:sz w:val="16"/>
+                <w:szCs w:val="16"/>
+                <w:lang w:val="en-US"/>
+              </w:rPr>
+            </w:pPr>
+            <w:r>
+              <w:rPr>
+                <w:rFonts w:ascii="Times New Roman" w:hAnsi="Times New Roman" w:cs="Times New Roman"/>
+                <w:kern w:val="0"/>
+                <w:sz w:val="16"/>
+                <w:szCs w:val="16"/>
+                <w:lang w:val="en-US"/>
+              </w:rPr>
+              <w:t xml:space="preserve">    @SignalMethod</w:t>
+            </w:r>
+          </w:p>
+          <w:p>
+            <w:pPr>
+              <w:autoSpaceDE w:val="0"/>
+              <w:autoSpaceDN w:val="0"/>
+              <w:adjustRightInd w:val="0"/>
+              <w:rPr>
+                <w:rFonts w:ascii="Times New Roman" w:hAnsi="Times New Roman" w:cs="Times New Roman"/>
+                <w:kern w:val="0"/>
+                <w:sz w:val="16"/>
+                <w:szCs w:val="16"/>
+                <w:lang w:val="en-US"/>
+              </w:rPr>
+            </w:pPr>
+            <w:r>
+              <w:rPr>
+                <w:rFonts w:ascii="Times New Roman" w:hAnsi="Times New Roman" w:cs="Times New Roman"/>
+                <w:kern w:val="0"/>
+                <w:sz w:val="16"/>
+                <w:szCs w:val="16"/>
+                <w:lang w:val="en-US"/>
+              </w:rPr>
+              <w:t xml:space="preserve">    void </w:t>
+            </w:r>
+            <w:proofErr w:type="spellStart"/>
+            <w:proofErr w:type="gramStart"/>
+            <w:r>
+              <w:rPr>
+                <w:rFonts w:ascii="Times New Roman" w:hAnsi="Times New Roman" w:cs="Times New Roman"/>
+                <w:kern w:val="0"/>
+                <w:sz w:val="16"/>
+                <w:szCs w:val="16"/>
+                <w:lang w:val="en-US"/>
+              </w:rPr>
+              <w:t>cancelOrder</w:t>
+            </w:r>
+            <w:proofErr w:type="spellEnd"/>
+            <w:r>
+              <w:rPr>
+                <w:rFonts w:ascii="Times New Roman" w:hAnsi="Times New Roman" w:cs="Times New Roman"/>
+                <w:kern w:val="0"/>
+                <w:sz w:val="16"/>
+                <w:szCs w:val="16"/>
+                <w:lang w:val="en-US"/>
+              </w:rPr>
+              <w:t>(</w:t>
+            </w:r>
+            <w:proofErr w:type="gramEnd"/>
+            <w:r>
+              <w:rPr>
+                <w:rFonts w:ascii="Times New Roman" w:hAnsi="Times New Roman" w:cs="Times New Roman"/>
+                <w:kern w:val="0"/>
+                <w:sz w:val="16"/>
+                <w:szCs w:val="16"/>
+                <w:lang w:val="en-US"/>
+              </w:rPr>
+              <w:t>String reason);</w:t>
+            </w:r>
+          </w:p>
+          <w:p>
+            <w:pPr>
+              <w:pStyle w:val="NormalWeb"/>
+              <w:spacing w:before="0" w:beforeAutospacing="0"/>
+              <w:rPr>
+                <w:lang w:val="es-ES"/>
+              </w:rPr>
+            </w:pPr>
+            <w:r>
+              <w:rPr>
+                <w:sz w:val="16"/>
+                <w:szCs w:val="16"/>
+                <w:lang w:val="en-US"/>
+              </w:rPr>
+              <w:t>}</w:t>
+            </w:r>
+          </w:p>
+        </w:tc>
+      </w:tr>
+    </w:tbl>
+    <w:p>
+      <w:pPr>
+        <w:autoSpaceDE w:val="0"/>
+        <w:autoSpaceDN w:val="0"/>
+        <w:adjustRightInd w:val="0"/>
+        <w:spacing w:after="0" w:line="240" w:lineRule="auto"/>
+        <w:rPr>
+          <w:rFonts w:ascii="Times New Roman" w:hAnsi="Times New Roman" w:cs="Times New Roman"/>
+          <w:kern w:val="0"/>
+          <w:sz w:val="26"/>
+          <w:szCs w:val="26"/>
+        </w:rPr>
+      </w:pPr>
+      <w:r>
+        <w:rPr>
+          <w:rFonts w:ascii="Times New Roman" w:hAnsi="Times New Roman" w:cs="Times New Roman"/>
+        </w:rPr>
+        <w:t>Implementação</w:t>
+      </w:r>
+    </w:p>
+    <w:tbl>
+      <w:tblPr>
+        <w:tblStyle w:val="TabelacomGrelha"/>
+        <w:tblW w:w="0" w:type="auto"/>
+        <w:tblLook w:val="04A0" w:firstRow="1" w:lastRow="0" w:firstColumn="1" w:lastColumn="0" w:noHBand="0" w:noVBand="1"/>
+      </w:tblPr>
+      <w:tblGrid>
+        <w:gridCol w:w="8494"/>
+      </w:tblGrid>
+      <w:tr>
+        <w:tc>
+          <w:tcPr>
+            <w:tcW w:w="8494" w:type="dxa"/>
+          </w:tcPr>
+          <w:p>
+            <w:pPr>
+              <w:autoSpaceDE w:val="0"/>
+              <w:autoSpaceDN w:val="0"/>
+              <w:adjustRightInd w:val="0"/>
+              <w:rPr>
+                <w:rFonts w:ascii="Times New Roman" w:hAnsi="Times New Roman" w:cs="Times New Roman"/>
+                <w:kern w:val="0"/>
+                <w:sz w:val="16"/>
+                <w:szCs w:val="16"/>
+                <w:lang w:val="en-US"/>
+              </w:rPr>
+            </w:pPr>
+            <w:r>
+              <w:rPr>
+                <w:rFonts w:ascii="Times New Roman" w:hAnsi="Times New Roman" w:cs="Times New Roman"/>
+                <w:kern w:val="0"/>
+                <w:sz w:val="16"/>
+                <w:szCs w:val="16"/>
+                <w:lang w:val="en-US"/>
+              </w:rPr>
+              <w:t xml:space="preserve">public class </w:t>
+            </w:r>
+            <w:proofErr w:type="spellStart"/>
+            <w:r>
+              <w:rPr>
+                <w:rFonts w:ascii="Times New Roman" w:hAnsi="Times New Roman" w:cs="Times New Roman"/>
+                <w:kern w:val="0"/>
+                <w:sz w:val="16"/>
+                <w:szCs w:val="16"/>
+                <w:lang w:val="en-US"/>
+              </w:rPr>
+              <w:t>OrderWorkflowImpl</w:t>
+            </w:r>
+            <w:proofErr w:type="spellEnd"/>
+            <w:r>
+              <w:rPr>
+                <w:rFonts w:ascii="Times New Roman" w:hAnsi="Times New Roman" w:cs="Times New Roman"/>
+                <w:kern w:val="0"/>
+                <w:sz w:val="16"/>
+                <w:szCs w:val="16"/>
+                <w:lang w:val="en-US"/>
+              </w:rPr>
+              <w:t xml:space="preserve"> implements </w:t>
+            </w:r>
+            <w:proofErr w:type="spellStart"/>
+            <w:r>
+              <w:rPr>
+                <w:rFonts w:ascii="Times New Roman" w:hAnsi="Times New Roman" w:cs="Times New Roman"/>
+                <w:kern w:val="0"/>
+                <w:sz w:val="16"/>
+                <w:szCs w:val="16"/>
+                <w:lang w:val="en-US"/>
+              </w:rPr>
+              <w:t>OrderWorkflow</w:t>
+            </w:r>
+            <w:proofErr w:type="spellEnd"/>
+            <w:r>
+              <w:rPr>
+                <w:rFonts w:ascii="Times New Roman" w:hAnsi="Times New Roman" w:cs="Times New Roman"/>
+                <w:kern w:val="0"/>
+                <w:sz w:val="16"/>
+                <w:szCs w:val="16"/>
+                <w:lang w:val="en-US"/>
+              </w:rPr>
+              <w:t xml:space="preserve"> {</w:t>
+            </w:r>
+          </w:p>
+          <w:p>
+            <w:pPr>
+              <w:autoSpaceDE w:val="0"/>
+              <w:autoSpaceDN w:val="0"/>
+              <w:adjustRightInd w:val="0"/>
+              <w:rPr>
+                <w:rFonts w:ascii="Times New Roman" w:hAnsi="Times New Roman" w:cs="Times New Roman"/>
+                <w:kern w:val="0"/>
+                <w:sz w:val="16"/>
+                <w:szCs w:val="16"/>
+                <w:lang w:val="en-US"/>
+              </w:rPr>
+            </w:pPr>
+            <w:r>
+              <w:rPr>
+                <w:rFonts w:ascii="Times New Roman" w:hAnsi="Times New Roman" w:cs="Times New Roman"/>
+                <w:kern w:val="0"/>
+                <w:sz w:val="16"/>
+                <w:szCs w:val="16"/>
+                <w:lang w:val="en-US"/>
+              </w:rPr>
+              <w:t xml:space="preserve">    private </w:t>
+            </w:r>
+            <w:proofErr w:type="spellStart"/>
+            <w:r>
+              <w:rPr>
+                <w:rFonts w:ascii="Times New Roman" w:hAnsi="Times New Roman" w:cs="Times New Roman"/>
+                <w:kern w:val="0"/>
+                <w:sz w:val="16"/>
+                <w:szCs w:val="16"/>
+                <w:lang w:val="en-US"/>
+              </w:rPr>
+              <w:t>boolean</w:t>
+            </w:r>
+            <w:proofErr w:type="spellEnd"/>
+            <w:r>
+              <w:rPr>
+                <w:rFonts w:ascii="Times New Roman" w:hAnsi="Times New Roman" w:cs="Times New Roman"/>
+                <w:kern w:val="0"/>
+                <w:sz w:val="16"/>
+                <w:szCs w:val="16"/>
+                <w:lang w:val="en-US"/>
+              </w:rPr>
+              <w:t xml:space="preserve"> cancelled = </w:t>
+            </w:r>
+            <w:proofErr w:type="gramStart"/>
+            <w:r>
+              <w:rPr>
+                <w:rFonts w:ascii="Times New Roman" w:hAnsi="Times New Roman" w:cs="Times New Roman"/>
+                <w:kern w:val="0"/>
+                <w:sz w:val="16"/>
+                <w:szCs w:val="16"/>
+                <w:lang w:val="en-US"/>
+              </w:rPr>
+              <w:t>false;</w:t>
+            </w:r>
+            <w:proofErr w:type="gramEnd"/>
+          </w:p>
+          <w:p>
+            <w:pPr>
+              <w:autoSpaceDE w:val="0"/>
+              <w:autoSpaceDN w:val="0"/>
+              <w:adjustRightInd w:val="0"/>
+              <w:rPr>
+                <w:rFonts w:ascii="Times New Roman" w:hAnsi="Times New Roman" w:cs="Times New Roman"/>
+                <w:kern w:val="0"/>
+                <w:sz w:val="16"/>
+                <w:szCs w:val="16"/>
+                <w:lang w:val="en-US"/>
+              </w:rPr>
+            </w:pPr>
+            <w:r>
+              <w:rPr>
+                <w:rFonts w:ascii="Times New Roman" w:hAnsi="Times New Roman" w:cs="Times New Roman"/>
+                <w:kern w:val="0"/>
+                <w:sz w:val="16"/>
+                <w:szCs w:val="16"/>
+                <w:lang w:val="en-US"/>
+              </w:rPr>
+              <w:t xml:space="preserve">    private String </w:t>
+            </w:r>
+            <w:proofErr w:type="spellStart"/>
+            <w:proofErr w:type="gramStart"/>
+            <w:r>
+              <w:rPr>
+                <w:rFonts w:ascii="Times New Roman" w:hAnsi="Times New Roman" w:cs="Times New Roman"/>
+                <w:kern w:val="0"/>
+                <w:sz w:val="16"/>
+                <w:szCs w:val="16"/>
+                <w:lang w:val="en-US"/>
+              </w:rPr>
+              <w:t>cancelReason</w:t>
+            </w:r>
+            <w:proofErr w:type="spellEnd"/>
+            <w:r>
+              <w:rPr>
+                <w:rFonts w:ascii="Times New Roman" w:hAnsi="Times New Roman" w:cs="Times New Roman"/>
+                <w:kern w:val="0"/>
+                <w:sz w:val="16"/>
+                <w:szCs w:val="16"/>
+                <w:lang w:val="en-US"/>
+              </w:rPr>
+              <w:t>;</w:t>
+            </w:r>
+            <w:proofErr w:type="gramEnd"/>
+          </w:p>
+          <w:p>
+            <w:pPr>
+              <w:autoSpaceDE w:val="0"/>
+              <w:autoSpaceDN w:val="0"/>
+              <w:adjustRightInd w:val="0"/>
+              <w:rPr>
+                <w:rFonts w:ascii="Times New Roman" w:hAnsi="Times New Roman" w:cs="Times New Roman"/>
+                <w:kern w:val="0"/>
+                <w:sz w:val="16"/>
+                <w:szCs w:val="16"/>
+                <w:lang w:val="en-US"/>
+              </w:rPr>
+            </w:pPr>
+          </w:p>
+          <w:p>
+            <w:pPr>
+              <w:autoSpaceDE w:val="0"/>
+              <w:autoSpaceDN w:val="0"/>
+              <w:adjustRightInd w:val="0"/>
+              <w:rPr>
+                <w:rFonts w:ascii="Times New Roman" w:hAnsi="Times New Roman" w:cs="Times New Roman"/>
+                <w:kern w:val="0"/>
+                <w:sz w:val="16"/>
+                <w:szCs w:val="16"/>
+                <w:lang w:val="en-US"/>
+              </w:rPr>
+            </w:pPr>
+            <w:r>
+              <w:rPr>
+                <w:rFonts w:ascii="Times New Roman" w:hAnsi="Times New Roman" w:cs="Times New Roman"/>
+                <w:kern w:val="0"/>
+                <w:sz w:val="16"/>
+                <w:szCs w:val="16"/>
+                <w:lang w:val="en-US"/>
+              </w:rPr>
+              <w:t xml:space="preserve">    @Override</w:t>
+            </w:r>
+          </w:p>
+          <w:p>
+            <w:pPr>
+              <w:autoSpaceDE w:val="0"/>
+              <w:autoSpaceDN w:val="0"/>
+              <w:adjustRightInd w:val="0"/>
+              <w:rPr>
+                <w:rFonts w:ascii="Times New Roman" w:hAnsi="Times New Roman" w:cs="Times New Roman"/>
+                <w:kern w:val="0"/>
+                <w:sz w:val="16"/>
+                <w:szCs w:val="16"/>
+                <w:lang w:val="en-US"/>
+              </w:rPr>
+            </w:pPr>
+            <w:r>
+              <w:rPr>
+                <w:rFonts w:ascii="Times New Roman" w:hAnsi="Times New Roman" w:cs="Times New Roman"/>
+                <w:kern w:val="0"/>
+                <w:sz w:val="16"/>
+                <w:szCs w:val="16"/>
+                <w:lang w:val="en-US"/>
+              </w:rPr>
+              <w:t xml:space="preserve">    public void </w:t>
+            </w:r>
+            <w:proofErr w:type="spellStart"/>
+            <w:proofErr w:type="gramStart"/>
+            <w:r>
+              <w:rPr>
+                <w:rFonts w:ascii="Times New Roman" w:hAnsi="Times New Roman" w:cs="Times New Roman"/>
+                <w:kern w:val="0"/>
+                <w:sz w:val="16"/>
+                <w:szCs w:val="16"/>
+                <w:lang w:val="en-US"/>
+              </w:rPr>
+              <w:t>processOrder</w:t>
+            </w:r>
+            <w:proofErr w:type="spellEnd"/>
+            <w:r>
+              <w:rPr>
+                <w:rFonts w:ascii="Times New Roman" w:hAnsi="Times New Roman" w:cs="Times New Roman"/>
+                <w:kern w:val="0"/>
+                <w:sz w:val="16"/>
+                <w:szCs w:val="16"/>
+                <w:lang w:val="en-US"/>
+              </w:rPr>
+              <w:t>(</w:t>
+            </w:r>
+            <w:proofErr w:type="gramEnd"/>
+            <w:r>
+              <w:rPr>
+                <w:rFonts w:ascii="Times New Roman" w:hAnsi="Times New Roman" w:cs="Times New Roman"/>
+                <w:kern w:val="0"/>
+                <w:sz w:val="16"/>
+                <w:szCs w:val="16"/>
+                <w:lang w:val="en-US"/>
+              </w:rPr>
+              <w:t xml:space="preserve">String </w:t>
+            </w:r>
+            <w:proofErr w:type="spellStart"/>
+            <w:r>
+              <w:rPr>
+                <w:rFonts w:ascii="Times New Roman" w:hAnsi="Times New Roman" w:cs="Times New Roman"/>
+                <w:kern w:val="0"/>
+                <w:sz w:val="16"/>
+                <w:szCs w:val="16"/>
+                <w:lang w:val="en-US"/>
+              </w:rPr>
+              <w:t>orderId</w:t>
+            </w:r>
+            <w:proofErr w:type="spellEnd"/>
+            <w:r>
+              <w:rPr>
+                <w:rFonts w:ascii="Times New Roman" w:hAnsi="Times New Roman" w:cs="Times New Roman"/>
+                <w:kern w:val="0"/>
+                <w:sz w:val="16"/>
+                <w:szCs w:val="16"/>
+                <w:lang w:val="en-US"/>
+              </w:rPr>
+              <w:t>) {</w:t>
+            </w:r>
+          </w:p>
+          <w:p>
+            <w:pPr>
+              <w:autoSpaceDE w:val="0"/>
+              <w:autoSpaceDN w:val="0"/>
+              <w:adjustRightInd w:val="0"/>
+              <w:rPr>
+                <w:rFonts w:ascii="Times New Roman" w:hAnsi="Times New Roman" w:cs="Times New Roman"/>
+                <w:kern w:val="0"/>
+                <w:sz w:val="16"/>
+                <w:szCs w:val="16"/>
+                <w:lang w:val="en-US"/>
+              </w:rPr>
+            </w:pPr>
+            <w:r>
+              <w:rPr>
+                <w:rFonts w:ascii="Times New Roman" w:hAnsi="Times New Roman" w:cs="Times New Roman"/>
+                <w:kern w:val="0"/>
+                <w:sz w:val="16"/>
+                <w:szCs w:val="16"/>
+                <w:lang w:val="en-US"/>
+              </w:rPr>
+              <w:t xml:space="preserve">        </w:t>
+            </w:r>
+            <w:proofErr w:type="spellStart"/>
+            <w:proofErr w:type="gramStart"/>
+            <w:r>
+              <w:rPr>
+                <w:rFonts w:ascii="Times New Roman" w:hAnsi="Times New Roman" w:cs="Times New Roman"/>
+                <w:kern w:val="0"/>
+                <w:sz w:val="16"/>
+                <w:szCs w:val="16"/>
+                <w:lang w:val="en-US"/>
+              </w:rPr>
+              <w:t>activities.reserveStock</w:t>
+            </w:r>
+            <w:proofErr w:type="spellEnd"/>
+            <w:proofErr w:type="gramEnd"/>
+            <w:r>
+              <w:rPr>
+                <w:rFonts w:ascii="Times New Roman" w:hAnsi="Times New Roman" w:cs="Times New Roman"/>
+                <w:kern w:val="0"/>
+                <w:sz w:val="16"/>
+                <w:szCs w:val="16"/>
+                <w:lang w:val="en-US"/>
+              </w:rPr>
+              <w:t>(</w:t>
+            </w:r>
+            <w:proofErr w:type="spellStart"/>
+            <w:r>
+              <w:rPr>
+                <w:rFonts w:ascii="Times New Roman" w:hAnsi="Times New Roman" w:cs="Times New Roman"/>
+                <w:kern w:val="0"/>
+                <w:sz w:val="16"/>
+                <w:szCs w:val="16"/>
+                <w:lang w:val="en-US"/>
+              </w:rPr>
+              <w:t>orderId</w:t>
+            </w:r>
+            <w:proofErr w:type="spellEnd"/>
+            <w:r>
+              <w:rPr>
+                <w:rFonts w:ascii="Times New Roman" w:hAnsi="Times New Roman" w:cs="Times New Roman"/>
+                <w:kern w:val="0"/>
+                <w:sz w:val="16"/>
+                <w:szCs w:val="16"/>
+                <w:lang w:val="en-US"/>
+              </w:rPr>
+              <w:t>);</w:t>
+            </w:r>
+          </w:p>
+          <w:p>
+            <w:pPr>
+              <w:autoSpaceDE w:val="0"/>
+              <w:autoSpaceDN w:val="0"/>
+              <w:adjustRightInd w:val="0"/>
+              <w:rPr>
+                <w:rFonts w:ascii="Times New Roman" w:hAnsi="Times New Roman" w:cs="Times New Roman"/>
+                <w:kern w:val="0"/>
+                <w:sz w:val="16"/>
+                <w:szCs w:val="16"/>
+                <w:lang w:val="en-US"/>
+              </w:rPr>
+            </w:pPr>
+          </w:p>
+          <w:p>
+            <w:pPr>
+              <w:autoSpaceDE w:val="0"/>
+              <w:autoSpaceDN w:val="0"/>
+              <w:adjustRightInd w:val="0"/>
+              <w:rPr>
+                <w:rFonts w:ascii="Times New Roman" w:hAnsi="Times New Roman" w:cs="Times New Roman"/>
+                <w:kern w:val="0"/>
+                <w:sz w:val="16"/>
+                <w:szCs w:val="16"/>
+              </w:rPr>
+            </w:pPr>
+            <w:r>
+              <w:rPr>
+                <w:rFonts w:ascii="Times New Roman" w:hAnsi="Times New Roman" w:cs="Times New Roman"/>
+                <w:kern w:val="0"/>
+                <w:sz w:val="16"/>
+                <w:szCs w:val="16"/>
+              </w:rPr>
+              <w:t xml:space="preserve">        // </w:t>
+            </w:r>
+            <w:r>
+              <w:rPr>
+                <w:rFonts w:ascii="Times New Roman" w:hAnsi="Times New Roman" w:cs="Times New Roman"/>
+                <w:kern w:val="0"/>
+                <w:sz w:val="16"/>
+                <w:szCs w:val="16"/>
+              </w:rPr>
+              <w:t xml:space="preserve">Workflow pauses </w:t>
+            </w:r>
+            <w:proofErr w:type="spellStart"/>
+            <w:r>
+              <w:rPr>
+                <w:rFonts w:ascii="Times New Roman" w:hAnsi="Times New Roman" w:cs="Times New Roman"/>
+                <w:kern w:val="0"/>
+                <w:sz w:val="16"/>
+                <w:szCs w:val="16"/>
+              </w:rPr>
+              <w:t>and</w:t>
+            </w:r>
+            <w:proofErr w:type="spellEnd"/>
+            <w:r>
+              <w:rPr>
+                <w:rFonts w:ascii="Times New Roman" w:hAnsi="Times New Roman" w:cs="Times New Roman"/>
+                <w:kern w:val="0"/>
+                <w:sz w:val="16"/>
+                <w:szCs w:val="16"/>
+              </w:rPr>
+              <w:t xml:space="preserve"> </w:t>
+            </w:r>
+            <w:proofErr w:type="spellStart"/>
+            <w:r>
+              <w:rPr>
+                <w:rFonts w:ascii="Times New Roman" w:hAnsi="Times New Roman" w:cs="Times New Roman"/>
+                <w:kern w:val="0"/>
+                <w:sz w:val="16"/>
+                <w:szCs w:val="16"/>
+              </w:rPr>
+              <w:t>waits</w:t>
+            </w:r>
+            <w:proofErr w:type="spellEnd"/>
+            <w:r>
+              <w:rPr>
+                <w:rFonts w:ascii="Times New Roman" w:hAnsi="Times New Roman" w:cs="Times New Roman"/>
+                <w:kern w:val="0"/>
+                <w:sz w:val="16"/>
+                <w:szCs w:val="16"/>
+              </w:rPr>
+              <w:t xml:space="preserve"> for a </w:t>
+            </w:r>
+            <w:proofErr w:type="spellStart"/>
+            <w:r>
+              <w:rPr>
+                <w:rFonts w:ascii="Times New Roman" w:hAnsi="Times New Roman" w:cs="Times New Roman"/>
+                <w:kern w:val="0"/>
+                <w:sz w:val="16"/>
+                <w:szCs w:val="16"/>
+              </w:rPr>
+              <w:t>signal or timeout</w:t>
+            </w:r>
+            <w:proofErr w:type="spellEnd"/>
+            <w:r>
+              <w:rPr>
+                <w:rFonts w:ascii="Times New Roman" w:hAnsi="Times New Roman" w:cs="Times New Roman"/>
+                <w:kern w:val="0"/>
+                <w:sz w:val="16"/>
+                <w:szCs w:val="16"/>
+              </w:rPr>
+              <w:t>.</w:t>
+            </w:r>
+          </w:p>
+          <w:p>
+            <w:pPr>
+              <w:autoSpaceDE w:val="0"/>
+              <w:autoSpaceDN w:val="0"/>
+              <w:adjustRightInd w:val="0"/>
+              <w:rPr>
+                <w:rFonts w:ascii="Times New Roman" w:hAnsi="Times New Roman" w:cs="Times New Roman"/>
+                <w:kern w:val="0"/>
+                <w:sz w:val="16"/>
+                <w:szCs w:val="16"/>
+                <w:lang w:val="en-US"/>
+              </w:rPr>
+            </w:pPr>
+            <w:r>
+              <w:rPr>
+                <w:rFonts w:ascii="Times New Roman" w:hAnsi="Times New Roman" w:cs="Times New Roman"/>
+                <w:kern w:val="0"/>
+                <w:sz w:val="16"/>
+                <w:szCs w:val="16"/>
+              </w:rPr>
+              <w:t xml:space="preserve">        </w:t>
+            </w:r>
+            <w:proofErr w:type="spellStart"/>
+            <w:r>
+              <w:rPr>
+                <w:rFonts w:ascii="Times New Roman" w:hAnsi="Times New Roman" w:cs="Times New Roman"/>
+                <w:kern w:val="0"/>
+                <w:sz w:val="16"/>
+                <w:szCs w:val="16"/>
+                <w:lang w:val="en-US"/>
+              </w:rPr>
+              <w:t>Workflow.await</w:t>
+            </w:r>
+            <w:proofErr w:type="spellEnd"/>
+            <w:r>
+              <w:rPr>
+                <w:rFonts w:ascii="Times New Roman" w:hAnsi="Times New Roman" w:cs="Times New Roman"/>
+                <w:kern w:val="0"/>
+                <w:sz w:val="16"/>
+                <w:szCs w:val="16"/>
+                <w:lang w:val="en-US"/>
+              </w:rPr>
+              <w:t>(</w:t>
+            </w:r>
+            <w:proofErr w:type="spellStart"/>
+            <w:r>
+              <w:rPr>
+                <w:rFonts w:ascii="Times New Roman" w:hAnsi="Times New Roman" w:cs="Times New Roman"/>
+                <w:kern w:val="0"/>
+                <w:sz w:val="16"/>
+                <w:szCs w:val="16"/>
+                <w:lang w:val="en-US"/>
+              </w:rPr>
+              <w:t>Duration.ofDays</w:t>
+            </w:r>
+            <w:proofErr w:type="spellEnd"/>
+            <w:r>
+              <w:rPr>
+                <w:rFonts w:ascii="Times New Roman" w:hAnsi="Times New Roman" w:cs="Times New Roman"/>
+                <w:kern w:val="0"/>
+                <w:sz w:val="16"/>
+                <w:szCs w:val="16"/>
+                <w:lang w:val="en-US"/>
+              </w:rPr>
+              <w:t>(1), () -&gt; cancelled</w:t>
+            </w:r>
+            <w:proofErr w:type="gramStart"/>
+            <w:r>
+              <w:rPr>
+                <w:rFonts w:ascii="Times New Roman" w:hAnsi="Times New Roman" w:cs="Times New Roman"/>
+                <w:kern w:val="0"/>
+                <w:sz w:val="16"/>
+                <w:szCs w:val="16"/>
+                <w:lang w:val="en-US"/>
+              </w:rPr>
+              <w:t>);</w:t>
+            </w:r>
+            <w:proofErr w:type="gramEnd"/>
+          </w:p>
+          <w:p>
+            <w:pPr>
+              <w:autoSpaceDE w:val="0"/>
+              <w:autoSpaceDN w:val="0"/>
+              <w:adjustRightInd w:val="0"/>
+              <w:rPr>
+                <w:rFonts w:ascii="Times New Roman" w:hAnsi="Times New Roman" w:cs="Times New Roman"/>
+                <w:kern w:val="0"/>
+                <w:sz w:val="16"/>
+                <w:szCs w:val="16"/>
+                <w:lang w:val="en-US"/>
+              </w:rPr>
+            </w:pPr>
+          </w:p>
+          <w:p>
+            <w:pPr>
+              <w:autoSpaceDE w:val="0"/>
+              <w:autoSpaceDN w:val="0"/>
+              <w:adjustRightInd w:val="0"/>
+              <w:rPr>
+                <w:rFonts w:ascii="Times New Roman" w:hAnsi="Times New Roman" w:cs="Times New Roman"/>
+                <w:kern w:val="0"/>
+                <w:sz w:val="16"/>
+                <w:szCs w:val="16"/>
+                <w:lang w:val="en-US"/>
+              </w:rPr>
+            </w:pPr>
+            <w:r>
+              <w:rPr>
+                <w:rFonts w:ascii="Times New Roman" w:hAnsi="Times New Roman" w:cs="Times New Roman"/>
+                <w:kern w:val="0"/>
+                <w:sz w:val="16"/>
+                <w:szCs w:val="16"/>
+                <w:lang w:val="en-US"/>
+              </w:rPr>
+              <w:t xml:space="preserve">        if (cancelled) {</w:t>
+            </w:r>
+          </w:p>
+          <w:p>
+            <w:pPr>
+              <w:autoSpaceDE w:val="0"/>
+              <w:autoSpaceDN w:val="0"/>
+              <w:adjustRightInd w:val="0"/>
+              <w:rPr>
+                <w:rFonts w:ascii="Times New Roman" w:hAnsi="Times New Roman" w:cs="Times New Roman"/>
+                <w:kern w:val="0"/>
+                <w:sz w:val="16"/>
+                <w:szCs w:val="16"/>
+                <w:lang w:val="en-US"/>
+              </w:rPr>
+            </w:pPr>
+            <w:r>
+              <w:rPr>
+                <w:rFonts w:ascii="Times New Roman" w:hAnsi="Times New Roman" w:cs="Times New Roman"/>
+                <w:kern w:val="0"/>
+                <w:sz w:val="16"/>
+                <w:szCs w:val="16"/>
+                <w:lang w:val="en-US"/>
+              </w:rPr>
+              <w:t xml:space="preserve">            </w:t>
+            </w:r>
+            <w:proofErr w:type="spellStart"/>
+            <w:proofErr w:type="gramStart"/>
+            <w:r>
+              <w:rPr>
+                <w:rFonts w:ascii="Times New Roman" w:hAnsi="Times New Roman" w:cs="Times New Roman"/>
+                <w:kern w:val="0"/>
+                <w:sz w:val="16"/>
+                <w:szCs w:val="16"/>
+                <w:lang w:val="en-US"/>
+              </w:rPr>
+              <w:t>activities.refundPayment</w:t>
+            </w:r>
+            <w:proofErr w:type="spellEnd"/>
+            <w:proofErr w:type="gramEnd"/>
+            <w:r>
+              <w:rPr>
+                <w:rFonts w:ascii="Times New Roman" w:hAnsi="Times New Roman" w:cs="Times New Roman"/>
+                <w:kern w:val="0"/>
+                <w:sz w:val="16"/>
+                <w:szCs w:val="16"/>
+                <w:lang w:val="en-US"/>
+              </w:rPr>
+              <w:t>(</w:t>
+            </w:r>
+            <w:proofErr w:type="spellStart"/>
+            <w:r>
+              <w:rPr>
+                <w:rFonts w:ascii="Times New Roman" w:hAnsi="Times New Roman" w:cs="Times New Roman"/>
+                <w:kern w:val="0"/>
+                <w:sz w:val="16"/>
+                <w:szCs w:val="16"/>
+                <w:lang w:val="en-US"/>
+              </w:rPr>
+              <w:t>orderId</w:t>
+            </w:r>
+            <w:proofErr w:type="spellEnd"/>
+            <w:r>
+              <w:rPr>
+                <w:rFonts w:ascii="Times New Roman" w:hAnsi="Times New Roman" w:cs="Times New Roman"/>
+                <w:kern w:val="0"/>
+                <w:sz w:val="16"/>
+                <w:szCs w:val="16"/>
+                <w:lang w:val="en-US"/>
+              </w:rPr>
+              <w:t>);</w:t>
+            </w:r>
+          </w:p>
+          <w:p>
+            <w:pPr>
+              <w:autoSpaceDE w:val="0"/>
+              <w:autoSpaceDN w:val="0"/>
+              <w:adjustRightInd w:val="0"/>
+              <w:rPr>
+                <w:rFonts w:ascii="Times New Roman" w:hAnsi="Times New Roman" w:cs="Times New Roman"/>
+                <w:kern w:val="0"/>
+                <w:sz w:val="16"/>
+                <w:szCs w:val="16"/>
+                <w:lang w:val="en-US"/>
+              </w:rPr>
+            </w:pPr>
+            <w:r>
+              <w:rPr>
+                <w:rFonts w:ascii="Times New Roman" w:hAnsi="Times New Roman" w:cs="Times New Roman"/>
+                <w:kern w:val="0"/>
+                <w:sz w:val="16"/>
+                <w:szCs w:val="16"/>
+                <w:lang w:val="en-US"/>
+              </w:rPr>
+              <w:t xml:space="preserve">            </w:t>
+            </w:r>
+            <w:proofErr w:type="gramStart"/>
+            <w:r>
+              <w:rPr>
+                <w:rFonts w:ascii="Times New Roman" w:hAnsi="Times New Roman" w:cs="Times New Roman"/>
+                <w:kern w:val="0"/>
+                <w:sz w:val="16"/>
+                <w:szCs w:val="16"/>
+                <w:lang w:val="en-US"/>
+              </w:rPr>
+              <w:t>return;</w:t>
+            </w:r>
+            <w:proofErr w:type="gramEnd"/>
+          </w:p>
+          <w:p>
+            <w:pPr>
+              <w:autoSpaceDE w:val="0"/>
+              <w:autoSpaceDN w:val="0"/>
+              <w:adjustRightInd w:val="0"/>
+              <w:rPr>
+                <w:rFonts w:ascii="Times New Roman" w:hAnsi="Times New Roman" w:cs="Times New Roman"/>
+                <w:kern w:val="0"/>
+                <w:sz w:val="16"/>
+                <w:szCs w:val="16"/>
+                <w:lang w:val="en-US"/>
+              </w:rPr>
+            </w:pPr>
+            <w:r>
+              <w:rPr>
+                <w:rFonts w:ascii="Times New Roman" w:hAnsi="Times New Roman" w:cs="Times New Roman"/>
+                <w:kern w:val="0"/>
+                <w:sz w:val="16"/>
+                <w:szCs w:val="16"/>
+                <w:lang w:val="en-US"/>
+              </w:rPr>
+              <w:t xml:space="preserve">        }</w:t>
+            </w:r>
+          </w:p>
+          <w:p>
+            <w:pPr>
+              <w:autoSpaceDE w:val="0"/>
+              <w:autoSpaceDN w:val="0"/>
+              <w:adjustRightInd w:val="0"/>
+              <w:rPr>
+                <w:rFonts w:ascii="Times New Roman" w:hAnsi="Times New Roman" w:cs="Times New Roman"/>
+                <w:kern w:val="0"/>
+                <w:sz w:val="16"/>
+                <w:szCs w:val="16"/>
+                <w:lang w:val="en-US"/>
+              </w:rPr>
+            </w:pPr>
+            <w:r>
+              <w:rPr>
+                <w:rFonts w:ascii="Times New Roman" w:hAnsi="Times New Roman" w:cs="Times New Roman"/>
+                <w:kern w:val="0"/>
+                <w:sz w:val="16"/>
+                <w:szCs w:val="16"/>
+                <w:lang w:val="en-US"/>
+              </w:rPr>
+              <w:t xml:space="preserve">        </w:t>
+            </w:r>
+            <w:proofErr w:type="spellStart"/>
+            <w:proofErr w:type="gramStart"/>
+            <w:r>
+              <w:rPr>
+                <w:rFonts w:ascii="Times New Roman" w:hAnsi="Times New Roman" w:cs="Times New Roman"/>
+                <w:kern w:val="0"/>
+                <w:sz w:val="16"/>
+                <w:szCs w:val="16"/>
+                <w:lang w:val="en-US"/>
+              </w:rPr>
+              <w:t>activities.shipOrder</w:t>
+            </w:r>
+            <w:proofErr w:type="spellEnd"/>
+            <w:proofErr w:type="gramEnd"/>
+            <w:r>
+              <w:rPr>
+                <w:rFonts w:ascii="Times New Roman" w:hAnsi="Times New Roman" w:cs="Times New Roman"/>
+                <w:kern w:val="0"/>
+                <w:sz w:val="16"/>
+                <w:szCs w:val="16"/>
+                <w:lang w:val="en-US"/>
+              </w:rPr>
+              <w:t>(</w:t>
+            </w:r>
+            <w:proofErr w:type="spellStart"/>
+            <w:r>
+              <w:rPr>
+                <w:rFonts w:ascii="Times New Roman" w:hAnsi="Times New Roman" w:cs="Times New Roman"/>
+                <w:kern w:val="0"/>
+                <w:sz w:val="16"/>
+                <w:szCs w:val="16"/>
+                <w:lang w:val="en-US"/>
+              </w:rPr>
+              <w:t>orderId</w:t>
+            </w:r>
+            <w:proofErr w:type="spellEnd"/>
+            <w:r>
+              <w:rPr>
+                <w:rFonts w:ascii="Times New Roman" w:hAnsi="Times New Roman" w:cs="Times New Roman"/>
+                <w:kern w:val="0"/>
+                <w:sz w:val="16"/>
+                <w:szCs w:val="16"/>
+                <w:lang w:val="en-US"/>
+              </w:rPr>
+              <w:t>);</w:t>
+            </w:r>
+          </w:p>
+          <w:p>
+            <w:pPr>
+              <w:autoSpaceDE w:val="0"/>
+              <w:autoSpaceDN w:val="0"/>
+              <w:adjustRightInd w:val="0"/>
+              <w:rPr>
+                <w:rFonts w:ascii="Times New Roman" w:hAnsi="Times New Roman" w:cs="Times New Roman"/>
+                <w:kern w:val="0"/>
+                <w:sz w:val="16"/>
+                <w:szCs w:val="16"/>
+                <w:lang w:val="en-US"/>
+              </w:rPr>
+            </w:pPr>
+            <w:r>
+              <w:rPr>
+                <w:rFonts w:ascii="Times New Roman" w:hAnsi="Times New Roman" w:cs="Times New Roman"/>
+                <w:kern w:val="0"/>
+                <w:sz w:val="16"/>
+                <w:szCs w:val="16"/>
+                <w:lang w:val="en-US"/>
+              </w:rPr>
+              <w:t xml:space="preserve">    }</w:t>
+            </w:r>
+          </w:p>
+          <w:p>
+            <w:pPr>
+              <w:autoSpaceDE w:val="0"/>
+              <w:autoSpaceDN w:val="0"/>
+              <w:adjustRightInd w:val="0"/>
+              <w:rPr>
+                <w:rFonts w:ascii="Times New Roman" w:hAnsi="Times New Roman" w:cs="Times New Roman"/>
+                <w:kern w:val="0"/>
+                <w:sz w:val="16"/>
+                <w:szCs w:val="16"/>
+                <w:lang w:val="en-US"/>
+              </w:rPr>
+            </w:pPr>
+          </w:p>
+          <w:p>
+            <w:pPr>
+              <w:autoSpaceDE w:val="0"/>
+              <w:autoSpaceDN w:val="0"/>
+              <w:adjustRightInd w:val="0"/>
+              <w:rPr>
+                <w:rFonts w:ascii="Times New Roman" w:hAnsi="Times New Roman" w:cs="Times New Roman"/>
+                <w:kern w:val="0"/>
+                <w:sz w:val="16"/>
+                <w:szCs w:val="16"/>
+                <w:lang w:val="en-US"/>
+              </w:rPr>
+            </w:pPr>
+            <w:r>
+              <w:rPr>
+                <w:rFonts w:ascii="Times New Roman" w:hAnsi="Times New Roman" w:cs="Times New Roman"/>
+                <w:kern w:val="0"/>
+                <w:sz w:val="16"/>
+                <w:szCs w:val="16"/>
+                <w:lang w:val="en-US"/>
+              </w:rPr>
+              <w:t xml:space="preserve">    @Override</w:t>
+            </w:r>
+          </w:p>
+          <w:p>
+            <w:pPr>
+              <w:autoSpaceDE w:val="0"/>
+              <w:autoSpaceDN w:val="0"/>
+              <w:adjustRightInd w:val="0"/>
+              <w:rPr>
+                <w:rFonts w:ascii="Times New Roman" w:hAnsi="Times New Roman" w:cs="Times New Roman"/>
+                <w:kern w:val="0"/>
+                <w:sz w:val="16"/>
+                <w:szCs w:val="16"/>
+                <w:lang w:val="en-US"/>
+              </w:rPr>
+            </w:pPr>
+            <w:r>
+              <w:rPr>
+                <w:rFonts w:ascii="Times New Roman" w:hAnsi="Times New Roman" w:cs="Times New Roman"/>
+                <w:kern w:val="0"/>
+                <w:sz w:val="16"/>
+                <w:szCs w:val="16"/>
+                <w:lang w:val="en-US"/>
+              </w:rPr>
+              <w:t xml:space="preserve">    public void </w:t>
+            </w:r>
+            <w:proofErr w:type="spellStart"/>
+            <w:proofErr w:type="gramStart"/>
+            <w:r>
+              <w:rPr>
+                <w:rFonts w:ascii="Times New Roman" w:hAnsi="Times New Roman" w:cs="Times New Roman"/>
+                <w:kern w:val="0"/>
+                <w:sz w:val="16"/>
+                <w:szCs w:val="16"/>
+                <w:lang w:val="en-US"/>
+              </w:rPr>
+              <w:t>cancelOrder</w:t>
+            </w:r>
+            <w:proofErr w:type="spellEnd"/>
+            <w:r>
+              <w:rPr>
+                <w:rFonts w:ascii="Times New Roman" w:hAnsi="Times New Roman" w:cs="Times New Roman"/>
+                <w:kern w:val="0"/>
+                <w:sz w:val="16"/>
+                <w:szCs w:val="16"/>
+                <w:lang w:val="en-US"/>
+              </w:rPr>
+              <w:t>(</w:t>
+            </w:r>
+            <w:proofErr w:type="gramEnd"/>
+            <w:r>
+              <w:rPr>
+                <w:rFonts w:ascii="Times New Roman" w:hAnsi="Times New Roman" w:cs="Times New Roman"/>
+                <w:kern w:val="0"/>
+                <w:sz w:val="16"/>
+                <w:szCs w:val="16"/>
+                <w:lang w:val="en-US"/>
+              </w:rPr>
+              <w:t>String reason) {</w:t>
+            </w:r>
+          </w:p>
+          <w:p>
+            <w:pPr>
+              <w:autoSpaceDE w:val="0"/>
+              <w:autoSpaceDN w:val="0"/>
+              <w:adjustRightInd w:val="0"/>
+              <w:rPr>
+                <w:rFonts w:ascii="Times New Roman" w:hAnsi="Times New Roman" w:cs="Times New Roman"/>
+                <w:kern w:val="0"/>
+                <w:sz w:val="16"/>
+                <w:szCs w:val="16"/>
+                <w:lang w:val="en-US"/>
+              </w:rPr>
+            </w:pPr>
+            <w:r>
+              <w:rPr>
+                <w:rFonts w:ascii="Times New Roman" w:hAnsi="Times New Roman" w:cs="Times New Roman"/>
+                <w:kern w:val="0"/>
+                <w:sz w:val="16"/>
+                <w:szCs w:val="16"/>
+                <w:lang w:val="en-US"/>
+              </w:rPr>
+              <w:t xml:space="preserve">        </w:t>
+            </w:r>
+            <w:proofErr w:type="spellStart"/>
+            <w:proofErr w:type="gramStart"/>
+            <w:r>
+              <w:rPr>
+                <w:rFonts w:ascii="Times New Roman" w:hAnsi="Times New Roman" w:cs="Times New Roman"/>
+                <w:kern w:val="0"/>
+                <w:sz w:val="16"/>
+                <w:szCs w:val="16"/>
+                <w:lang w:val="en-US"/>
+              </w:rPr>
+              <w:t>this.cancelled</w:t>
+            </w:r>
+            <w:proofErr w:type="spellEnd"/>
+            <w:proofErr w:type="gramEnd"/>
+            <w:r>
+              <w:rPr>
+                <w:rFonts w:ascii="Times New Roman" w:hAnsi="Times New Roman" w:cs="Times New Roman"/>
+                <w:kern w:val="0"/>
+                <w:sz w:val="16"/>
+                <w:szCs w:val="16"/>
+                <w:lang w:val="en-US"/>
+              </w:rPr>
+              <w:t xml:space="preserve"> = true;</w:t>
+            </w:r>
+          </w:p>
+          <w:p>
+            <w:pPr>
+              <w:autoSpaceDE w:val="0"/>
+              <w:autoSpaceDN w:val="0"/>
+              <w:adjustRightInd w:val="0"/>
+              <w:rPr>
+                <w:rFonts w:ascii="Times New Roman" w:hAnsi="Times New Roman" w:cs="Times New Roman"/>
+                <w:kern w:val="0"/>
+                <w:sz w:val="16"/>
+                <w:szCs w:val="16"/>
+                <w:lang w:val="en-US"/>
+              </w:rPr>
+            </w:pPr>
+            <w:r>
+              <w:rPr>
+                <w:rFonts w:ascii="Times New Roman" w:hAnsi="Times New Roman" w:cs="Times New Roman"/>
+                <w:kern w:val="0"/>
+                <w:sz w:val="16"/>
+                <w:szCs w:val="16"/>
+                <w:lang w:val="en-US"/>
+              </w:rPr>
+              <w:t xml:space="preserve">        </w:t>
+            </w:r>
+            <w:proofErr w:type="spellStart"/>
+            <w:proofErr w:type="gramStart"/>
+            <w:r>
+              <w:rPr>
+                <w:rFonts w:ascii="Times New Roman" w:hAnsi="Times New Roman" w:cs="Times New Roman"/>
+                <w:kern w:val="0"/>
+                <w:sz w:val="16"/>
+                <w:szCs w:val="16"/>
+                <w:lang w:val="en-US"/>
+              </w:rPr>
+              <w:t>this.cancelReason</w:t>
+            </w:r>
+            <w:proofErr w:type="spellEnd"/>
+            <w:proofErr w:type="gramEnd"/>
+            <w:r>
+              <w:rPr>
+                <w:rFonts w:ascii="Times New Roman" w:hAnsi="Times New Roman" w:cs="Times New Roman"/>
+                <w:kern w:val="0"/>
+                <w:sz w:val="16"/>
+                <w:szCs w:val="16"/>
+                <w:lang w:val="en-US"/>
+              </w:rPr>
+              <w:t xml:space="preserve"> = reason;</w:t>
+            </w:r>
+          </w:p>
+          <w:p>
+            <w:pPr>
+              <w:autoSpaceDE w:val="0"/>
+              <w:autoSpaceDN w:val="0"/>
+              <w:adjustRightInd w:val="0"/>
+              <w:rPr>
+                <w:rFonts w:ascii="Times New Roman" w:hAnsi="Times New Roman" w:cs="Times New Roman"/>
+                <w:kern w:val="0"/>
+                <w:sz w:val="16"/>
+                <w:szCs w:val="16"/>
+                <w:lang w:val="en-US"/>
+              </w:rPr>
+            </w:pPr>
+            <w:r>
+              <w:rPr>
+                <w:rFonts w:ascii="Times New Roman" w:hAnsi="Times New Roman" w:cs="Times New Roman"/>
+                <w:kern w:val="0"/>
+                <w:sz w:val="16"/>
+                <w:szCs w:val="16"/>
+                <w:lang w:val="en-US"/>
+              </w:rPr>
+              <w:t xml:space="preserve">    }</w:t>
+            </w:r>
+          </w:p>
+          <w:p>
+            <w:pPr>
+              <w:pStyle w:val="NormalWeb"/>
+              <w:spacing w:before="0" w:beforeAutospacing="0"/>
+              <w:rPr>
+                <w:lang w:val="es-ES"/>
+              </w:rPr>
+            </w:pPr>
+            <w:r>
+              <w:rPr>
+                <w:sz w:val="16"/>
+                <w:szCs w:val="16"/>
+                <w:lang w:val="en-US"/>
+              </w:rPr>
+              <w:t>}</w:t>
+            </w:r>
+          </w:p>
+        </w:tc>
+      </w:tr>
+    </w:tbl>
+    <w:p>
+      <w:pPr>
+        <w:spacing w:after="0"/>
+        <w:ind w:left="284"/>
+        <w:rPr>
+          <w:rFonts w:ascii="Times New Roman" w:hAnsi="Times New Roman" w:cs="Times New Roman"/>
+          <w:b/>
+          <w:bCs/>
+          <w:u w:val="single"/>
+        </w:rPr>
+      </w:pPr>
+    </w:p>
+    <w:p>
+      <w:pPr>
+        <w:pStyle w:val="PargrafodaLista"/>
+        <w:numPr>
+          <w:ilvl w:val="0"/>
+          <w:numId w:val="15"/>
+        </w:numPr>
+        <w:spacing w:after="0"/>
+        <w:ind w:left="284" w:firstLine="0"/>
+        <w:rPr>
+          <w:rFonts w:ascii="Times New Roman" w:hAnsi="Times New Roman" w:cs="Times New Roman"/>
+          <w:b/>
+          <w:bCs/>
+          <w:u w:val="single"/>
+        </w:rPr>
+      </w:pPr>
+      <w:proofErr w:type="spellStart"/>
+      <w:r>
+        <w:rPr>
+          <w:rFonts w:ascii="Times New Roman" w:hAnsi="Times New Roman" w:cs="Times New Roman"/>
+          <w:b/>
+          <w:bCs/>
+          <w:u w:val="single"/>
+        </w:rPr>
+        <w:t>Query</w:t>
+      </w:r>
+      <w:proofErr w:type="spellEnd"/>
+    </w:p>
+    <w:p>
+      <w:pPr>
+        <w:pStyle w:val="font-claude-response-body"/>
+        <w:spacing w:before="0" w:beforeAutospacing="0" w:after="0" w:afterAutospacing="0"/>
+        <w:ind w:left="360"/>
+      </w:pPr>
+      <w:r>
+        <w:t xml:space="preserve">Uma </w:t>
+      </w:r>
+      <w:proofErr w:type="spellStart"/>
+      <w:r>
+        <w:rPr>
+          <w:rStyle w:val="Forte"/>
+          <w:rFonts w:eastAsiaTheme="majorEastAsia"/>
+        </w:rPr>
+        <w:t>Query</w:t>
+      </w:r>
+      <w:proofErr w:type="spellEnd"/>
+      <w:r>
+        <w:t xml:space="preserve"> é um mecanismo síncrono para </w:t>
+      </w:r>
+      <w:r>
+        <w:rPr>
+          <w:rStyle w:val="Forte"/>
+          <w:rFonts w:eastAsiaTheme="majorEastAsia"/>
+        </w:rPr>
+        <w:t>ler o estado atual</w:t>
+      </w:r>
+      <w:r>
+        <w:t xml:space="preserve"> de um workflow em execução, sem o modificar. O resultado é retornado imediatamente ao chamador.</w:t>
+      </w:r>
+    </w:p>
+    <w:p>
+      <w:pPr>
+        <w:pStyle w:val="font-claude-response-body"/>
+        <w:spacing w:before="0" w:beforeAutospacing="0" w:after="0" w:afterAutospacing="0"/>
+        <w:ind w:left="360"/>
+      </w:pPr>
+      <w:r>
+        <w:t>Casos de uso típicos: verificar o estado de uma encomenda, consultar o progresso de um processo, ou obter dados calculados durante a execução.</w:t>
+      </w:r>
+    </w:p>
+    <w:p>
+      <w:pPr>
+        <w:pStyle w:val="font-claude-response-body"/>
+        <w:spacing w:before="0" w:beforeAutospacing="0" w:after="0" w:afterAutospacing="0"/>
+        <w:ind w:left="360"/>
+      </w:pPr>
+      <w:r>
+        <w:t xml:space="preserve">Uma </w:t>
+      </w:r>
+      <w:proofErr w:type="spellStart"/>
+      <w:r>
+        <w:t>Query</w:t>
+      </w:r>
+      <w:proofErr w:type="spellEnd"/>
+      <w:r>
+        <w:t xml:space="preserve"> </w:t>
+      </w:r>
+      <w:r>
+        <w:rPr>
+          <w:rStyle w:val="Forte"/>
+          <w:rFonts w:eastAsiaTheme="majorEastAsia"/>
+        </w:rPr>
+        <w:t>nunca</w:t>
+      </w:r>
+      <w:r>
+        <w:t xml:space="preserve"> altera o estado do workflow. Qualquer tentativa de executar </w:t>
+      </w:r>
+      <w:proofErr w:type="spellStart"/>
+      <w:r>
+        <w:t>side</w:t>
+      </w:r>
+      <w:proofErr w:type="spellEnd"/>
+      <w:r>
+        <w:t xml:space="preserve"> </w:t>
+      </w:r>
+      <w:proofErr w:type="spellStart"/>
+      <w:r>
+        <w:t>effects</w:t>
+      </w:r>
+      <w:proofErr w:type="spellEnd"/>
+      <w:r>
+        <w:t xml:space="preserve"> (como agendar uma </w:t>
+      </w:r>
+      <w:proofErr w:type="spellStart"/>
+      <w:r>
+        <w:t>activity</w:t>
+      </w:r>
+      <w:proofErr w:type="spellEnd"/>
+      <w:r>
+        <w:t xml:space="preserve">) dentro de uma </w:t>
+      </w:r>
+      <w:proofErr w:type="spellStart"/>
+      <w:r>
+        <w:t>Query</w:t>
+      </w:r>
+      <w:proofErr w:type="spellEnd"/>
+      <w:r>
+        <w:t xml:space="preserve"> resultará em erro.</w:t>
+      </w:r>
+    </w:p>
+    <w:p>
+      <w:pPr>
+        <w:autoSpaceDE w:val="0"/>
+        <w:autoSpaceDN w:val="0"/>
+        <w:adjustRightInd w:val="0"/>
+        <w:spacing w:after="0" w:line="240" w:lineRule="auto"/>
+        <w:rPr>
+          <w:rFonts w:ascii="Times New Roman" w:hAnsi="Times New Roman" w:cs="Times New Roman"/>
+          <w:kern w:val="0"/>
+          <w:sz w:val="26"/>
+          <w:szCs w:val="26"/>
+        </w:rPr>
+      </w:pPr>
+      <w:r>
+        <w:rPr>
+          <w:rFonts w:ascii="Times New Roman" w:hAnsi="Times New Roman" w:cs="Times New Roman"/>
+        </w:rPr>
+        <w:t>Interface</w:t>
+      </w:r>
+    </w:p>
+    <w:tbl>
+      <w:tblPr>
+        <w:tblStyle w:val="TabelacomGrelha"/>
+        <w:tblW w:w="0" w:type="auto"/>
+        <w:tblLook w:val="04A0" w:firstRow="1" w:lastRow="0" w:firstColumn="1" w:lastColumn="0" w:noHBand="0" w:noVBand="1"/>
+      </w:tblPr>
+      <w:tblGrid>
+        <w:gridCol w:w="8494"/>
+      </w:tblGrid>
+      <w:tr>
+        <w:tc>
+          <w:tcPr>
+            <w:tcW w:w="8494" w:type="dxa"/>
+          </w:tcPr>
+          <w:p>
+            <w:pPr>
+              <w:autoSpaceDE w:val="0"/>
+              <w:autoSpaceDN w:val="0"/>
+              <w:adjustRightInd w:val="0"/>
+              <w:rPr>
+                <w:rFonts w:ascii="Times New Roman" w:hAnsi="Times New Roman" w:cs="Times New Roman"/>
+                <w:kern w:val="0"/>
+                <w:sz w:val="16"/>
+                <w:szCs w:val="16"/>
+                <w:lang w:val="en-US"/>
+              </w:rPr>
+            </w:pPr>
+            <w:r>
+              <w:rPr>
+                <w:rFonts w:ascii="Times New Roman" w:hAnsi="Times New Roman" w:cs="Times New Roman"/>
+                <w:kern w:val="0"/>
+                <w:sz w:val="16"/>
+                <w:szCs w:val="16"/>
+                <w:lang w:val="en-US"/>
+              </w:rPr>
+              <w:t>@WorkflowInterface</w:t>
+            </w:r>
+          </w:p>
+          <w:p>
+            <w:pPr>
+              <w:autoSpaceDE w:val="0"/>
+              <w:autoSpaceDN w:val="0"/>
+              <w:adjustRightInd w:val="0"/>
+              <w:rPr>
+                <w:rFonts w:ascii="Times New Roman" w:hAnsi="Times New Roman" w:cs="Times New Roman"/>
+                <w:kern w:val="0"/>
+                <w:sz w:val="16"/>
+                <w:szCs w:val="16"/>
+                <w:lang w:val="en-US"/>
+              </w:rPr>
+            </w:pPr>
+            <w:r>
+              <w:rPr>
+                <w:rFonts w:ascii="Times New Roman" w:hAnsi="Times New Roman" w:cs="Times New Roman"/>
+                <w:kern w:val="0"/>
+                <w:sz w:val="16"/>
+                <w:szCs w:val="16"/>
+                <w:lang w:val="en-US"/>
+              </w:rPr>
+              <w:t xml:space="preserve">public interface </w:t>
+            </w:r>
+            <w:proofErr w:type="spellStart"/>
+            <w:r>
+              <w:rPr>
+                <w:rFonts w:ascii="Times New Roman" w:hAnsi="Times New Roman" w:cs="Times New Roman"/>
+                <w:kern w:val="0"/>
+                <w:sz w:val="16"/>
+                <w:szCs w:val="16"/>
+                <w:lang w:val="en-US"/>
+              </w:rPr>
+              <w:t>OrderWorkflow</w:t>
+            </w:r>
+            <w:proofErr w:type="spellEnd"/>
+            <w:r>
+              <w:rPr>
+                <w:rFonts w:ascii="Times New Roman" w:hAnsi="Times New Roman" w:cs="Times New Roman"/>
+                <w:kern w:val="0"/>
+                <w:sz w:val="16"/>
+                <w:szCs w:val="16"/>
+                <w:lang w:val="en-US"/>
+              </w:rPr>
+              <w:t xml:space="preserve"> {</w:t>
+            </w:r>
+          </w:p>
+          <w:p>
+            <w:pPr>
+              <w:autoSpaceDE w:val="0"/>
+              <w:autoSpaceDN w:val="0"/>
+              <w:adjustRightInd w:val="0"/>
+              <w:rPr>
+                <w:rFonts w:ascii="Times New Roman" w:hAnsi="Times New Roman" w:cs="Times New Roman"/>
+                <w:kern w:val="0"/>
+                <w:sz w:val="16"/>
+                <w:szCs w:val="16"/>
+                <w:lang w:val="en-US"/>
+              </w:rPr>
+            </w:pPr>
+            <w:r>
+              <w:rPr>
+                <w:rFonts w:ascii="Times New Roman" w:hAnsi="Times New Roman" w:cs="Times New Roman"/>
+                <w:kern w:val="0"/>
+                <w:sz w:val="16"/>
+                <w:szCs w:val="16"/>
+                <w:lang w:val="en-US"/>
+              </w:rPr>
+              <w:t xml:space="preserve">    @WorkflowMethod</w:t>
+            </w:r>
+          </w:p>
+          <w:p>
+            <w:pPr>
+              <w:autoSpaceDE w:val="0"/>
+              <w:autoSpaceDN w:val="0"/>
+              <w:adjustRightInd w:val="0"/>
+              <w:rPr>
+                <w:rFonts w:ascii="Times New Roman" w:hAnsi="Times New Roman" w:cs="Times New Roman"/>
+                <w:kern w:val="0"/>
+                <w:sz w:val="16"/>
+                <w:szCs w:val="16"/>
+                <w:lang w:val="en-US"/>
+              </w:rPr>
+            </w:pPr>
+            <w:r>
+              <w:rPr>
+                <w:rFonts w:ascii="Times New Roman" w:hAnsi="Times New Roman" w:cs="Times New Roman"/>
+                <w:kern w:val="0"/>
+                <w:sz w:val="16"/>
+                <w:szCs w:val="16"/>
+                <w:lang w:val="en-US"/>
+              </w:rPr>
+              <w:t xml:space="preserve">    void </w:t>
+            </w:r>
+            <w:proofErr w:type="spellStart"/>
+            <w:proofErr w:type="gramStart"/>
+            <w:r>
+              <w:rPr>
+                <w:rFonts w:ascii="Times New Roman" w:hAnsi="Times New Roman" w:cs="Times New Roman"/>
+                <w:kern w:val="0"/>
+                <w:sz w:val="16"/>
+                <w:szCs w:val="16"/>
+                <w:lang w:val="en-US"/>
+              </w:rPr>
+              <w:t>processOrder</w:t>
+            </w:r>
+            <w:proofErr w:type="spellEnd"/>
+            <w:r>
+              <w:rPr>
+                <w:rFonts w:ascii="Times New Roman" w:hAnsi="Times New Roman" w:cs="Times New Roman"/>
+                <w:kern w:val="0"/>
+                <w:sz w:val="16"/>
+                <w:szCs w:val="16"/>
+                <w:lang w:val="en-US"/>
+              </w:rPr>
+              <w:t>(</w:t>
+            </w:r>
+            <w:proofErr w:type="gramEnd"/>
+            <w:r>
+              <w:rPr>
+                <w:rFonts w:ascii="Times New Roman" w:hAnsi="Times New Roman" w:cs="Times New Roman"/>
+                <w:kern w:val="0"/>
+                <w:sz w:val="16"/>
+                <w:szCs w:val="16"/>
+                <w:lang w:val="en-US"/>
+              </w:rPr>
+              <w:t xml:space="preserve">String </w:t>
+            </w:r>
+            <w:proofErr w:type="spellStart"/>
+            <w:r>
+              <w:rPr>
+                <w:rFonts w:ascii="Times New Roman" w:hAnsi="Times New Roman" w:cs="Times New Roman"/>
+                <w:kern w:val="0"/>
+                <w:sz w:val="16"/>
+                <w:szCs w:val="16"/>
+                <w:lang w:val="en-US"/>
+              </w:rPr>
+              <w:t>orderId</w:t>
+            </w:r>
+            <w:proofErr w:type="spellEnd"/>
+            <w:r>
+              <w:rPr>
+                <w:rFonts w:ascii="Times New Roman" w:hAnsi="Times New Roman" w:cs="Times New Roman"/>
+                <w:kern w:val="0"/>
+                <w:sz w:val="16"/>
+                <w:szCs w:val="16"/>
+                <w:lang w:val="en-US"/>
+              </w:rPr>
+              <w:t>);</w:t>
+            </w:r>
+          </w:p>
+          <w:p>
+            <w:pPr>
+              <w:autoSpaceDE w:val="0"/>
+              <w:autoSpaceDN w:val="0"/>
+              <w:adjustRightInd w:val="0"/>
+              <w:rPr>
+                <w:rFonts w:ascii="Times New Roman" w:hAnsi="Times New Roman" w:cs="Times New Roman"/>
+                <w:kern w:val="0"/>
+                <w:sz w:val="16"/>
+                <w:szCs w:val="16"/>
+                <w:lang w:val="en-US"/>
+              </w:rPr>
+            </w:pPr>
+          </w:p>
+          <w:p>
+            <w:pPr>
+              <w:autoSpaceDE w:val="0"/>
+              <w:autoSpaceDN w:val="0"/>
+              <w:adjustRightInd w:val="0"/>
+              <w:rPr>
+                <w:rFonts w:ascii="Times New Roman" w:hAnsi="Times New Roman" w:cs="Times New Roman"/>
+                <w:kern w:val="0"/>
+                <w:sz w:val="16"/>
+                <w:szCs w:val="16"/>
+                <w:lang w:val="en-US"/>
+              </w:rPr>
+            </w:pPr>
+            <w:r>
+              <w:rPr>
+                <w:rFonts w:ascii="Times New Roman" w:hAnsi="Times New Roman" w:cs="Times New Roman"/>
+                <w:kern w:val="0"/>
+                <w:sz w:val="16"/>
+                <w:szCs w:val="16"/>
+                <w:lang w:val="en-US"/>
+              </w:rPr>
+              <w:t xml:space="preserve">    @QueryMethod</w:t>
+            </w:r>
+          </w:p>
+          <w:p>
+            <w:pPr>
+              <w:autoSpaceDE w:val="0"/>
+              <w:autoSpaceDN w:val="0"/>
+              <w:adjustRightInd w:val="0"/>
+              <w:rPr>
+                <w:rFonts w:ascii="Times New Roman" w:hAnsi="Times New Roman" w:cs="Times New Roman"/>
+                <w:kern w:val="0"/>
+                <w:sz w:val="16"/>
+                <w:szCs w:val="16"/>
+                <w:lang w:val="en-US"/>
+              </w:rPr>
+            </w:pPr>
+            <w:r>
+              <w:rPr>
+                <w:rFonts w:ascii="Times New Roman" w:hAnsi="Times New Roman" w:cs="Times New Roman"/>
+                <w:kern w:val="0"/>
+                <w:sz w:val="16"/>
+                <w:szCs w:val="16"/>
+                <w:lang w:val="en-US"/>
+              </w:rPr>
+              <w:t xml:space="preserve">    String </w:t>
+            </w:r>
+            <w:proofErr w:type="spellStart"/>
+            <w:proofErr w:type="gramStart"/>
+            <w:r>
+              <w:rPr>
+                <w:rFonts w:ascii="Times New Roman" w:hAnsi="Times New Roman" w:cs="Times New Roman"/>
+                <w:kern w:val="0"/>
+                <w:sz w:val="16"/>
+                <w:szCs w:val="16"/>
+                <w:lang w:val="en-US"/>
+              </w:rPr>
+              <w:t>getStatus</w:t>
+            </w:r>
+            <w:proofErr w:type="spellEnd"/>
+            <w:r>
+              <w:rPr>
+                <w:rFonts w:ascii="Times New Roman" w:hAnsi="Times New Roman" w:cs="Times New Roman"/>
+                <w:kern w:val="0"/>
+                <w:sz w:val="16"/>
+                <w:szCs w:val="16"/>
+                <w:lang w:val="en-US"/>
+              </w:rPr>
+              <w:t>(</w:t>
+            </w:r>
+            <w:proofErr w:type="gramEnd"/>
+            <w:r>
+              <w:rPr>
+                <w:rFonts w:ascii="Times New Roman" w:hAnsi="Times New Roman" w:cs="Times New Roman"/>
+                <w:kern w:val="0"/>
+                <w:sz w:val="16"/>
+                <w:szCs w:val="16"/>
+                <w:lang w:val="en-US"/>
+              </w:rPr>
+              <w:t>);</w:t>
+            </w:r>
+          </w:p>
+          <w:p>
+            <w:pPr>
+              <w:pStyle w:val="NormalWeb"/>
+              <w:spacing w:before="0" w:beforeAutospacing="0"/>
+              <w:rPr>
+                <w:lang w:val="es-ES"/>
+              </w:rPr>
+            </w:pPr>
+            <w:r>
+              <w:rPr>
+                <w:sz w:val="16"/>
+                <w:szCs w:val="16"/>
+                <w:lang w:val="en-US"/>
+              </w:rPr>
+              <w:t>}</w:t>
+            </w:r>
+          </w:p>
+        </w:tc>
+      </w:tr>
+    </w:tbl>
+    <w:p>
+      <w:pPr>
+        <w:autoSpaceDE w:val="0"/>
+        <w:autoSpaceDN w:val="0"/>
+        <w:adjustRightInd w:val="0"/>
+        <w:spacing w:after="0" w:line="240" w:lineRule="auto"/>
+        <w:rPr>
+          <w:rFonts w:ascii="Times New Roman" w:hAnsi="Times New Roman" w:cs="Times New Roman"/>
+          <w:kern w:val="0"/>
+          <w:sz w:val="26"/>
+          <w:szCs w:val="26"/>
+        </w:rPr>
+      </w:pPr>
+      <w:r>
+        <w:rPr>
+          <w:rFonts w:ascii="Times New Roman" w:hAnsi="Times New Roman" w:cs="Times New Roman"/>
+        </w:rPr>
+        <w:t>Implementação</w:t>
+      </w:r>
+    </w:p>
+    <w:tbl>
+      <w:tblPr>
+        <w:tblStyle w:val="TabelacomGrelha"/>
+        <w:tblW w:w="0" w:type="auto"/>
+        <w:tblLook w:val="04A0" w:firstRow="1" w:lastRow="0" w:firstColumn="1" w:lastColumn="0" w:noHBand="0" w:noVBand="1"/>
+      </w:tblPr>
+      <w:tblGrid>
+        <w:gridCol w:w="8494"/>
+      </w:tblGrid>
+      <w:tr>
+        <w:tc>
+          <w:tcPr>
+            <w:tcW w:w="8494" w:type="dxa"/>
+          </w:tcPr>
+          <w:p>
+            <w:pPr>
+              <w:autoSpaceDE w:val="0"/>
+              <w:autoSpaceDN w:val="0"/>
+              <w:adjustRightInd w:val="0"/>
+              <w:rPr>
+                <w:rFonts w:ascii="Times New Roman" w:hAnsi="Times New Roman" w:cs="Times New Roman"/>
+                <w:kern w:val="0"/>
+                <w:sz w:val="16"/>
+                <w:szCs w:val="16"/>
+                <w:lang w:val="en-US"/>
+              </w:rPr>
+            </w:pPr>
+            <w:r>
+              <w:rPr>
+                <w:rFonts w:ascii="Times New Roman" w:hAnsi="Times New Roman" w:cs="Times New Roman"/>
+                <w:kern w:val="0"/>
+                <w:sz w:val="16"/>
+                <w:szCs w:val="16"/>
+                <w:lang w:val="en-US"/>
+              </w:rPr>
+              <w:t xml:space="preserve">public class </w:t>
+            </w:r>
+            <w:proofErr w:type="spellStart"/>
+            <w:r>
+              <w:rPr>
+                <w:rFonts w:ascii="Times New Roman" w:hAnsi="Times New Roman" w:cs="Times New Roman"/>
+                <w:kern w:val="0"/>
+                <w:sz w:val="16"/>
+                <w:szCs w:val="16"/>
+                <w:lang w:val="en-US"/>
+              </w:rPr>
+              <w:t>OrderWorkflowImpl</w:t>
+            </w:r>
+            <w:proofErr w:type="spellEnd"/>
+            <w:r>
+              <w:rPr>
+                <w:rFonts w:ascii="Times New Roman" w:hAnsi="Times New Roman" w:cs="Times New Roman"/>
+                <w:kern w:val="0"/>
+                <w:sz w:val="16"/>
+                <w:szCs w:val="16"/>
+                <w:lang w:val="en-US"/>
+              </w:rPr>
+              <w:t xml:space="preserve"> implements </w:t>
+            </w:r>
+            <w:proofErr w:type="spellStart"/>
+            <w:r>
+              <w:rPr>
+                <w:rFonts w:ascii="Times New Roman" w:hAnsi="Times New Roman" w:cs="Times New Roman"/>
+                <w:kern w:val="0"/>
+                <w:sz w:val="16"/>
+                <w:szCs w:val="16"/>
+                <w:lang w:val="en-US"/>
+              </w:rPr>
+              <w:t>OrderWorkflow</w:t>
+            </w:r>
+            <w:proofErr w:type="spellEnd"/>
+            <w:r>
+              <w:rPr>
+                <w:rFonts w:ascii="Times New Roman" w:hAnsi="Times New Roman" w:cs="Times New Roman"/>
+                <w:kern w:val="0"/>
+                <w:sz w:val="16"/>
+                <w:szCs w:val="16"/>
+                <w:lang w:val="en-US"/>
+              </w:rPr>
+              <w:t xml:space="preserve"> {</w:t>
+            </w:r>
+          </w:p>
+          <w:p>
+            <w:pPr>
+              <w:autoSpaceDE w:val="0"/>
+              <w:autoSpaceDN w:val="0"/>
+              <w:adjustRightInd w:val="0"/>
+              <w:rPr>
+                <w:rFonts w:ascii="Times New Roman" w:hAnsi="Times New Roman" w:cs="Times New Roman"/>
+                <w:kern w:val="0"/>
+                <w:sz w:val="16"/>
+                <w:szCs w:val="16"/>
+                <w:lang w:val="en-US"/>
+              </w:rPr>
+            </w:pPr>
+            <w:r>
+              <w:rPr>
+                <w:rFonts w:ascii="Times New Roman" w:hAnsi="Times New Roman" w:cs="Times New Roman"/>
+                <w:kern w:val="0"/>
+                <w:sz w:val="16"/>
+                <w:szCs w:val="16"/>
+                <w:lang w:val="en-US"/>
+              </w:rPr>
+              <w:t xml:space="preserve">    private String status = "PENDING</w:t>
+            </w:r>
+            <w:proofErr w:type="gramStart"/>
+            <w:r>
+              <w:rPr>
+                <w:rFonts w:ascii="Times New Roman" w:hAnsi="Times New Roman" w:cs="Times New Roman"/>
+                <w:kern w:val="0"/>
+                <w:sz w:val="16"/>
+                <w:szCs w:val="16"/>
+                <w:lang w:val="en-US"/>
+              </w:rPr>
+              <w:t>";</w:t>
+            </w:r>
+            <w:proofErr w:type="gramEnd"/>
+          </w:p>
+          <w:p>
+            <w:pPr>
+              <w:autoSpaceDE w:val="0"/>
+              <w:autoSpaceDN w:val="0"/>
+              <w:adjustRightInd w:val="0"/>
+              <w:rPr>
+                <w:rFonts w:ascii="Times New Roman" w:hAnsi="Times New Roman" w:cs="Times New Roman"/>
+                <w:kern w:val="0"/>
+                <w:sz w:val="16"/>
+                <w:szCs w:val="16"/>
+                <w:lang w:val="en-US"/>
+              </w:rPr>
+            </w:pPr>
+          </w:p>
+          <w:p>
+            <w:pPr>
+              <w:autoSpaceDE w:val="0"/>
+              <w:autoSpaceDN w:val="0"/>
+              <w:adjustRightInd w:val="0"/>
+              <w:rPr>
+                <w:rFonts w:ascii="Times New Roman" w:hAnsi="Times New Roman" w:cs="Times New Roman"/>
+                <w:kern w:val="0"/>
+                <w:sz w:val="16"/>
+                <w:szCs w:val="16"/>
+                <w:lang w:val="en-US"/>
+              </w:rPr>
+            </w:pPr>
+            <w:r>
+              <w:rPr>
+                <w:rFonts w:ascii="Times New Roman" w:hAnsi="Times New Roman" w:cs="Times New Roman"/>
+                <w:kern w:val="0"/>
+                <w:sz w:val="16"/>
+                <w:szCs w:val="16"/>
+                <w:lang w:val="en-US"/>
+              </w:rPr>
+              <w:t xml:space="preserve">    @Override</w:t>
+            </w:r>
+          </w:p>
+          <w:p>
+            <w:pPr>
+              <w:autoSpaceDE w:val="0"/>
+              <w:autoSpaceDN w:val="0"/>
+              <w:adjustRightInd w:val="0"/>
+              <w:rPr>
+                <w:rFonts w:ascii="Times New Roman" w:hAnsi="Times New Roman" w:cs="Times New Roman"/>
+                <w:kern w:val="0"/>
+                <w:sz w:val="16"/>
+                <w:szCs w:val="16"/>
+                <w:lang w:val="en-US"/>
+              </w:rPr>
+            </w:pPr>
+            <w:r>
+              <w:rPr>
+                <w:rFonts w:ascii="Times New Roman" w:hAnsi="Times New Roman" w:cs="Times New Roman"/>
+                <w:kern w:val="0"/>
+                <w:sz w:val="16"/>
+                <w:szCs w:val="16"/>
+                <w:lang w:val="en-US"/>
+              </w:rPr>
+              <w:t xml:space="preserve">    public void </w:t>
+            </w:r>
+            <w:proofErr w:type="spellStart"/>
+            <w:proofErr w:type="gramStart"/>
+            <w:r>
+              <w:rPr>
+                <w:rFonts w:ascii="Times New Roman" w:hAnsi="Times New Roman" w:cs="Times New Roman"/>
+                <w:kern w:val="0"/>
+                <w:sz w:val="16"/>
+                <w:szCs w:val="16"/>
+                <w:lang w:val="en-US"/>
+              </w:rPr>
+              <w:t>processOrder</w:t>
+            </w:r>
+            <w:proofErr w:type="spellEnd"/>
+            <w:r>
+              <w:rPr>
+                <w:rFonts w:ascii="Times New Roman" w:hAnsi="Times New Roman" w:cs="Times New Roman"/>
+                <w:kern w:val="0"/>
+                <w:sz w:val="16"/>
+                <w:szCs w:val="16"/>
+                <w:lang w:val="en-US"/>
+              </w:rPr>
+              <w:t>(</w:t>
+            </w:r>
+            <w:proofErr w:type="gramEnd"/>
+            <w:r>
+              <w:rPr>
+                <w:rFonts w:ascii="Times New Roman" w:hAnsi="Times New Roman" w:cs="Times New Roman"/>
+                <w:kern w:val="0"/>
+                <w:sz w:val="16"/>
+                <w:szCs w:val="16"/>
+                <w:lang w:val="en-US"/>
+              </w:rPr>
+              <w:t xml:space="preserve">String </w:t>
+            </w:r>
+            <w:proofErr w:type="spellStart"/>
+            <w:r>
+              <w:rPr>
+                <w:rFonts w:ascii="Times New Roman" w:hAnsi="Times New Roman" w:cs="Times New Roman"/>
+                <w:kern w:val="0"/>
+                <w:sz w:val="16"/>
+                <w:szCs w:val="16"/>
+                <w:lang w:val="en-US"/>
+              </w:rPr>
+              <w:t>orderId</w:t>
+            </w:r>
+            <w:proofErr w:type="spellEnd"/>
+            <w:r>
+              <w:rPr>
+                <w:rFonts w:ascii="Times New Roman" w:hAnsi="Times New Roman" w:cs="Times New Roman"/>
+                <w:kern w:val="0"/>
+                <w:sz w:val="16"/>
+                <w:szCs w:val="16"/>
+                <w:lang w:val="en-US"/>
+              </w:rPr>
+              <w:t>) {</w:t>
+            </w:r>
+          </w:p>
+          <w:p>
+            <w:pPr>
+              <w:autoSpaceDE w:val="0"/>
+              <w:autoSpaceDN w:val="0"/>
+              <w:adjustRightInd w:val="0"/>
+              <w:rPr>
+                <w:rFonts w:ascii="Times New Roman" w:hAnsi="Times New Roman" w:cs="Times New Roman"/>
+                <w:kern w:val="0"/>
+                <w:sz w:val="16"/>
+                <w:szCs w:val="16"/>
+                <w:lang w:val="en-US"/>
+              </w:rPr>
+            </w:pPr>
+            <w:r>
+              <w:rPr>
+                <w:rFonts w:ascii="Times New Roman" w:hAnsi="Times New Roman" w:cs="Times New Roman"/>
+                <w:kern w:val="0"/>
+                <w:sz w:val="16"/>
+                <w:szCs w:val="16"/>
+                <w:lang w:val="en-US"/>
+              </w:rPr>
+              <w:t xml:space="preserve">        status = "RESERVING_STOCK</w:t>
+            </w:r>
+            <w:proofErr w:type="gramStart"/>
+            <w:r>
+              <w:rPr>
+                <w:rFonts w:ascii="Times New Roman" w:hAnsi="Times New Roman" w:cs="Times New Roman"/>
+                <w:kern w:val="0"/>
+                <w:sz w:val="16"/>
+                <w:szCs w:val="16"/>
+                <w:lang w:val="en-US"/>
+              </w:rPr>
+              <w:t>";</w:t>
+            </w:r>
+            <w:proofErr w:type="gramEnd"/>
+          </w:p>
+          <w:p>
+            <w:pPr>
+              <w:autoSpaceDE w:val="0"/>
+              <w:autoSpaceDN w:val="0"/>
+              <w:adjustRightInd w:val="0"/>
+              <w:rPr>
+                <w:rFonts w:ascii="Times New Roman" w:hAnsi="Times New Roman" w:cs="Times New Roman"/>
+                <w:kern w:val="0"/>
+                <w:sz w:val="16"/>
+                <w:szCs w:val="16"/>
+                <w:lang w:val="en-US"/>
+              </w:rPr>
+            </w:pPr>
+            <w:r>
+              <w:rPr>
+                <w:rFonts w:ascii="Times New Roman" w:hAnsi="Times New Roman" w:cs="Times New Roman"/>
+                <w:kern w:val="0"/>
+                <w:sz w:val="16"/>
+                <w:szCs w:val="16"/>
+                <w:lang w:val="en-US"/>
+              </w:rPr>
+              <w:lastRenderedPageBreak/>
+              <w:t xml:space="preserve">        </w:t>
+            </w:r>
+            <w:proofErr w:type="spellStart"/>
+            <w:proofErr w:type="gramStart"/>
+            <w:r>
+              <w:rPr>
+                <w:rFonts w:ascii="Times New Roman" w:hAnsi="Times New Roman" w:cs="Times New Roman"/>
+                <w:kern w:val="0"/>
+                <w:sz w:val="16"/>
+                <w:szCs w:val="16"/>
+                <w:lang w:val="en-US"/>
+              </w:rPr>
+              <w:t>activities.reserveStock</w:t>
+            </w:r>
+            <w:proofErr w:type="spellEnd"/>
+            <w:proofErr w:type="gramEnd"/>
+            <w:r>
+              <w:rPr>
+                <w:rFonts w:ascii="Times New Roman" w:hAnsi="Times New Roman" w:cs="Times New Roman"/>
+                <w:kern w:val="0"/>
+                <w:sz w:val="16"/>
+                <w:szCs w:val="16"/>
+                <w:lang w:val="en-US"/>
+              </w:rPr>
+              <w:t>(</w:t>
+            </w:r>
+            <w:proofErr w:type="spellStart"/>
+            <w:r>
+              <w:rPr>
+                <w:rFonts w:ascii="Times New Roman" w:hAnsi="Times New Roman" w:cs="Times New Roman"/>
+                <w:kern w:val="0"/>
+                <w:sz w:val="16"/>
+                <w:szCs w:val="16"/>
+                <w:lang w:val="en-US"/>
+              </w:rPr>
+              <w:t>orderId</w:t>
+            </w:r>
+            <w:proofErr w:type="spellEnd"/>
+            <w:r>
+              <w:rPr>
+                <w:rFonts w:ascii="Times New Roman" w:hAnsi="Times New Roman" w:cs="Times New Roman"/>
+                <w:kern w:val="0"/>
+                <w:sz w:val="16"/>
+                <w:szCs w:val="16"/>
+                <w:lang w:val="en-US"/>
+              </w:rPr>
+              <w:t>);</w:t>
+            </w:r>
+          </w:p>
+          <w:p>
+            <w:pPr>
+              <w:autoSpaceDE w:val="0"/>
+              <w:autoSpaceDN w:val="0"/>
+              <w:adjustRightInd w:val="0"/>
+              <w:rPr>
+                <w:rFonts w:ascii="Times New Roman" w:hAnsi="Times New Roman" w:cs="Times New Roman"/>
+                <w:kern w:val="0"/>
+                <w:sz w:val="16"/>
+                <w:szCs w:val="16"/>
+                <w:lang w:val="en-US"/>
+              </w:rPr>
+            </w:pPr>
+          </w:p>
+          <w:p>
+            <w:pPr>
+              <w:autoSpaceDE w:val="0"/>
+              <w:autoSpaceDN w:val="0"/>
+              <w:adjustRightInd w:val="0"/>
+              <w:rPr>
+                <w:rFonts w:ascii="Times New Roman" w:hAnsi="Times New Roman" w:cs="Times New Roman"/>
+                <w:kern w:val="0"/>
+                <w:sz w:val="16"/>
+                <w:szCs w:val="16"/>
+                <w:lang w:val="en-US"/>
+              </w:rPr>
+            </w:pPr>
+            <w:r>
+              <w:rPr>
+                <w:rFonts w:ascii="Times New Roman" w:hAnsi="Times New Roman" w:cs="Times New Roman"/>
+                <w:kern w:val="0"/>
+                <w:sz w:val="16"/>
+                <w:szCs w:val="16"/>
+                <w:lang w:val="en-US"/>
+              </w:rPr>
+              <w:t xml:space="preserve">        status = "CHARGING_PAYMENT</w:t>
+            </w:r>
+            <w:proofErr w:type="gramStart"/>
+            <w:r>
+              <w:rPr>
+                <w:rFonts w:ascii="Times New Roman" w:hAnsi="Times New Roman" w:cs="Times New Roman"/>
+                <w:kern w:val="0"/>
+                <w:sz w:val="16"/>
+                <w:szCs w:val="16"/>
+                <w:lang w:val="en-US"/>
+              </w:rPr>
+              <w:t>";</w:t>
+            </w:r>
+            <w:proofErr w:type="gramEnd"/>
+          </w:p>
+          <w:p>
+            <w:pPr>
+              <w:autoSpaceDE w:val="0"/>
+              <w:autoSpaceDN w:val="0"/>
+              <w:adjustRightInd w:val="0"/>
+              <w:rPr>
+                <w:rFonts w:ascii="Times New Roman" w:hAnsi="Times New Roman" w:cs="Times New Roman"/>
+                <w:kern w:val="0"/>
+                <w:sz w:val="16"/>
+                <w:szCs w:val="16"/>
+                <w:lang w:val="en-US"/>
+              </w:rPr>
+            </w:pPr>
+            <w:r>
+              <w:rPr>
+                <w:rFonts w:ascii="Times New Roman" w:hAnsi="Times New Roman" w:cs="Times New Roman"/>
+                <w:kern w:val="0"/>
+                <w:sz w:val="16"/>
+                <w:szCs w:val="16"/>
+                <w:lang w:val="en-US"/>
+              </w:rPr>
+              <w:t xml:space="preserve">        </w:t>
+            </w:r>
+            <w:proofErr w:type="spellStart"/>
+            <w:proofErr w:type="gramStart"/>
+            <w:r>
+              <w:rPr>
+                <w:rFonts w:ascii="Times New Roman" w:hAnsi="Times New Roman" w:cs="Times New Roman"/>
+                <w:kern w:val="0"/>
+                <w:sz w:val="16"/>
+                <w:szCs w:val="16"/>
+                <w:lang w:val="en-US"/>
+              </w:rPr>
+              <w:t>activities.chargePayment</w:t>
+            </w:r>
+            <w:proofErr w:type="spellEnd"/>
+            <w:proofErr w:type="gramEnd"/>
+            <w:r>
+              <w:rPr>
+                <w:rFonts w:ascii="Times New Roman" w:hAnsi="Times New Roman" w:cs="Times New Roman"/>
+                <w:kern w:val="0"/>
+                <w:sz w:val="16"/>
+                <w:szCs w:val="16"/>
+                <w:lang w:val="en-US"/>
+              </w:rPr>
+              <w:t>(</w:t>
+            </w:r>
+            <w:proofErr w:type="spellStart"/>
+            <w:r>
+              <w:rPr>
+                <w:rFonts w:ascii="Times New Roman" w:hAnsi="Times New Roman" w:cs="Times New Roman"/>
+                <w:kern w:val="0"/>
+                <w:sz w:val="16"/>
+                <w:szCs w:val="16"/>
+                <w:lang w:val="en-US"/>
+              </w:rPr>
+              <w:t>orderId</w:t>
+            </w:r>
+            <w:proofErr w:type="spellEnd"/>
+            <w:r>
+              <w:rPr>
+                <w:rFonts w:ascii="Times New Roman" w:hAnsi="Times New Roman" w:cs="Times New Roman"/>
+                <w:kern w:val="0"/>
+                <w:sz w:val="16"/>
+                <w:szCs w:val="16"/>
+                <w:lang w:val="en-US"/>
+              </w:rPr>
+              <w:t>);</w:t>
+            </w:r>
+          </w:p>
+          <w:p>
+            <w:pPr>
+              <w:autoSpaceDE w:val="0"/>
+              <w:autoSpaceDN w:val="0"/>
+              <w:adjustRightInd w:val="0"/>
+              <w:rPr>
+                <w:rFonts w:ascii="Times New Roman" w:hAnsi="Times New Roman" w:cs="Times New Roman"/>
+                <w:kern w:val="0"/>
+                <w:sz w:val="16"/>
+                <w:szCs w:val="16"/>
+                <w:lang w:val="en-US"/>
+              </w:rPr>
+            </w:pPr>
+          </w:p>
+          <w:p>
+            <w:pPr>
+              <w:autoSpaceDE w:val="0"/>
+              <w:autoSpaceDN w:val="0"/>
+              <w:adjustRightInd w:val="0"/>
+              <w:rPr>
+                <w:rFonts w:ascii="Times New Roman" w:hAnsi="Times New Roman" w:cs="Times New Roman"/>
+                <w:kern w:val="0"/>
+                <w:sz w:val="16"/>
+                <w:szCs w:val="16"/>
+                <w:lang w:val="en-US"/>
+              </w:rPr>
+            </w:pPr>
+            <w:r>
+              <w:rPr>
+                <w:rFonts w:ascii="Times New Roman" w:hAnsi="Times New Roman" w:cs="Times New Roman"/>
+                <w:kern w:val="0"/>
+                <w:sz w:val="16"/>
+                <w:szCs w:val="16"/>
+                <w:lang w:val="en-US"/>
+              </w:rPr>
+              <w:t xml:space="preserve">        status = "COMPLETED</w:t>
+            </w:r>
+            <w:proofErr w:type="gramStart"/>
+            <w:r>
+              <w:rPr>
+                <w:rFonts w:ascii="Times New Roman" w:hAnsi="Times New Roman" w:cs="Times New Roman"/>
+                <w:kern w:val="0"/>
+                <w:sz w:val="16"/>
+                <w:szCs w:val="16"/>
+                <w:lang w:val="en-US"/>
+              </w:rPr>
+              <w:t>";</w:t>
+            </w:r>
+            <w:proofErr w:type="gramEnd"/>
+          </w:p>
+          <w:p>
+            <w:pPr>
+              <w:autoSpaceDE w:val="0"/>
+              <w:autoSpaceDN w:val="0"/>
+              <w:adjustRightInd w:val="0"/>
+              <w:rPr>
+                <w:rFonts w:ascii="Times New Roman" w:hAnsi="Times New Roman" w:cs="Times New Roman"/>
+                <w:kern w:val="0"/>
+                <w:sz w:val="16"/>
+                <w:szCs w:val="16"/>
+                <w:lang w:val="en-US"/>
+              </w:rPr>
+            </w:pPr>
+            <w:r>
+              <w:rPr>
+                <w:rFonts w:ascii="Times New Roman" w:hAnsi="Times New Roman" w:cs="Times New Roman"/>
+                <w:kern w:val="0"/>
+                <w:sz w:val="16"/>
+                <w:szCs w:val="16"/>
+                <w:lang w:val="en-US"/>
+              </w:rPr>
+              <w:t xml:space="preserve">    }</w:t>
+            </w:r>
+          </w:p>
+          <w:p>
+            <w:pPr>
+              <w:autoSpaceDE w:val="0"/>
+              <w:autoSpaceDN w:val="0"/>
+              <w:adjustRightInd w:val="0"/>
+              <w:rPr>
+                <w:rFonts w:ascii="Times New Roman" w:hAnsi="Times New Roman" w:cs="Times New Roman"/>
+                <w:kern w:val="0"/>
+                <w:sz w:val="16"/>
+                <w:szCs w:val="16"/>
+                <w:lang w:val="en-US"/>
+              </w:rPr>
+            </w:pPr>
+          </w:p>
+          <w:p>
+            <w:pPr>
+              <w:autoSpaceDE w:val="0"/>
+              <w:autoSpaceDN w:val="0"/>
+              <w:adjustRightInd w:val="0"/>
+              <w:rPr>
+                <w:rFonts w:ascii="Times New Roman" w:hAnsi="Times New Roman" w:cs="Times New Roman"/>
+                <w:kern w:val="0"/>
+                <w:sz w:val="16"/>
+                <w:szCs w:val="16"/>
+                <w:lang w:val="en-US"/>
+              </w:rPr>
+            </w:pPr>
+            <w:r>
+              <w:rPr>
+                <w:rFonts w:ascii="Times New Roman" w:hAnsi="Times New Roman" w:cs="Times New Roman"/>
+                <w:kern w:val="0"/>
+                <w:sz w:val="16"/>
+                <w:szCs w:val="16"/>
+                <w:lang w:val="en-US"/>
+              </w:rPr>
+              <w:t xml:space="preserve">    @Override</w:t>
+            </w:r>
+          </w:p>
+          <w:p>
+            <w:pPr>
+              <w:autoSpaceDE w:val="0"/>
+              <w:autoSpaceDN w:val="0"/>
+              <w:adjustRightInd w:val="0"/>
+              <w:rPr>
+                <w:rFonts w:ascii="Times New Roman" w:hAnsi="Times New Roman" w:cs="Times New Roman"/>
+                <w:kern w:val="0"/>
+                <w:sz w:val="16"/>
+                <w:szCs w:val="16"/>
+                <w:lang w:val="en-US"/>
+              </w:rPr>
+            </w:pPr>
+            <w:r>
+              <w:rPr>
+                <w:rFonts w:ascii="Times New Roman" w:hAnsi="Times New Roman" w:cs="Times New Roman"/>
+                <w:kern w:val="0"/>
+                <w:sz w:val="16"/>
+                <w:szCs w:val="16"/>
+                <w:lang w:val="en-US"/>
+              </w:rPr>
+              <w:t xml:space="preserve">    public String </w:t>
+            </w:r>
+            <w:proofErr w:type="spellStart"/>
+            <w:proofErr w:type="gramStart"/>
+            <w:r>
+              <w:rPr>
+                <w:rFonts w:ascii="Times New Roman" w:hAnsi="Times New Roman" w:cs="Times New Roman"/>
+                <w:kern w:val="0"/>
+                <w:sz w:val="16"/>
+                <w:szCs w:val="16"/>
+                <w:lang w:val="en-US"/>
+              </w:rPr>
+              <w:t>getStatus</w:t>
+            </w:r>
+            <w:proofErr w:type="spellEnd"/>
+            <w:r>
+              <w:rPr>
+                <w:rFonts w:ascii="Times New Roman" w:hAnsi="Times New Roman" w:cs="Times New Roman"/>
+                <w:kern w:val="0"/>
+                <w:sz w:val="16"/>
+                <w:szCs w:val="16"/>
+                <w:lang w:val="en-US"/>
+              </w:rPr>
+              <w:t>(</w:t>
+            </w:r>
+            <w:proofErr w:type="gramEnd"/>
+            <w:r>
+              <w:rPr>
+                <w:rFonts w:ascii="Times New Roman" w:hAnsi="Times New Roman" w:cs="Times New Roman"/>
+                <w:kern w:val="0"/>
+                <w:sz w:val="16"/>
+                <w:szCs w:val="16"/>
+                <w:lang w:val="en-US"/>
+              </w:rPr>
+              <w:t>) {</w:t>
+            </w:r>
+          </w:p>
+          <w:p>
+            <w:pPr>
+              <w:autoSpaceDE w:val="0"/>
+              <w:autoSpaceDN w:val="0"/>
+              <w:adjustRightInd w:val="0"/>
+              <w:rPr>
+                <w:rFonts w:ascii="Times New Roman" w:hAnsi="Times New Roman" w:cs="Times New Roman"/>
+                <w:kern w:val="0"/>
+                <w:sz w:val="16"/>
+                <w:szCs w:val="16"/>
+                <w:lang w:val="en-US"/>
+              </w:rPr>
+            </w:pPr>
+            <w:r>
+              <w:rPr>
+                <w:rFonts w:ascii="Times New Roman" w:hAnsi="Times New Roman" w:cs="Times New Roman"/>
+                <w:kern w:val="0"/>
+                <w:sz w:val="16"/>
+                <w:szCs w:val="16"/>
+                <w:lang w:val="en-US"/>
+              </w:rPr>
+              <w:t xml:space="preserve">        return status; // Read-only, no side effects</w:t>
+            </w:r>
+          </w:p>
+          <w:p>
+            <w:pPr>
+              <w:autoSpaceDE w:val="0"/>
+              <w:autoSpaceDN w:val="0"/>
+              <w:adjustRightInd w:val="0"/>
+              <w:rPr>
+                <w:rFonts w:ascii="Times New Roman" w:hAnsi="Times New Roman" w:cs="Times New Roman"/>
+                <w:kern w:val="0"/>
+                <w:sz w:val="16"/>
+                <w:szCs w:val="16"/>
+                <w:lang w:val="en-US"/>
+              </w:rPr>
+            </w:pPr>
+            <w:r>
+              <w:rPr>
+                <w:rFonts w:ascii="Times New Roman" w:hAnsi="Times New Roman" w:cs="Times New Roman"/>
+                <w:kern w:val="0"/>
+                <w:sz w:val="16"/>
+                <w:szCs w:val="16"/>
+                <w:lang w:val="en-US"/>
+              </w:rPr>
+              <w:t xml:space="preserve">    }</w:t>
+            </w:r>
+          </w:p>
+          <w:p>
+            <w:pPr>
+              <w:pStyle w:val="NormalWeb"/>
+              <w:spacing w:before="0" w:beforeAutospacing="0"/>
+              <w:rPr>
+                <w:lang w:val="es-ES"/>
+              </w:rPr>
+            </w:pPr>
+            <w:r>
+              <w:rPr>
+                <w:sz w:val="16"/>
+                <w:szCs w:val="16"/>
+                <w:lang w:val="en-US"/>
+              </w:rPr>
+              <w:t>}</w:t>
+            </w:r>
+          </w:p>
+        </w:tc>
+      </w:tr>
+    </w:tbl>
+    <w:p>
+      <w:pPr>
+        <w:pStyle w:val="NormalWeb"/>
+        <w:spacing w:before="0" w:beforeAutospacing="0"/>
+        <w:rPr>
+          <w:sz w:val="26"/>
+          <w:szCs w:val="26"/>
+        </w:rPr>
+      </w:pPr>
+    </w:p>
+    <w:p>
+      <w:pPr>
+        <w:rPr>
+          <w:rFonts w:ascii="Times New Roman" w:eastAsia="Times New Roman" w:hAnsi="Times New Roman" w:cs="Times New Roman"/>
+          <w:kern w:val="0"/>
+          <w:sz w:val="26"/>
+          <w:szCs w:val="26"/>
+          <w:lang w:eastAsia="pt-PT"/>
+          <w14:ligatures w14:val="none"/>
+        </w:rPr>
+      </w:pPr>
       <w:r>
         <w:rPr>
           <w:sz w:val="26"/>
@@ -7487,7 +10185,35 @@
           <w:rFonts w:ascii="Times New Roman" w:hAnsi="Times New Roman" w:cs="Times New Roman"/>
           <w:kern w:val="0"/>
         </w:rPr>
-        <w:t>O Temporal Service regista o evento de início no banco de dados.</w:t>
+        <w:t>O Temporal Service regista o evento de início n</w:t>
+      </w:r>
+      <w:r>
+        <w:rPr>
+          <w:rFonts w:ascii="Times New Roman" w:hAnsi="Times New Roman" w:cs="Times New Roman"/>
+          <w:kern w:val="0"/>
+        </w:rPr>
+        <w:t>a</w:t>
+      </w:r>
+      <w:r>
+        <w:rPr>
+          <w:rFonts w:ascii="Times New Roman" w:hAnsi="Times New Roman" w:cs="Times New Roman"/>
+          <w:kern w:val="0"/>
+        </w:rPr>
+        <w:t xml:space="preserve"> </w:t>
+      </w:r>
+      <w:r>
+        <w:rPr>
+          <w:rFonts w:ascii="Times New Roman" w:hAnsi="Times New Roman" w:cs="Times New Roman"/>
+          <w:kern w:val="0"/>
+        </w:rPr>
+        <w:t>base</w:t>
+      </w:r>
+      <w:r>
+        <w:rPr>
+          <w:rFonts w:ascii="Times New Roman" w:hAnsi="Times New Roman" w:cs="Times New Roman"/>
+          <w:kern w:val="0"/>
+        </w:rPr>
+        <w:t xml:space="preserve"> de dados.</w:t>
       </w:r>
     </w:p>
     <w:p>
@@ -7657,9 +10383,8 @@
           <w:bCs/>
           <w:u w:val="single"/>
         </w:rPr>
-        <w:t xml:space="preserve">Temporal </w:t>
-      </w:r>
-      <w:proofErr w:type="spellStart"/>
+        <w:t xml:space="preserve">Fluxo interno do </w:t>
+      </w:r>
       <w:r>
         <w:rPr>
           <w:rFonts w:ascii="Times New Roman" w:hAnsi="Times New Roman" w:cs="Times New Roman"/>
@@ -7667,17 +10392,7 @@
           <w:bCs/>
           <w:u w:val="single"/>
         </w:rPr>
-        <w:t>internal</w:t>
-      </w:r>
-      <w:proofErr w:type="spellEnd"/>
-      <w:r>
-        <w:rPr>
-          <w:rFonts w:ascii="Times New Roman" w:hAnsi="Times New Roman" w:cs="Times New Roman"/>
-          <w:b/>
-          <w:bCs/>
-          <w:u w:val="single"/>
-        </w:rPr>
-        <w:t xml:space="preserve"> workflow</w:t>
+        <w:t>Temporal</w:t>
       </w:r>
     </w:p>
     <w:p>
@@ -10271,6 +12986,95 @@
     </w:lvl>
   </w:abstractNum>
   <w:abstractNum w:abstractNumId="7" w15:restartNumberingAfterBreak="0">
+    <w:nsid w:val="10D14CD7"/>
+    <w:multiLevelType w:val="hybridMultilevel"/>
+    <w:tmpl w:val="F5DCB640"/>
+    <w:lvl w:ilvl="0" w:tplc="FFFFFFFF">
+      <w:start w:val="1"/>
+      <w:numFmt w:val="decimal"/>
+      <w:lvlText w:val="4.%1."/>
+      <w:lvlJc w:val="left"/>
+      <w:pPr>
+        <w:ind w:left="720" w:hanging="360"/>
+      </w:pPr>
+      <w:rPr>
+        <w:rFonts w:hint="default"/>
+      </w:rPr>
+    </w:lvl>
+    <w:lvl w:ilvl="1" w:tplc="FFFFFFFF" w:tentative="1">
+      <w:start w:val="1"/>
+      <w:numFmt w:val="lowerLetter"/>
+      <w:lvlText w:val="%2."/>
+      <w:lvlJc w:val="left"/>
+      <w:pPr>
+        <w:ind w:left="1440" w:hanging="360"/>
+      </w:pPr>
+    </w:lvl>
+    <w:lvl w:ilvl="2" w:tplc="FFFFFFFF" w:tentative="1">
+      <w:start w:val="1"/>
+      <w:numFmt w:val="lowerRoman"/>
+      <w:lvlText w:val="%3."/>
+      <w:lvlJc w:val="right"/>
+      <w:pPr>
+        <w:ind w:left="2160" w:hanging="180"/>
+      </w:pPr>
+    </w:lvl>
+    <w:lvl w:ilvl="3" w:tplc="FFFFFFFF" w:tentative="1">
+      <w:start w:val="1"/>
+      <w:numFmt w:val="decimal"/>
+      <w:lvlText w:val="%4."/>
+      <w:lvlJc w:val="left"/>
+      <w:pPr>
+        <w:ind w:left="2880" w:hanging="360"/>
+      </w:pPr>
+    </w:lvl>
+    <w:lvl w:ilvl="4" w:tplc="FFFFFFFF" w:tentative="1">
+      <w:start w:val="1"/>
+      <w:numFmt w:val="lowerLetter"/>
+      <w:lvlText w:val="%5."/>
+      <w:lvlJc w:val="left"/>
+      <w:pPr>
+        <w:ind w:left="3600" w:hanging="360"/>
+      </w:pPr>
+    </w:lvl>
+    <w:lvl w:ilvl="5" w:tplc="FFFFFFFF" w:tentative="1">
+      <w:start w:val="1"/>
+      <w:numFmt w:val="lowerRoman"/>
+      <w:lvlText w:val="%6."/>
+      <w:lvlJc w:val="right"/>
+      <w:pPr>
+        <w:ind w:left="4320" w:hanging="180"/>
+      </w:pPr>
+    </w:lvl>
+    <w:lvl w:ilvl="6" w:tplc="FFFFFFFF" w:tentative="1">
+      <w:start w:val="1"/>
+      <w:numFmt w:val="decimal"/>
+      <w:lvlText w:val="%7."/>
+      <w:lvlJc w:val="left"/>
+      <w:pPr>
+        <w:ind w:left="5040" w:hanging="360"/>
+      </w:pPr>
+    </w:lvl>
+    <w:lvl w:ilvl="7" w:tplc="FFFFFFFF" w:tentative="1">
+      <w:start w:val="1"/>
+      <w:numFmt w:val="lowerLetter"/>
+      <w:lvlText w:val="%8."/>
+      <w:lvlJc w:val="left"/>
+      <w:pPr>
+        <w:ind w:left="5760" w:hanging="360"/>
+      </w:pPr>
+    </w:lvl>
+    <w:lvl w:ilvl="8" w:tplc="FFFFFFFF" w:tentative="1">
+      <w:start w:val="1"/>
+      <w:numFmt w:val="lowerRoman"/>
+      <w:lvlText w:val="%9."/>
+      <w:lvlJc w:val="right"/>
+      <w:pPr>
+        <w:ind w:left="6480" w:hanging="180"/>
+      </w:pPr>
+    </w:lvl>
+  </w:abstractNum>
+  <w:abstractNum w:abstractNumId="8" w15:restartNumberingAfterBreak="0">
     <w:nsid w:val="24871016"/>
     <w:multiLevelType w:val="hybridMultilevel"/>
     <w:tmpl w:val="C23C2F80"/>
@@ -10383,7 +13187,7 @@
       </w:rPr>
     </w:lvl>
   </w:abstractNum>
-  <w:abstractNum w:abstractNumId="8" w15:restartNumberingAfterBreak="0">
+  <w:abstractNum w:abstractNumId="9" w15:restartNumberingAfterBreak="0">
     <w:nsid w:val="24B73467"/>
     <w:multiLevelType w:val="multilevel"/>
     <w:tmpl w:val="3F0871E6"/>
@@ -10532,7 +13336,7 @@
       </w:rPr>
     </w:lvl>
   </w:abstractNum>
-  <w:abstractNum w:abstractNumId="9" w15:restartNumberingAfterBreak="0">
+  <w:abstractNum w:abstractNumId="10" w15:restartNumberingAfterBreak="0">
     <w:nsid w:val="291703A0"/>
     <w:multiLevelType w:val="multilevel"/>
     <w:tmpl w:val="733C3046"/>
@@ -10681,7 +13485,7 @@
       </w:rPr>
     </w:lvl>
   </w:abstractNum>
-  <w:abstractNum w:abstractNumId="10" w15:restartNumberingAfterBreak="0">
+  <w:abstractNum w:abstractNumId="11" w15:restartNumberingAfterBreak="0">
     <w:nsid w:val="2933467F"/>
     <w:multiLevelType w:val="hybridMultilevel"/>
     <w:tmpl w:val="8FB6C666"/>
@@ -10794,7 +13598,7 @@
       </w:rPr>
     </w:lvl>
   </w:abstractNum>
-  <w:abstractNum w:abstractNumId="11" w15:restartNumberingAfterBreak="0">
+  <w:abstractNum w:abstractNumId="12" w15:restartNumberingAfterBreak="0">
     <w:nsid w:val="2A646B96"/>
     <w:multiLevelType w:val="hybridMultilevel"/>
     <w:tmpl w:val="4B22F0A4"/>
@@ -10907,7 +13711,7 @@
       </w:rPr>
     </w:lvl>
   </w:abstractNum>
-  <w:abstractNum w:abstractNumId="12" w15:restartNumberingAfterBreak="0">
+  <w:abstractNum w:abstractNumId="13" w15:restartNumberingAfterBreak="0">
     <w:nsid w:val="34D10135"/>
     <w:multiLevelType w:val="multilevel"/>
     <w:tmpl w:val="BB183838"/>
@@ -11053,7 +13857,7 @@
       </w:rPr>
     </w:lvl>
   </w:abstractNum>
-  <w:abstractNum w:abstractNumId="13" w15:restartNumberingAfterBreak="0">
+  <w:abstractNum w:abstractNumId="14" w15:restartNumberingAfterBreak="0">
     <w:nsid w:val="4AFD215D"/>
     <w:multiLevelType w:val="hybridMultilevel"/>
     <w:tmpl w:val="617EB7EE"/>
@@ -11139,7 +13943,7 @@
       </w:pPr>
     </w:lvl>
   </w:abstractNum>
-  <w:abstractNum w:abstractNumId="14" w15:restartNumberingAfterBreak="0">
+  <w:abstractNum w:abstractNumId="15" w15:restartNumberingAfterBreak="0">
     <w:nsid w:val="4C686B92"/>
     <w:multiLevelType w:val="multilevel"/>
     <w:tmpl w:val="2C72752E"/>
@@ -11256,7 +14060,7 @@
       </w:pPr>
     </w:lvl>
   </w:abstractNum>
-  <w:abstractNum w:abstractNumId="15" w15:restartNumberingAfterBreak="0">
+  <w:abstractNum w:abstractNumId="16" w15:restartNumberingAfterBreak="0">
     <w:nsid w:val="53105A0A"/>
     <w:multiLevelType w:val="multilevel"/>
     <w:tmpl w:val="E7AC2FD0"/>
@@ -11405,7 +14209,7 @@
       </w:rPr>
     </w:lvl>
   </w:abstractNum>
-  <w:abstractNum w:abstractNumId="16" w15:restartNumberingAfterBreak="0">
+  <w:abstractNum w:abstractNumId="17" w15:restartNumberingAfterBreak="0">
     <w:nsid w:val="53954F5F"/>
     <w:multiLevelType w:val="hybridMultilevel"/>
     <w:tmpl w:val="8486A6AA"/>
@@ -11518,7 +14322,7 @@
       </w:rPr>
     </w:lvl>
   </w:abstractNum>
-  <w:abstractNum w:abstractNumId="17" w15:restartNumberingAfterBreak="0">
+  <w:abstractNum w:abstractNumId="18" w15:restartNumberingAfterBreak="0">
     <w:nsid w:val="66562B96"/>
     <w:multiLevelType w:val="hybridMultilevel"/>
     <w:tmpl w:val="F5DCB640"/>
@@ -11607,7 +14411,7 @@
       </w:pPr>
     </w:lvl>
   </w:abstractNum>
-  <w:abstractNum w:abstractNumId="18" w15:restartNumberingAfterBreak="0">
+  <w:abstractNum w:abstractNumId="19" w15:restartNumberingAfterBreak="0">
     <w:nsid w:val="675D2122"/>
     <w:multiLevelType w:val="hybridMultilevel"/>
     <w:tmpl w:val="F1E0DD9A"/>
@@ -11696,7 +14500,7 @@
       </w:pPr>
     </w:lvl>
   </w:abstractNum>
-  <w:abstractNum w:abstractNumId="19" w15:restartNumberingAfterBreak="0">
+  <w:abstractNum w:abstractNumId="20" w15:restartNumberingAfterBreak="0">
     <w:nsid w:val="6F5E2D17"/>
     <w:multiLevelType w:val="hybridMultilevel"/>
     <w:tmpl w:val="F73A0CB4"/>
@@ -11785,7 +14589,7 @@
       </w:pPr>
     </w:lvl>
   </w:abstractNum>
-  <w:abstractNum w:abstractNumId="20" w15:restartNumberingAfterBreak="0">
+  <w:abstractNum w:abstractNumId="21" w15:restartNumberingAfterBreak="0">
     <w:nsid w:val="70594FFC"/>
     <w:multiLevelType w:val="hybridMultilevel"/>
     <w:tmpl w:val="80AE166A"/>
@@ -11874,7 +14678,7 @@
       </w:pPr>
     </w:lvl>
   </w:abstractNum>
-  <w:abstractNum w:abstractNumId="21" w15:restartNumberingAfterBreak="0">
+  <w:abstractNum w:abstractNumId="22" w15:restartNumberingAfterBreak="0">
     <w:nsid w:val="729B7708"/>
     <w:multiLevelType w:val="multilevel"/>
     <w:tmpl w:val="77B82F18"/>
@@ -12023,7 +14827,7 @@
       </w:rPr>
     </w:lvl>
   </w:abstractNum>
-  <w:abstractNum w:abstractNumId="22" w15:restartNumberingAfterBreak="0">
+  <w:abstractNum w:abstractNumId="23" w15:restartNumberingAfterBreak="0">
     <w:nsid w:val="782042B7"/>
     <w:multiLevelType w:val="multilevel"/>
     <w:tmpl w:val="F574E768"/>
@@ -12170,40 +14974,40 @@
     </w:lvl>
   </w:abstractNum>
   <w:num w:numId="1" w16cid:durableId="1823231657">
+    <w:abstractNumId w:val="20"/>
+  </w:num>
+  <w:num w:numId="2" w16cid:durableId="1464881072">
     <w:abstractNumId w:val="19"/>
   </w:num>
-  <w:num w:numId="2" w16cid:durableId="1464881072">
-    <w:abstractNumId w:val="18"/>
-  </w:num>
   <w:num w:numId="3" w16cid:durableId="1996058395">
-    <w:abstractNumId w:val="11"/>
+    <w:abstractNumId w:val="12"/>
   </w:num>
   <w:num w:numId="4" w16cid:durableId="1401948054">
     <w:abstractNumId w:val="6"/>
   </w:num>
   <w:num w:numId="5" w16cid:durableId="34820398">
-    <w:abstractNumId w:val="21"/>
+    <w:abstractNumId w:val="22"/>
   </w:num>
   <w:num w:numId="6" w16cid:durableId="2081828734">
     <w:abstractNumId w:val="5"/>
   </w:num>
   <w:num w:numId="7" w16cid:durableId="466822867">
-    <w:abstractNumId w:val="9"/>
+    <w:abstractNumId w:val="10"/>
   </w:num>
   <w:num w:numId="8" w16cid:durableId="815026458">
-    <w:abstractNumId w:val="10"/>
+    <w:abstractNumId w:val="11"/>
   </w:num>
   <w:num w:numId="9" w16cid:durableId="1339621597">
+    <w:abstractNumId w:val="17"/>
+  </w:num>
+  <w:num w:numId="10" w16cid:durableId="1632399828">
+    <w:abstractNumId w:val="8"/>
+  </w:num>
+  <w:num w:numId="11" w16cid:durableId="1275943246">
     <w:abstractNumId w:val="16"/>
   </w:num>
-  <w:num w:numId="10" w16cid:durableId="1632399828">
-    <w:abstractNumId w:val="7"/>
-  </w:num>
-  <w:num w:numId="11" w16cid:durableId="1275943246">
-    <w:abstractNumId w:val="15"/>
-  </w:num>
   <w:num w:numId="12" w16cid:durableId="2108496198">
-    <w:abstractNumId w:val="13"/>
+    <w:abstractNumId w:val="14"/>
   </w:num>
   <w:num w:numId="13" w16cid:durableId="1688747018">
     <w:abstractNumId w:val="0"/>
@@ -12212,10 +15016,10 @@
     <w:abstractNumId w:val="4"/>
   </w:num>
   <w:num w:numId="15" w16cid:durableId="2025549266">
-    <w:abstractNumId w:val="17"/>
+    <w:abstractNumId w:val="18"/>
   </w:num>
   <w:num w:numId="16" w16cid:durableId="1787191848">
-    <w:abstractNumId w:val="20"/>
+    <w:abstractNumId w:val="21"/>
   </w:num>
   <w:num w:numId="17" w16cid:durableId="1651398365">
     <w:abstractNumId w:val="1"/>
@@ -12227,16 +15031,19 @@
     <w:abstractNumId w:val="3"/>
   </w:num>
   <w:num w:numId="20" w16cid:durableId="1089958973">
-    <w:abstractNumId w:val="12"/>
+    <w:abstractNumId w:val="13"/>
   </w:num>
   <w:num w:numId="21" w16cid:durableId="247349157">
-    <w:abstractNumId w:val="8"/>
+    <w:abstractNumId w:val="9"/>
   </w:num>
   <w:num w:numId="22" w16cid:durableId="668019537">
-    <w:abstractNumId w:val="22"/>
+    <w:abstractNumId w:val="23"/>
   </w:num>
   <w:num w:numId="23" w16cid:durableId="1688945849">
-    <w:abstractNumId w:val="14"/>
+    <w:abstractNumId w:val="15"/>
+  </w:num>
+  <w:num w:numId="24" w16cid:durableId="484014226">
+    <w:abstractNumId w:val="7"/>
   </w:num>
 </w:numbering>
 </file>
@@ -13499,6 +16306,20 @@
       <w:szCs w:val="20"/>
     </w:rPr>
   </w:style>
+  <w:style w:type="paragraph" w:customStyle="1" w:styleId="font-claude-response-body">
+    <w:name w:val="font-claude-response-body"/>
+    <w:basedOn w:val="Normal"/>
+    <w:rsid w:val="007978A7"/>
+    <w:pPr>
+      <w:spacing w:before="100" w:beforeAutospacing="1" w:after="100" w:afterAutospacing="1" w:line="240" w:lineRule="auto"/>
+    </w:pPr>
+    <w:rPr>
+      <w:rFonts w:ascii="Times New Roman" w:eastAsia="Times New Roman" w:hAnsi="Times New Roman" w:cs="Times New Roman"/>
+      <w:kern w:val="0"/>
+      <w:lang w:eastAsia="pt-PT"/>
+      <w14:ligatures w14:val="none"/>
+    </w:rPr>
+  </w:style>
 </w:styles>
 </file>
 

--- a/Temporal-IO_pt.docx
+++ b/Temporal-IO_pt.docx
@@ -1310,7 +1310,7 @@
           <w:rFonts w:ascii="Times New Roman" w:hAnsi="Times New Roman" w:cs="Times New Roman"/>
           <w:kern w:val="0"/>
         </w:rPr>
-        <w:t>pararem</w:t>
+        <w:t>interrompidas</w:t>
       </w:r>
       <w:r>
         <w:rPr>
@@ -3126,337 +3126,219 @@
           <w:rFonts w:ascii="Times New Roman" w:hAnsi="Times New Roman" w:cs="Times New Roman"/>
           <w:kern w:val="0"/>
         </w:rPr>
-        <w:t>, ou longa se tiver *</w:t>
+        <w:t xml:space="preserve">, ou longa se tiver </w:t>
       </w:r>
       <w:proofErr w:type="spellStart"/>
       <w:r>
-        <w:rPr>
-          <w:rFonts w:ascii="Times New Roman" w:hAnsi="Times New Roman" w:cs="Times New Roman"/>
-          <w:kern w:val="0"/>
-        </w:rPr>
-        <w:t>heartbeat</w:t>
-      </w:r>
-      <w:proofErr w:type="spellEnd"/>
-      <w:r>
-        <w:rPr>
-          <w:rFonts w:ascii="Times New Roman" w:hAnsi="Times New Roman" w:cs="Times New Roman"/>
-          <w:kern w:val="0"/>
-        </w:rPr>
-        <w:t xml:space="preserve"> configurado</w:t>
-      </w:r>
-      <w:r>
-        <w:rPr>
-          <w:rFonts w:ascii="Times New Roman" w:hAnsi="Times New Roman" w:cs="Times New Roman"/>
-          <w:kern w:val="0"/>
-        </w:rPr>
-        <w:t xml:space="preserve">), como chamar outro serviço ou enviar uma mensagem de email, executada fora do contexto do workflow. O código da Activity pode ser não determinístico. </w:t>
-      </w:r>
-      <w:r>
-        <w:rPr>
-          <w:rFonts w:ascii="Times New Roman" w:hAnsi="Times New Roman" w:cs="Times New Roman"/>
-          <w:kern w:val="0"/>
-        </w:rPr>
-        <w:t>É</w:t>
-      </w:r>
-      <w:r>
-        <w:rPr>
-          <w:rFonts w:ascii="Times New Roman" w:hAnsi="Times New Roman" w:cs="Times New Roman"/>
-          <w:kern w:val="0"/>
-        </w:rPr>
-        <w:t xml:space="preserve"> r</w:t>
-      </w:r>
-      <w:r>
-        <w:rPr>
-          <w:rFonts w:ascii="Times New Roman" w:hAnsi="Times New Roman" w:cs="Times New Roman"/>
-          <w:kern w:val="0"/>
-        </w:rPr>
-        <w:t>ecomenda</w:t>
-      </w:r>
-      <w:r>
-        <w:rPr>
-          <w:rFonts w:ascii="Times New Roman" w:hAnsi="Times New Roman" w:cs="Times New Roman"/>
-          <w:kern w:val="0"/>
-        </w:rPr>
-        <w:t>do</w:t>
-      </w:r>
-      <w:r>
-        <w:rPr>
-          <w:rFonts w:ascii="Times New Roman" w:hAnsi="Times New Roman" w:cs="Times New Roman"/>
-          <w:kern w:val="0"/>
-        </w:rPr>
-        <w:t xml:space="preserve"> que seja </w:t>
-      </w:r>
-      <w:r>
-        <w:rPr>
-          <w:rFonts w:ascii="Times New Roman" w:hAnsi="Times New Roman" w:cs="Times New Roman"/>
-          <w:kern w:val="0"/>
-        </w:rPr>
-        <w:t>*</w:t>
-      </w:r>
-      <w:proofErr w:type="spellStart"/>
-      <w:r>
-        <w:rPr>
-          <w:rFonts w:ascii="Times New Roman" w:hAnsi="Times New Roman" w:cs="Times New Roman"/>
-          <w:kern w:val="0"/>
-        </w:rPr>
-        <w:t>idempotente</w:t>
-      </w:r>
-      <w:proofErr w:type="spellEnd"/>
-      <w:r>
-        <w:rPr>
-          <w:rFonts w:ascii="Times New Roman" w:hAnsi="Times New Roman" w:cs="Times New Roman"/>
-          <w:kern w:val="0"/>
-        </w:rPr>
-        <w:t>.</w:t>
-      </w:r>
-      <w:r>
-        <w:rPr>
-          <w:rFonts w:ascii="Times New Roman" w:hAnsi="Times New Roman" w:cs="Times New Roman"/>
-          <w:kern w:val="0"/>
-        </w:rPr>
-        <w:br/>
-      </w:r>
-      <w:r>
-        <w:rPr>
-          <w:rFonts w:ascii="Times New Roman" w:hAnsi="Times New Roman" w:cs="Times New Roman"/>
-        </w:rPr>
-        <w:lastRenderedPageBreak/>
-        <w:t xml:space="preserve">As </w:t>
-      </w:r>
-      <w:r>
-        <w:rPr>
-          <w:rFonts w:ascii="Times New Roman" w:hAnsi="Times New Roman" w:cs="Times New Roman"/>
-          <w:kern w:val="0"/>
-        </w:rPr>
-        <w:t xml:space="preserve">activities </w:t>
-      </w:r>
-      <w:r>
-        <w:rPr>
-          <w:rFonts w:ascii="Times New Roman" w:hAnsi="Times New Roman" w:cs="Times New Roman"/>
-          <w:kern w:val="0"/>
-        </w:rPr>
-        <w:t>representam</w:t>
-      </w:r>
-      <w:r>
-        <w:rPr>
-          <w:rFonts w:ascii="Times New Roman" w:hAnsi="Times New Roman" w:cs="Times New Roman"/>
-          <w:kern w:val="0"/>
-        </w:rPr>
-        <w:t xml:space="preserve"> pequenas unidade de trabalho</w:t>
-      </w:r>
-      <w:r>
-        <w:rPr>
-          <w:rFonts w:ascii="Times New Roman" w:hAnsi="Times New Roman" w:cs="Times New Roman"/>
-          <w:kern w:val="0"/>
-        </w:rPr>
-        <w:t xml:space="preserve"> responsáveis por executar operações externas, como</w:t>
-      </w:r>
-      <w:r>
-        <w:rPr>
-          <w:rFonts w:ascii="Times New Roman" w:hAnsi="Times New Roman" w:cs="Times New Roman"/>
-          <w:kern w:val="0"/>
-        </w:rPr>
-        <w:t xml:space="preserve"> </w:t>
-      </w:r>
-      <w:r>
-        <w:rPr>
-          <w:rFonts w:ascii="Times New Roman" w:hAnsi="Times New Roman" w:cs="Times New Roman"/>
-        </w:rPr>
-        <w:t xml:space="preserve">I/O, </w:t>
-      </w:r>
-      <w:r>
-        <w:rPr>
-          <w:rFonts w:ascii="Times New Roman" w:hAnsi="Times New Roman" w:cs="Times New Roman"/>
-        </w:rPr>
-        <w:t>chamadas HTTP, acesso a</w:t>
-      </w:r>
-      <w:r>
-        <w:rPr>
-          <w:rFonts w:ascii="Times New Roman" w:hAnsi="Times New Roman" w:cs="Times New Roman"/>
-        </w:rPr>
-        <w:t xml:space="preserve"> ba</w:t>
-      </w:r>
-      <w:r>
-        <w:rPr>
-          <w:rFonts w:ascii="Times New Roman" w:hAnsi="Times New Roman" w:cs="Times New Roman"/>
-        </w:rPr>
-        <w:t>se</w:t>
-      </w:r>
-      <w:r>
-        <w:rPr>
-          <w:rFonts w:ascii="Times New Roman" w:hAnsi="Times New Roman" w:cs="Times New Roman"/>
-        </w:rPr>
-        <w:t xml:space="preserve"> de dados, etc.</w:t>
-      </w:r>
-    </w:p>
-    <w:p>
-      <w:pPr>
-        <w:autoSpaceDE w:val="0"/>
-        <w:autoSpaceDN w:val="0"/>
-        <w:adjustRightInd w:val="0"/>
-        <w:spacing w:after="0" w:line="240" w:lineRule="auto"/>
-        <w:ind w:left="284"/>
         <w:rPr>
           <w:rFonts w:ascii="Times New Roman" w:hAnsi="Times New Roman" w:cs="Times New Roman"/>
           <w:b/>
           <w:bCs/>
           <w:kern w:val="0"/>
-          <w:sz w:val="13"/>
-          <w:szCs w:val="13"/>
-        </w:rPr>
-      </w:pPr>
+          <w:u w:val="single"/>
+        </w:rPr>
+        <w:t>heartbeat</w:t>
+      </w:r>
+      <w:proofErr w:type="spellEnd"/>
+      <w:r>
+        <w:rPr>
+          <w:rFonts w:ascii="Times New Roman" w:hAnsi="Times New Roman" w:cs="Times New Roman"/>
+          <w:kern w:val="0"/>
+        </w:rPr>
+        <w:t xml:space="preserve"> configurado</w:t>
+      </w:r>
+      <w:r>
+        <w:rPr>
+          <w:rFonts w:ascii="Times New Roman" w:hAnsi="Times New Roman" w:cs="Times New Roman"/>
+          <w:kern w:val="0"/>
+        </w:rPr>
+        <w:t xml:space="preserve"> – </w:t>
+      </w:r>
+      <w:r>
+        <w:rPr>
+          <w:rFonts w:ascii="Times New Roman" w:hAnsi="Times New Roman" w:cs="Times New Roman"/>
+        </w:rPr>
+        <w:t xml:space="preserve">sinal periódico que a </w:t>
+      </w:r>
+      <w:proofErr w:type="spellStart"/>
+      <w:r>
+        <w:rPr>
+          <w:rFonts w:ascii="Times New Roman" w:hAnsi="Times New Roman" w:cs="Times New Roman"/>
+        </w:rPr>
+        <w:t>activity</w:t>
+      </w:r>
+      <w:proofErr w:type="spellEnd"/>
+      <w:r>
+        <w:rPr>
+          <w:rFonts w:ascii="Times New Roman" w:hAnsi="Times New Roman" w:cs="Times New Roman"/>
+        </w:rPr>
+        <w:t xml:space="preserve"> envia ao Temporal Service a indicar que ainda está ativa e em execução</w:t>
+      </w:r>
+      <w:r>
+        <w:rPr>
+          <w:rFonts w:ascii="Times New Roman" w:hAnsi="Times New Roman" w:cs="Times New Roman"/>
+          <w:kern w:val="0"/>
+        </w:rPr>
+        <w:t xml:space="preserve">), como chamar outro serviço ou enviar uma mensagem de email, executada fora do contexto do workflow. O código da Activity pode ser não determinístico. </w:t>
+      </w:r>
+      <w:r>
+        <w:rPr>
+          <w:rFonts w:ascii="Times New Roman" w:hAnsi="Times New Roman" w:cs="Times New Roman"/>
+          <w:kern w:val="0"/>
+        </w:rPr>
+        <w:t>É</w:t>
+      </w:r>
+      <w:r>
+        <w:rPr>
+          <w:rFonts w:ascii="Times New Roman" w:hAnsi="Times New Roman" w:cs="Times New Roman"/>
+          <w:kern w:val="0"/>
+        </w:rPr>
+        <w:t xml:space="preserve"> r</w:t>
+      </w:r>
+      <w:r>
+        <w:rPr>
+          <w:rFonts w:ascii="Times New Roman" w:hAnsi="Times New Roman" w:cs="Times New Roman"/>
+          <w:kern w:val="0"/>
+        </w:rPr>
+        <w:t>ecomenda</w:t>
+      </w:r>
+      <w:r>
+        <w:rPr>
+          <w:rFonts w:ascii="Times New Roman" w:hAnsi="Times New Roman" w:cs="Times New Roman"/>
+          <w:kern w:val="0"/>
+        </w:rPr>
+        <w:t>do</w:t>
+      </w:r>
+      <w:r>
+        <w:rPr>
+          <w:rFonts w:ascii="Times New Roman" w:hAnsi="Times New Roman" w:cs="Times New Roman"/>
+          <w:kern w:val="0"/>
+        </w:rPr>
+        <w:t xml:space="preserve"> que seja </w:t>
+      </w:r>
+      <w:proofErr w:type="spellStart"/>
       <w:r>
         <w:rPr>
           <w:rFonts w:ascii="Times New Roman" w:hAnsi="Times New Roman" w:cs="Times New Roman"/>
           <w:b/>
           <w:bCs/>
           <w:kern w:val="0"/>
-          <w:sz w:val="13"/>
-          <w:szCs w:val="13"/>
-        </w:rPr>
-        <w:t xml:space="preserve">* </w:t>
-      </w:r>
-      <w:proofErr w:type="spellStart"/>
-      <w:r>
-        <w:rPr>
-          <w:rFonts w:ascii="Times New Roman" w:hAnsi="Times New Roman" w:cs="Times New Roman"/>
-          <w:b/>
-          <w:bCs/>
-          <w:kern w:val="0"/>
-          <w:sz w:val="13"/>
-          <w:szCs w:val="13"/>
-        </w:rPr>
-        <w:t>Heartbeat</w:t>
+          <w:u w:val="single"/>
+        </w:rPr>
+        <w:t>idempotente</w:t>
       </w:r>
       <w:proofErr w:type="spellEnd"/>
-    </w:p>
-    <w:p>
-      <w:pPr>
-        <w:autoSpaceDE w:val="0"/>
-        <w:autoSpaceDN w:val="0"/>
-        <w:adjustRightInd w:val="0"/>
-        <w:spacing w:after="0" w:line="240" w:lineRule="auto"/>
-        <w:ind w:left="284"/>
-        <w:rPr>
-          <w:rFonts w:ascii="Times New Roman" w:hAnsi="Times New Roman" w:cs="Times New Roman"/>
-          <w:kern w:val="0"/>
-          <w:sz w:val="13"/>
-          <w:szCs w:val="13"/>
-        </w:rPr>
-      </w:pPr>
-      <w:r>
-        <w:rPr>
-          <w:rFonts w:ascii="Times New Roman" w:hAnsi="Times New Roman" w:cs="Times New Roman"/>
-          <w:kern w:val="0"/>
-          <w:sz w:val="13"/>
-          <w:szCs w:val="13"/>
-        </w:rPr>
-        <w:t xml:space="preserve">É um sinal periódico que uma </w:t>
-      </w:r>
-      <w:proofErr w:type="spellStart"/>
-      <w:r>
-        <w:rPr>
-          <w:rFonts w:ascii="Times New Roman" w:hAnsi="Times New Roman" w:cs="Times New Roman"/>
-          <w:kern w:val="0"/>
-          <w:sz w:val="13"/>
-          <w:szCs w:val="13"/>
-        </w:rPr>
-        <w:t>activity</w:t>
-      </w:r>
-      <w:proofErr w:type="spellEnd"/>
-      <w:r>
-        <w:rPr>
-          <w:rFonts w:ascii="Times New Roman" w:hAnsi="Times New Roman" w:cs="Times New Roman"/>
-          <w:kern w:val="0"/>
-          <w:sz w:val="13"/>
-          <w:szCs w:val="13"/>
-        </w:rPr>
-        <w:t xml:space="preserve"> envia ao Temporal Service dizendo “ainda estou viva e ainda estou a trabalhar”.</w:t>
-      </w:r>
-    </w:p>
-    <w:p>
-      <w:pPr>
-        <w:autoSpaceDE w:val="0"/>
-        <w:autoSpaceDN w:val="0"/>
-        <w:adjustRightInd w:val="0"/>
-        <w:spacing w:after="0" w:line="240" w:lineRule="auto"/>
-        <w:ind w:left="284"/>
-        <w:rPr>
-          <w:rFonts w:ascii="Times New Roman" w:hAnsi="Times New Roman" w:cs="Times New Roman"/>
-          <w:kern w:val="0"/>
-          <w:sz w:val="13"/>
-          <w:szCs w:val="13"/>
-        </w:rPr>
-      </w:pPr>
-    </w:p>
-    <w:p>
-      <w:pPr>
-        <w:autoSpaceDE w:val="0"/>
-        <w:autoSpaceDN w:val="0"/>
-        <w:adjustRightInd w:val="0"/>
-        <w:spacing w:after="0" w:line="240" w:lineRule="auto"/>
-        <w:ind w:left="284"/>
-        <w:rPr>
-          <w:rFonts w:ascii="Times New Roman" w:hAnsi="Times New Roman" w:cs="Times New Roman"/>
-          <w:kern w:val="0"/>
-          <w:sz w:val="13"/>
-          <w:szCs w:val="13"/>
-        </w:rPr>
-      </w:pPr>
-      <w:r>
-        <w:rPr>
-          <w:rFonts w:ascii="Times New Roman" w:hAnsi="Times New Roman" w:cs="Times New Roman"/>
-          <w:b/>
-          <w:bCs/>
-          <w:kern w:val="0"/>
-          <w:sz w:val="13"/>
-          <w:szCs w:val="13"/>
-        </w:rPr>
-        <w:t xml:space="preserve">* </w:t>
-      </w:r>
-      <w:proofErr w:type="spellStart"/>
-      <w:r>
-        <w:rPr>
-          <w:rFonts w:ascii="Times New Roman" w:hAnsi="Times New Roman" w:cs="Times New Roman"/>
-          <w:b/>
-          <w:bCs/>
-          <w:kern w:val="0"/>
-          <w:sz w:val="13"/>
-          <w:szCs w:val="13"/>
-        </w:rPr>
-        <w:t>Idempotência</w:t>
-      </w:r>
-      <w:proofErr w:type="spellEnd"/>
-    </w:p>
-    <w:p>
-      <w:pPr>
-        <w:ind w:left="284"/>
-        <w:rPr>
-          <w:rFonts w:ascii="Times New Roman" w:hAnsi="Times New Roman" w:cs="Times New Roman"/>
-          <w:kern w:val="0"/>
-          <w:sz w:val="13"/>
-          <w:szCs w:val="13"/>
-        </w:rPr>
-      </w:pPr>
-      <w:proofErr w:type="spellStart"/>
-      <w:r>
-        <w:rPr>
-          <w:rFonts w:ascii="Times New Roman" w:hAnsi="Times New Roman" w:cs="Times New Roman"/>
-          <w:kern w:val="0"/>
-          <w:sz w:val="13"/>
-          <w:szCs w:val="13"/>
-        </w:rPr>
-        <w:t>Idempotência</w:t>
-      </w:r>
-      <w:proofErr w:type="spellEnd"/>
-      <w:r>
-        <w:rPr>
-          <w:rFonts w:ascii="Times New Roman" w:hAnsi="Times New Roman" w:cs="Times New Roman"/>
-          <w:kern w:val="0"/>
-          <w:sz w:val="13"/>
-          <w:szCs w:val="13"/>
-        </w:rPr>
-        <w:t xml:space="preserve"> significa que executar uma operação várias vezes produz o mesmo resultado que executá-la apenas uma vez. No contexto de Temporal, as atividades devem ser projetadas para serem executadas com segurança várias vezes, sem causar efeitos colaterais inesperados ou indesejados.</w:t>
+      <w:r>
+        <w:rPr>
+          <w:rFonts w:ascii="Times New Roman" w:hAnsi="Times New Roman" w:cs="Times New Roman"/>
+          <w:kern w:val="0"/>
+        </w:rPr>
+        <w:t xml:space="preserve"> </w:t>
+      </w:r>
+      <w:r>
+        <w:rPr>
+          <w:rFonts w:ascii="Times New Roman" w:hAnsi="Times New Roman" w:cs="Times New Roman"/>
+          <w:kern w:val="0"/>
+        </w:rPr>
+        <w:t xml:space="preserve">– </w:t>
+      </w:r>
+      <w:r>
+        <w:rPr>
+          <w:rFonts w:ascii="Times New Roman" w:hAnsi="Times New Roman" w:cs="Times New Roman"/>
+        </w:rPr>
+        <w:t xml:space="preserve">ou seja, que a sua execução repetida produza </w:t>
+      </w:r>
+      <w:r>
+        <w:rPr>
+          <w:rFonts w:ascii="Times New Roman" w:hAnsi="Times New Roman" w:cs="Times New Roman"/>
+        </w:rPr>
+        <w:lastRenderedPageBreak/>
+        <w:t>sempre o mesmo resultado, sem causar efeitos colaterais inesperados</w:t>
+      </w:r>
+      <w:r>
+        <w:rPr>
+          <w:rFonts w:ascii="Times New Roman" w:hAnsi="Times New Roman" w:cs="Times New Roman"/>
+          <w:kern w:val="0"/>
+        </w:rPr>
+        <w:t>.</w:t>
+      </w:r>
+      <w:r>
+        <w:rPr>
+          <w:rFonts w:ascii="Times New Roman" w:hAnsi="Times New Roman" w:cs="Times New Roman"/>
+          <w:kern w:val="0"/>
+        </w:rPr>
+        <w:br/>
+      </w:r>
+      <w:r>
+        <w:rPr>
+          <w:rFonts w:ascii="Times New Roman" w:hAnsi="Times New Roman" w:cs="Times New Roman"/>
+        </w:rPr>
+        <w:t xml:space="preserve">As </w:t>
+      </w:r>
+      <w:r>
+        <w:rPr>
+          <w:rFonts w:ascii="Times New Roman" w:hAnsi="Times New Roman" w:cs="Times New Roman"/>
+          <w:kern w:val="0"/>
+        </w:rPr>
+        <w:t xml:space="preserve">activities </w:t>
+      </w:r>
+      <w:r>
+        <w:rPr>
+          <w:rFonts w:ascii="Times New Roman" w:hAnsi="Times New Roman" w:cs="Times New Roman"/>
+          <w:kern w:val="0"/>
+        </w:rPr>
+        <w:t>representam</w:t>
+      </w:r>
+      <w:r>
+        <w:rPr>
+          <w:rFonts w:ascii="Times New Roman" w:hAnsi="Times New Roman" w:cs="Times New Roman"/>
+          <w:kern w:val="0"/>
+        </w:rPr>
+        <w:t xml:space="preserve"> pequenas unidade de trabalho</w:t>
+      </w:r>
+      <w:r>
+        <w:rPr>
+          <w:rFonts w:ascii="Times New Roman" w:hAnsi="Times New Roman" w:cs="Times New Roman"/>
+          <w:kern w:val="0"/>
+        </w:rPr>
+        <w:t xml:space="preserve"> responsáveis por executar operações externas, como</w:t>
+      </w:r>
+      <w:r>
+        <w:rPr>
+          <w:rFonts w:ascii="Times New Roman" w:hAnsi="Times New Roman" w:cs="Times New Roman"/>
+          <w:kern w:val="0"/>
+        </w:rPr>
+        <w:t xml:space="preserve"> </w:t>
+      </w:r>
+      <w:r>
+        <w:rPr>
+          <w:rFonts w:ascii="Times New Roman" w:hAnsi="Times New Roman" w:cs="Times New Roman"/>
+        </w:rPr>
+        <w:t xml:space="preserve">I/O, </w:t>
+      </w:r>
+      <w:r>
+        <w:rPr>
+          <w:rFonts w:ascii="Times New Roman" w:hAnsi="Times New Roman" w:cs="Times New Roman"/>
+        </w:rPr>
+        <w:t>chamadas HTTP, acesso a</w:t>
+      </w:r>
+      <w:r>
+        <w:rPr>
+          <w:rFonts w:ascii="Times New Roman" w:hAnsi="Times New Roman" w:cs="Times New Roman"/>
+        </w:rPr>
+        <w:t xml:space="preserve"> ba</w:t>
+      </w:r>
+      <w:r>
+        <w:rPr>
+          <w:rFonts w:ascii="Times New Roman" w:hAnsi="Times New Roman" w:cs="Times New Roman"/>
+        </w:rPr>
+        <w:t>se</w:t>
+      </w:r>
+      <w:r>
+        <w:rPr>
+          <w:rFonts w:ascii="Times New Roman" w:hAnsi="Times New Roman" w:cs="Times New Roman"/>
+        </w:rPr>
+        <w:t xml:space="preserve"> de dados, etc.</w:t>
       </w:r>
     </w:p>
     <w:p>
@@ -5294,7 +5176,6 @@
         <w:rPr>
           <w:color w:val="000000" w:themeColor="text1"/>
         </w:rPr>
-        <w:lastRenderedPageBreak/>
         <w:t>Ela é responsável por:</w:t>
       </w:r>
     </w:p>
@@ -5341,6 +5222,7 @@
         <w:rPr>
           <w:color w:val="000000" w:themeColor="text1"/>
         </w:rPr>
+        <w:lastRenderedPageBreak/>
         <w:t>Permitir escalabilidade horizontal</w:t>
       </w:r>
       <w:r>
@@ -7125,6 +7007,7 @@
                 <w:kern w:val="0"/>
                 <w:sz w:val="16"/>
                 <w:szCs w:val="16"/>
+                <w:lang w:val="en-US"/>
               </w:rPr>
             </w:pPr>
             <w:r>
@@ -7133,6 +7016,7 @@
                 <w:kern w:val="0"/>
                 <w:sz w:val="16"/>
                 <w:szCs w:val="16"/>
+                <w:lang w:val="en-US"/>
               </w:rPr>
               <w:t xml:space="preserve">        // </w:t>
             </w:r>
@@ -7142,68 +7026,9 @@
                 <w:kern w:val="0"/>
                 <w:sz w:val="16"/>
                 <w:szCs w:val="16"/>
-              </w:rPr>
-              <w:t xml:space="preserve">Workflow pauses </w:t>
-            </w:r>
-            <w:proofErr w:type="spellStart"/>
-            <w:r>
-              <w:rPr>
-                <w:rFonts w:ascii="Times New Roman" w:hAnsi="Times New Roman" w:cs="Times New Roman"/>
-                <w:kern w:val="0"/>
-                <w:sz w:val="16"/>
-                <w:szCs w:val="16"/>
-              </w:rPr>
-              <w:t>and</w:t>
-            </w:r>
-            <w:proofErr w:type="spellEnd"/>
-            <w:r>
-              <w:rPr>
-                <w:rFonts w:ascii="Times New Roman" w:hAnsi="Times New Roman" w:cs="Times New Roman"/>
-                <w:kern w:val="0"/>
-                <w:sz w:val="16"/>
-                <w:szCs w:val="16"/>
-              </w:rPr>
-              <w:t xml:space="preserve"> </w:t>
-            </w:r>
-            <w:proofErr w:type="spellStart"/>
-            <w:r>
-              <w:rPr>
-                <w:rFonts w:ascii="Times New Roman" w:hAnsi="Times New Roman" w:cs="Times New Roman"/>
-                <w:kern w:val="0"/>
-                <w:sz w:val="16"/>
-                <w:szCs w:val="16"/>
-              </w:rPr>
-              <w:t>waits</w:t>
-            </w:r>
-            <w:proofErr w:type="spellEnd"/>
-            <w:r>
-              <w:rPr>
-                <w:rFonts w:ascii="Times New Roman" w:hAnsi="Times New Roman" w:cs="Times New Roman"/>
-                <w:kern w:val="0"/>
-                <w:sz w:val="16"/>
-                <w:szCs w:val="16"/>
-              </w:rPr>
-              <w:t xml:space="preserve"> for a </w:t>
-            </w:r>
-            <w:proofErr w:type="spellStart"/>
-            <w:r>
-              <w:rPr>
-                <w:rFonts w:ascii="Times New Roman" w:hAnsi="Times New Roman" w:cs="Times New Roman"/>
-                <w:kern w:val="0"/>
-                <w:sz w:val="16"/>
-                <w:szCs w:val="16"/>
-              </w:rPr>
-              <w:t>signal or timeout</w:t>
-            </w:r>
-            <w:proofErr w:type="spellEnd"/>
-            <w:r>
-              <w:rPr>
-                <w:rFonts w:ascii="Times New Roman" w:hAnsi="Times New Roman" w:cs="Times New Roman"/>
-                <w:kern w:val="0"/>
-                <w:sz w:val="16"/>
-                <w:szCs w:val="16"/>
-              </w:rPr>
-              <w:t>.</w:t>
+                <w:lang w:val="en-US"/>
+              </w:rPr>
+              <w:t>Workflow pauses and waits for a signal or timeout.</w:t>
             </w:r>
           </w:p>
           <w:p>
@@ -7225,6 +7050,7 @@
                 <w:kern w:val="0"/>
                 <w:sz w:val="16"/>
                 <w:szCs w:val="16"/>
+                <w:lang w:val="en-US"/>
               </w:rPr>
               <w:t xml:space="preserve">        </w:t>
             </w:r>

--- a/Temporal-IO_pt.docx
+++ b/Temporal-IO_pt.docx
@@ -1056,6 +1056,7 @@
           <w:ilvl w:val="0"/>
           <w:numId w:val="42"/>
         </w:numPr>
+        <w:spacing w:after="0"/>
       </w:pPr>
       <w:r>
         <w:t>Tratar duplicações</w:t>
@@ -8496,17 +8497,30 @@
         </w:rPr>
         <w:t xml:space="preserve">Temporal Workflow – </w:t>
       </w:r>
-      <w:hyperlink r:id="rId15" w:history="1">
-        <w:r>
-          <w:rPr>
-            <w:rStyle w:val="Hiperligao"/>
-            <w:rFonts w:cs="Times New Roman"/>
-            <w:color w:val="0070C0"/>
-            <w:lang w:val="en-US"/>
-          </w:rPr>
-          <w:t>https://docs.temporal.io/workflows</w:t>
-        </w:r>
-      </w:hyperlink>
+      <w:r>
+        <w:fldChar w:fldCharType="begin"/>
+      </w:r>
+      <w:r>
+        <w:rPr>
+          <w:lang w:val="en-US"/>
+        </w:rPr>
+        <w:instrText>HYPERLINK "https://docs.temporal.io/workflows"</w:instrText>
+      </w:r>
+      <w:r>
+        <w:fldChar w:fldCharType="separate"/>
+      </w:r>
+      <w:r>
+        <w:rPr>
+          <w:rStyle w:val="Hiperligao"/>
+          <w:rFonts w:cs="Times New Roman"/>
+          <w:color w:val="0070C0"/>
+          <w:lang w:val="en-US"/>
+        </w:rPr>
+        <w:t>https://docs.temporal.io/workflows</w:t>
+      </w:r>
+      <w:r>
+        <w:fldChar w:fldCharType="end"/>
+      </w:r>
       <w:r>
         <w:rPr>
           <w:rFonts w:cs="Times New Roman"/>
@@ -8543,7 +8557,7 @@
         </w:rPr>
         <w:t xml:space="preserve">emporal activity – </w:t>
       </w:r>
-      <w:hyperlink r:id="rId16" w:history="1">
+      <w:hyperlink r:id="rId15" w:history="1">
         <w:r>
           <w:rPr>
             <w:rStyle w:val="Hiperligao"/>
@@ -8583,17 +8597,30 @@
         </w:rPr>
         <w:t xml:space="preserve">Temporal worker – </w:t>
       </w:r>
-      <w:hyperlink r:id="rId17" w:history="1">
-        <w:r>
-          <w:rPr>
-            <w:rStyle w:val="Hiperligao"/>
-            <w:rFonts w:cs="Times New Roman"/>
-            <w:color w:val="0070C0"/>
-            <w:lang w:val="en-US"/>
-          </w:rPr>
-          <w:t>https://docs.temporal.io/workers</w:t>
-        </w:r>
-      </w:hyperlink>
+      <w:r>
+        <w:fldChar w:fldCharType="begin"/>
+      </w:r>
+      <w:r>
+        <w:rPr>
+          <w:lang w:val="en-US"/>
+        </w:rPr>
+        <w:instrText>HYPERLINK "https://docs.temporal.io/workers"</w:instrText>
+      </w:r>
+      <w:r>
+        <w:fldChar w:fldCharType="separate"/>
+      </w:r>
+      <w:r>
+        <w:rPr>
+          <w:rStyle w:val="Hiperligao"/>
+          <w:rFonts w:cs="Times New Roman"/>
+          <w:color w:val="0070C0"/>
+          <w:lang w:val="en-US"/>
+        </w:rPr>
+        <w:t>https://docs.temporal.io/workers</w:t>
+      </w:r>
+      <w:r>
+        <w:fldChar w:fldCharType="end"/>
+      </w:r>
       <w:r>
         <w:rPr>
           <w:rFonts w:cs="Times New Roman"/>
@@ -8623,17 +8650,30 @@
         </w:rPr>
         <w:t xml:space="preserve">Retry Policies – </w:t>
       </w:r>
-      <w:hyperlink r:id="rId18" w:history="1">
-        <w:r>
-          <w:rPr>
-            <w:rStyle w:val="Hiperligao"/>
-            <w:rFonts w:cs="Times New Roman"/>
-            <w:color w:val="0070C0"/>
-            <w:lang w:val="en-US"/>
-          </w:rPr>
-          <w:t>https://docs.temporal.io/encyclopedia/retry-policies</w:t>
-        </w:r>
-      </w:hyperlink>
+      <w:r>
+        <w:fldChar w:fldCharType="begin"/>
+      </w:r>
+      <w:r>
+        <w:rPr>
+          <w:lang w:val="en-US"/>
+        </w:rPr>
+        <w:instrText>HYPERLINK "https://docs.temporal.io/encyclopedia/retry-policies"</w:instrText>
+      </w:r>
+      <w:r>
+        <w:fldChar w:fldCharType="separate"/>
+      </w:r>
+      <w:r>
+        <w:rPr>
+          <w:rStyle w:val="Hiperligao"/>
+          <w:rFonts w:cs="Times New Roman"/>
+          <w:color w:val="0070C0"/>
+          <w:lang w:val="en-US"/>
+        </w:rPr>
+        <w:t>https://docs.temporal.io/encyclopedia/retry-policies</w:t>
+      </w:r>
+      <w:r>
+        <w:fldChar w:fldCharType="end"/>
+      </w:r>
       <w:r>
         <w:rPr>
           <w:rFonts w:cs="Times New Roman"/>
@@ -8671,7 +8711,7 @@
         </w:rPr>
         <w:t xml:space="preserve"> </w:t>
       </w:r>
-      <w:hyperlink r:id="rId19" w:history="1">
+      <w:hyperlink r:id="rId16" w:history="1">
         <w:r>
           <w:rPr>
             <w:rStyle w:val="Hiperligao"/>
@@ -8710,17 +8750,30 @@
         </w:rPr>
         <w:t xml:space="preserve">Event History – </w:t>
       </w:r>
-      <w:hyperlink r:id="rId20" w:history="1">
-        <w:r>
-          <w:rPr>
-            <w:rStyle w:val="Hiperligao"/>
-            <w:rFonts w:cs="Times New Roman"/>
-            <w:color w:val="0070C0"/>
-            <w:lang w:val="en-US"/>
-          </w:rPr>
-          <w:t>https://docs.temporal.io/encyclopedia/event-history/</w:t>
-        </w:r>
-      </w:hyperlink>
+      <w:r>
+        <w:fldChar w:fldCharType="begin"/>
+      </w:r>
+      <w:r>
+        <w:rPr>
+          <w:lang w:val="en-US"/>
+        </w:rPr>
+        <w:instrText>HYPERLINK "https://docs.temporal.io/encyclopedia/event-history/"</w:instrText>
+      </w:r>
+      <w:r>
+        <w:fldChar w:fldCharType="separate"/>
+      </w:r>
+      <w:r>
+        <w:rPr>
+          <w:rStyle w:val="Hiperligao"/>
+          <w:rFonts w:cs="Times New Roman"/>
+          <w:color w:val="0070C0"/>
+          <w:lang w:val="en-US"/>
+        </w:rPr>
+        <w:t>https://docs.temporal.io/encyclopedia/event-history/</w:t>
+      </w:r>
+      <w:r>
+        <w:fldChar w:fldCharType="end"/>
+      </w:r>
       <w:r>
         <w:rPr>
           <w:rFonts w:cs="Times New Roman"/>
@@ -8748,7 +8801,7 @@
         </w:rPr>
         <w:t xml:space="preserve">Percebendo o Temporal – </w:t>
       </w:r>
-      <w:hyperlink r:id="rId21" w:history="1">
+      <w:hyperlink r:id="rId17" w:history="1">
         <w:r>
           <w:rPr>
             <w:rStyle w:val="Hiperligao"/>
@@ -8810,7 +8863,7 @@
         </w:rPr>
         <w:t xml:space="preserve"> – </w:t>
       </w:r>
-      <w:hyperlink r:id="rId22" w:history="1">
+      <w:hyperlink r:id="rId18" w:history="1">
         <w:r>
           <w:rPr>
             <w:rStyle w:val="Hiperligao"/>
@@ -8848,17 +8901,30 @@
         </w:rPr>
         <w:t xml:space="preserve">Workflows with Temporal – </w:t>
       </w:r>
-      <w:hyperlink r:id="rId23" w:history="1">
-        <w:r>
-          <w:rPr>
-            <w:rStyle w:val="Hiperligao"/>
-            <w:rFonts w:cs="Times New Roman"/>
-            <w:color w:val="0070C0"/>
-            <w:lang w:val="en-US"/>
-          </w:rPr>
-          <w:t>https://www.youtube.com/watch?v=LulonIoYOP8</w:t>
-        </w:r>
-      </w:hyperlink>
+      <w:r>
+        <w:fldChar w:fldCharType="begin"/>
+      </w:r>
+      <w:r>
+        <w:rPr>
+          <w:lang w:val="en-US"/>
+        </w:rPr>
+        <w:instrText>HYPERLINK "https://www.youtube.com/watch?v=LulonIoYOP8"</w:instrText>
+      </w:r>
+      <w:r>
+        <w:fldChar w:fldCharType="separate"/>
+      </w:r>
+      <w:r>
+        <w:rPr>
+          <w:rStyle w:val="Hiperligao"/>
+          <w:rFonts w:cs="Times New Roman"/>
+          <w:color w:val="0070C0"/>
+          <w:lang w:val="en-US"/>
+        </w:rPr>
+        <w:t>https://www.youtube.com/watch?v=LulonIoYOP8</w:t>
+      </w:r>
+      <w:r>
+        <w:fldChar w:fldCharType="end"/>
+      </w:r>
       <w:r>
         <w:rPr>
           <w:rFonts w:cs="Times New Roman"/>
@@ -8896,7 +8962,7 @@
         </w:rPr>
         <w:t xml:space="preserve"> – </w:t>
       </w:r>
-      <w:hyperlink r:id="rId24" w:history="1">
+      <w:hyperlink r:id="rId19" w:history="1">
         <w:r>
           <w:rPr>
             <w:rStyle w:val="Hiperligao"/>
@@ -8917,9 +8983,9 @@
       </w:r>
     </w:p>
     <w:sectPr>
-      <w:footerReference w:type="even" r:id="rId25"/>
-      <w:footerReference w:type="default" r:id="rId26"/>
-      <w:headerReference w:type="first" r:id="rId27"/>
+      <w:footerReference w:type="even" r:id="rId20"/>
+      <w:footerReference w:type="default" r:id="rId21"/>
+      <w:headerReference w:type="first" r:id="rId22"/>
       <w:pgSz w:w="11906" w:h="16838"/>
       <w:pgMar w:top="1417" w:right="1701" w:bottom="1417" w:left="1701" w:header="708" w:footer="708" w:gutter="0"/>
       <w:cols w:space="708"/>
@@ -14483,6 +14549,7 @@
   <w:style w:type="character" w:default="1" w:styleId="Tipodeletrapredefinidodopargrafo">
     <w:name w:val="Default Paragraph Font"/>
     <w:uiPriority w:val="1"/>
+    <w:semiHidden/>
     <w:unhideWhenUsed/>
   </w:style>
   <w:style w:type="table" w:default="1" w:styleId="Tabelanormal">

--- a/Temporal-IO_pt.docx
+++ b/Temporal-IO_pt.docx
@@ -2263,14 +2263,12 @@
         </w:rPr>
         <w:t xml:space="preserve">sinal periódico que a </w:t>
       </w:r>
-      <w:proofErr w:type="spellStart"/>
-      <w:r>
-        <w:rPr>
-          <w:rFonts w:cs="Times New Roman"/>
-        </w:rPr>
-        <w:t>activity</w:t>
-      </w:r>
-      <w:proofErr w:type="spellEnd"/>
+      <w:r>
+        <w:rPr>
+          <w:rFonts w:cs="Times New Roman"/>
+        </w:rPr>
+        <w:t>Activity</w:t>
+      </w:r>
       <w:r>
         <w:rPr>
           <w:rFonts w:cs="Times New Roman"/>
@@ -8497,30 +8495,17 @@
         </w:rPr>
         <w:t xml:space="preserve">Temporal Workflow – </w:t>
       </w:r>
-      <w:r>
-        <w:fldChar w:fldCharType="begin"/>
-      </w:r>
-      <w:r>
-        <w:rPr>
-          <w:lang w:val="en-US"/>
-        </w:rPr>
-        <w:instrText>HYPERLINK "https://docs.temporal.io/workflows"</w:instrText>
-      </w:r>
-      <w:r>
-        <w:fldChar w:fldCharType="separate"/>
-      </w:r>
-      <w:r>
-        <w:rPr>
-          <w:rStyle w:val="Hiperligao"/>
-          <w:rFonts w:cs="Times New Roman"/>
-          <w:color w:val="0070C0"/>
-          <w:lang w:val="en-US"/>
-        </w:rPr>
-        <w:t>https://docs.temporal.io/workflows</w:t>
-      </w:r>
-      <w:r>
-        <w:fldChar w:fldCharType="end"/>
-      </w:r>
+      <w:hyperlink r:id="rId15" w:history="1">
+        <w:r>
+          <w:rPr>
+            <w:rStyle w:val="Hiperligao"/>
+            <w:rFonts w:cs="Times New Roman"/>
+            <w:color w:val="0070C0"/>
+            <w:lang w:val="en-US"/>
+          </w:rPr>
+          <w:t>https://docs.temporal.io/workflows</w:t>
+        </w:r>
+      </w:hyperlink>
       <w:r>
         <w:rPr>
           <w:rFonts w:cs="Times New Roman"/>
@@ -8557,7 +8542,7 @@
         </w:rPr>
         <w:t xml:space="preserve">emporal activity – </w:t>
       </w:r>
-      <w:hyperlink r:id="rId15" w:history="1">
+      <w:hyperlink r:id="rId16" w:history="1">
         <w:r>
           <w:rPr>
             <w:rStyle w:val="Hiperligao"/>
@@ -8597,30 +8582,17 @@
         </w:rPr>
         <w:t xml:space="preserve">Temporal worker – </w:t>
       </w:r>
-      <w:r>
-        <w:fldChar w:fldCharType="begin"/>
-      </w:r>
-      <w:r>
-        <w:rPr>
-          <w:lang w:val="en-US"/>
-        </w:rPr>
-        <w:instrText>HYPERLINK "https://docs.temporal.io/workers"</w:instrText>
-      </w:r>
-      <w:r>
-        <w:fldChar w:fldCharType="separate"/>
-      </w:r>
-      <w:r>
-        <w:rPr>
-          <w:rStyle w:val="Hiperligao"/>
-          <w:rFonts w:cs="Times New Roman"/>
-          <w:color w:val="0070C0"/>
-          <w:lang w:val="en-US"/>
-        </w:rPr>
-        <w:t>https://docs.temporal.io/workers</w:t>
-      </w:r>
-      <w:r>
-        <w:fldChar w:fldCharType="end"/>
-      </w:r>
+      <w:hyperlink r:id="rId17" w:history="1">
+        <w:r>
+          <w:rPr>
+            <w:rStyle w:val="Hiperligao"/>
+            <w:rFonts w:cs="Times New Roman"/>
+            <w:color w:val="0070C0"/>
+            <w:lang w:val="en-US"/>
+          </w:rPr>
+          <w:t>https://docs.temporal.io/workers</w:t>
+        </w:r>
+      </w:hyperlink>
       <w:r>
         <w:rPr>
           <w:rFonts w:cs="Times New Roman"/>
@@ -8650,30 +8622,17 @@
         </w:rPr>
         <w:t xml:space="preserve">Retry Policies – </w:t>
       </w:r>
-      <w:r>
-        <w:fldChar w:fldCharType="begin"/>
-      </w:r>
-      <w:r>
-        <w:rPr>
-          <w:lang w:val="en-US"/>
-        </w:rPr>
-        <w:instrText>HYPERLINK "https://docs.temporal.io/encyclopedia/retry-policies"</w:instrText>
-      </w:r>
-      <w:r>
-        <w:fldChar w:fldCharType="separate"/>
-      </w:r>
-      <w:r>
-        <w:rPr>
-          <w:rStyle w:val="Hiperligao"/>
-          <w:rFonts w:cs="Times New Roman"/>
-          <w:color w:val="0070C0"/>
-          <w:lang w:val="en-US"/>
-        </w:rPr>
-        <w:t>https://docs.temporal.io/encyclopedia/retry-policies</w:t>
-      </w:r>
-      <w:r>
-        <w:fldChar w:fldCharType="end"/>
-      </w:r>
+      <w:hyperlink r:id="rId18" w:history="1">
+        <w:r>
+          <w:rPr>
+            <w:rStyle w:val="Hiperligao"/>
+            <w:rFonts w:cs="Times New Roman"/>
+            <w:color w:val="0070C0"/>
+            <w:lang w:val="en-US"/>
+          </w:rPr>
+          <w:t>https://docs.temporal.io/encyclopedia/retry-policies</w:t>
+        </w:r>
+      </w:hyperlink>
       <w:r>
         <w:rPr>
           <w:rFonts w:cs="Times New Roman"/>
@@ -8711,7 +8670,7 @@
         </w:rPr>
         <w:t xml:space="preserve"> </w:t>
       </w:r>
-      <w:hyperlink r:id="rId16" w:history="1">
+      <w:hyperlink r:id="rId19" w:history="1">
         <w:r>
           <w:rPr>
             <w:rStyle w:val="Hiperligao"/>
@@ -8750,30 +8709,17 @@
         </w:rPr>
         <w:t xml:space="preserve">Event History – </w:t>
       </w:r>
-      <w:r>
-        <w:fldChar w:fldCharType="begin"/>
-      </w:r>
-      <w:r>
-        <w:rPr>
-          <w:lang w:val="en-US"/>
-        </w:rPr>
-        <w:instrText>HYPERLINK "https://docs.temporal.io/encyclopedia/event-history/"</w:instrText>
-      </w:r>
-      <w:r>
-        <w:fldChar w:fldCharType="separate"/>
-      </w:r>
-      <w:r>
-        <w:rPr>
-          <w:rStyle w:val="Hiperligao"/>
-          <w:rFonts w:cs="Times New Roman"/>
-          <w:color w:val="0070C0"/>
-          <w:lang w:val="en-US"/>
-        </w:rPr>
-        <w:t>https://docs.temporal.io/encyclopedia/event-history/</w:t>
-      </w:r>
-      <w:r>
-        <w:fldChar w:fldCharType="end"/>
-      </w:r>
+      <w:hyperlink r:id="rId20" w:history="1">
+        <w:r>
+          <w:rPr>
+            <w:rStyle w:val="Hiperligao"/>
+            <w:rFonts w:cs="Times New Roman"/>
+            <w:color w:val="0070C0"/>
+            <w:lang w:val="en-US"/>
+          </w:rPr>
+          <w:t>https://docs.temporal.io/encyclopedia/event-history/</w:t>
+        </w:r>
+      </w:hyperlink>
       <w:r>
         <w:rPr>
           <w:rFonts w:cs="Times New Roman"/>
@@ -8801,7 +8747,7 @@
         </w:rPr>
         <w:t xml:space="preserve">Percebendo o Temporal – </w:t>
       </w:r>
-      <w:hyperlink r:id="rId17" w:history="1">
+      <w:hyperlink r:id="rId21" w:history="1">
         <w:r>
           <w:rPr>
             <w:rStyle w:val="Hiperligao"/>
@@ -8863,7 +8809,7 @@
         </w:rPr>
         <w:t xml:space="preserve"> – </w:t>
       </w:r>
-      <w:hyperlink r:id="rId18" w:history="1">
+      <w:hyperlink r:id="rId22" w:history="1">
         <w:r>
           <w:rPr>
             <w:rStyle w:val="Hiperligao"/>
@@ -8901,30 +8847,17 @@
         </w:rPr>
         <w:t xml:space="preserve">Workflows with Temporal – </w:t>
       </w:r>
-      <w:r>
-        <w:fldChar w:fldCharType="begin"/>
-      </w:r>
-      <w:r>
-        <w:rPr>
-          <w:lang w:val="en-US"/>
-        </w:rPr>
-        <w:instrText>HYPERLINK "https://www.youtube.com/watch?v=LulonIoYOP8"</w:instrText>
-      </w:r>
-      <w:r>
-        <w:fldChar w:fldCharType="separate"/>
-      </w:r>
-      <w:r>
-        <w:rPr>
-          <w:rStyle w:val="Hiperligao"/>
-          <w:rFonts w:cs="Times New Roman"/>
-          <w:color w:val="0070C0"/>
-          <w:lang w:val="en-US"/>
-        </w:rPr>
-        <w:t>https://www.youtube.com/watch?v=LulonIoYOP8</w:t>
-      </w:r>
-      <w:r>
-        <w:fldChar w:fldCharType="end"/>
-      </w:r>
+      <w:hyperlink r:id="rId23" w:history="1">
+        <w:r>
+          <w:rPr>
+            <w:rStyle w:val="Hiperligao"/>
+            <w:rFonts w:cs="Times New Roman"/>
+            <w:color w:val="0070C0"/>
+            <w:lang w:val="en-US"/>
+          </w:rPr>
+          <w:t>https://www.youtube.com/watch?v=LulonIoYOP8</w:t>
+        </w:r>
+      </w:hyperlink>
       <w:r>
         <w:rPr>
           <w:rFonts w:cs="Times New Roman"/>
@@ -8962,7 +8895,7 @@
         </w:rPr>
         <w:t xml:space="preserve"> – </w:t>
       </w:r>
-      <w:hyperlink r:id="rId19" w:history="1">
+      <w:hyperlink r:id="rId24" w:history="1">
         <w:r>
           <w:rPr>
             <w:rStyle w:val="Hiperligao"/>
@@ -8983,9 +8916,9 @@
       </w:r>
     </w:p>
     <w:sectPr>
-      <w:footerReference w:type="even" r:id="rId20"/>
-      <w:footerReference w:type="default" r:id="rId21"/>
-      <w:headerReference w:type="first" r:id="rId22"/>
+      <w:footerReference w:type="even" r:id="rId25"/>
+      <w:footerReference w:type="default" r:id="rId26"/>
+      <w:headerReference w:type="first" r:id="rId27"/>
       <w:pgSz w:w="11906" w:h="16838"/>
       <w:pgMar w:top="1417" w:right="1701" w:bottom="1417" w:left="1701" w:header="708" w:footer="708" w:gutter="0"/>
       <w:cols w:space="708"/>

--- a/Temporal-IO_pt.docx
+++ b/Temporal-IO_pt.docx
@@ -1778,12 +1778,15 @@
       <w:pPr>
         <w:pStyle w:val="NormalWeb"/>
         <w:spacing w:before="0" w:beforeAutospacing="0" w:after="0" w:afterAutospacing="0"/>
+        <w:rPr>
+          <w:lang w:val="en-US"/>
+        </w:rPr>
       </w:pPr>
       <w:proofErr w:type="spellStart"/>
       <w:r>
         <w:rPr>
           <w:rStyle w:val="Forte"/>
-          <w:lang w:val="es-ES"/>
+          <w:lang w:val="en-US"/>
         </w:rPr>
         <w:t>Implementação</w:t>
       </w:r>
@@ -1791,7 +1794,7 @@
       <w:r>
         <w:rPr>
           <w:rStyle w:val="Forte"/>
-          <w:lang w:val="es-ES"/>
+          <w:lang w:val="en-US"/>
         </w:rPr>
         <w:t>:</w:t>
       </w:r>
@@ -2368,12 +2371,14 @@
         <w:rPr>
           <w:b/>
           <w:bCs/>
+          <w:lang w:val="en-US"/>
         </w:rPr>
       </w:pPr>
       <w:r>
         <w:rPr>
           <w:b/>
           <w:bCs/>
+          <w:lang w:val="en-US"/>
         </w:rPr>
         <w:t>Interface</w:t>
       </w:r>
@@ -2381,6 +2386,7 @@
         <w:rPr>
           <w:b/>
           <w:bCs/>
+          <w:lang w:val="en-US"/>
         </w:rPr>
         <w:t>:</w:t>
       </w:r>
@@ -3232,14 +3238,26 @@
         <w:spacing w:after="0"/>
         <w:rPr>
           <w:rFonts w:cs="Times New Roman"/>
-        </w:rPr>
-      </w:pPr>
+          <w:lang w:val="en-US"/>
+        </w:rPr>
+      </w:pPr>
+      <w:proofErr w:type="spellStart"/>
       <w:r>
         <w:rPr>
           <w:rFonts w:cs="Times New Roman"/>
           <w:b/>
-        </w:rPr>
-        <w:t>Exemplo de Worker:</w:t>
+          <w:lang w:val="en-US"/>
+        </w:rPr>
+        <w:t>Exemplo</w:t>
+      </w:r>
+      <w:proofErr w:type="spellEnd"/>
+      <w:r>
+        <w:rPr>
+          <w:rFonts w:cs="Times New Roman"/>
+          <w:b/>
+          <w:lang w:val="en-US"/>
+        </w:rPr>
+        <w:t xml:space="preserve"> de Worker:</w:t>
       </w:r>
     </w:p>
     <w:p>
@@ -4192,6 +4210,7 @@
           <w:rFonts w:cs="Times New Roman"/>
           <w:b/>
           <w:bCs/>
+          <w:lang w:val="en-US"/>
         </w:rPr>
       </w:pPr>
       <w:r>
@@ -4199,6 +4218,7 @@
           <w:rFonts w:cs="Times New Roman"/>
           <w:b/>
           <w:bCs/>
+          <w:lang w:val="en-US"/>
         </w:rPr>
         <w:t>Interface</w:t>
       </w:r>
@@ -4207,6 +4227,7 @@
           <w:rFonts w:cs="Times New Roman"/>
           <w:b/>
           <w:bCs/>
+          <w:lang w:val="en-US"/>
         </w:rPr>
         <w:t>:</w:t>
       </w:r>
@@ -5038,6 +5059,7 @@
           <w:rFonts w:cs="Times New Roman"/>
           <w:b/>
           <w:bCs/>
+          <w:lang w:val="en-US"/>
         </w:rPr>
       </w:pPr>
       <w:r>
@@ -5045,6 +5067,7 @@
           <w:rFonts w:cs="Times New Roman"/>
           <w:b/>
           <w:bCs/>
+          <w:lang w:val="en-US"/>
         </w:rPr>
         <w:t>Interface</w:t>
       </w:r>
@@ -5221,16 +5244,20 @@
           <w:rFonts w:cs="Times New Roman"/>
           <w:b/>
           <w:bCs/>
-        </w:rPr>
-      </w:pPr>
+          <w:lang w:val="en-US"/>
+        </w:rPr>
+      </w:pPr>
+      <w:proofErr w:type="spellStart"/>
       <w:r>
         <w:rPr>
           <w:rFonts w:cs="Times New Roman"/>
           <w:b/>
           <w:bCs/>
+          <w:lang w:val="en-US"/>
         </w:rPr>
         <w:t>Implementação</w:t>
       </w:r>
+      <w:proofErr w:type="spellEnd"/>
     </w:p>
     <w:p>
       <w:pPr>
@@ -7256,14 +7283,13 @@
       <w:r>
         <w:rPr>
           <w:rFonts w:cs="Times New Roman"/>
-          <w:noProof/>
           <w:kern w:val="0"/>
         </w:rPr>
         <w:drawing>
-          <wp:inline distT="0" distB="0" distL="0" distR="0" wp14:anchorId="78855C08" wp14:editId="631D762C">
-            <wp:extent cx="4364736" cy="2054669"/>
-            <wp:effectExtent l="0" t="0" r="4445" b="3175"/>
-            <wp:docPr id="639526432" name="Imagem 1" descr="Uma imagem com texto, diagrama, captura de ecrã, Tipo de letra&#10;&#10;Descrição gerada automaticamente"/>
+          <wp:inline distT="0" distB="0" distL="0" distR="0" wp14:anchorId="7D5577A9" wp14:editId="6CAE1102">
+            <wp:extent cx="5013960" cy="3137263"/>
+            <wp:effectExtent l="0" t="0" r="2540" b="0"/>
+            <wp:docPr id="2029710476" name="Imagem 1" descr="Uma imagem com texto, diagrama, captura de ecrã, Esquema&#10;&#10;Descrição gerada automaticamente"/>
             <wp:cNvGraphicFramePr>
               <a:graphicFrameLocks xmlns:a="http://schemas.openxmlformats.org/drawingml/2006/main" noChangeAspect="1"/>
             </wp:cNvGraphicFramePr>
@@ -7271,7 +7297,7 @@
               <a:graphicData uri="http://schemas.openxmlformats.org/drawingml/2006/picture">
                 <pic:pic xmlns:pic="http://schemas.openxmlformats.org/drawingml/2006/picture">
                   <pic:nvPicPr>
-                    <pic:cNvPr id="639526432" name="Imagem 1" descr="Uma imagem com texto, diagrama, captura de ecrã, Tipo de letra&#10;&#10;Descrição gerada automaticamente"/>
+                    <pic:cNvPr id="2029710476" name="Imagem 1" descr="Uma imagem com texto, diagrama, captura de ecrã, Esquema&#10;&#10;Descrição gerada automaticamente"/>
                     <pic:cNvPicPr/>
                   </pic:nvPicPr>
                   <pic:blipFill>
@@ -7283,7 +7309,7 @@
                   <pic:spPr>
                     <a:xfrm>
                       <a:off x="0" y="0"/>
-                      <a:ext cx="4516591" cy="2126153"/>
+                      <a:ext cx="5047310" cy="3158130"/>
                     </a:xfrm>
                     <a:prstGeom prst="rect">
                       <a:avLst/>
@@ -7505,6 +7531,7 @@
           <w:rStyle w:val="Forte"/>
           <w:rFonts w:eastAsiaTheme="majorEastAsia"/>
         </w:rPr>
+        <w:lastRenderedPageBreak/>
         <w:t>History Service – persistência do estado</w:t>
       </w:r>
       <w:r>
@@ -7648,7 +7675,6 @@
           <w:rStyle w:val="Forte"/>
           <w:rFonts w:eastAsiaTheme="majorEastAsia"/>
         </w:rPr>
-        <w:lastRenderedPageBreak/>
         <w:t>Matching</w:t>
       </w:r>
       <w:proofErr w:type="spellEnd"/>
